--- a/03-Python程序设计-项目实战/LS3.3工业互联网数据工程教学方案（第1-8周）v3.0.docx
+++ b/03-Python程序设计-项目实战/LS3.3工业互联网数据工程教学方案（第1-8周）v3.0.docx
@@ -3707,7 +3707,7 @@
         <w:rPr>
           <w:sz w:val="19"/>
         </w:rPr>
-        <w:t xml:space="preserve">  ▍预习知识点：Python基础回顾(C→Python迁移)；venv虚拟环境</w:t>
+        <w:t xml:space="preserve">  ▍预习知识点：Python基础回顾(C→Python迁移)；conda环境</w:t>
       </w:r>
     </w:p>
     <w:p>
@@ -3715,7 +3715,7 @@
         <w:rPr>
           <w:sz w:val="19"/>
         </w:rPr>
-        <w:t xml:space="preserve">  ▍课中检查知识点：五题闯关全过；能创建venv</w:t>
+        <w:t xml:space="preserve">  ▍课中检查知识点：五题闯关全过；能创建conda环境</w:t>
       </w:r>
     </w:p>
     <w:p>
@@ -4206,7 +4206,7 @@
                 <w:szCs w:val="21"/>
                 <w:lang w:val="en-US" w:eastAsia="zh-CN"/>
               </w:rPr>
-              <w:t xml:space="preserve">重庆两江智造集团 · 数字化转型办公室｜进组第一件事不是写代码。方总监下令：全组统一工程底座，'以后所有代码都长在这个模板上。'——工单P1.2：交付标准工程模板（venv+Git+目录规范），模板即资产。</w:t>
+              <w:t>重庆两江智造集团 · 数字化转型办公室｜进组第一件事不是写代码。方总监下令：全组统一工程底座，'以后所有代码都长在这个模板上。'——工单P1.2：交付标准工程模板（conda环境+Git+目录规范），模板即资产。</w:t>
             </w:r>
           </w:p>
         </w:tc>
@@ -4320,7 +4320,7 @@
                 <w:sz w:val="20"/>
                 <w:szCs w:val="20"/>
               </w:rPr>
-              <w:t xml:space="preserve">3.微观：学生首次接触Git与虚拟环境，命令行操作生疏；对“为什么要有这么多配置”存在困惑（能跑就行心态）；此任务是后续7个工单的地基，必须人人达标。</w:t>
+              <w:t>3.微观：学生首次接触Git与conda环境，命令行操作生疏；对“为什么要有这么多配置”存在困惑（能跑就行心态）；此任务是后续7个工单的地基，必须人人达标。</w:t>
             </w:r>
           </w:p>
         </w:tc>
@@ -4410,7 +4410,7 @@
                 <w:kern w:val="0"/>
                 <w:szCs w:val="20"/>
               </w:rPr>
-              <w:t xml:space="preserve">（2）venv虚拟环境与requirements.txt依赖管理；</w:t>
+              <w:t>（2）conda环境与requirements.txt依赖管理；</w:t>
             </w:r>
           </w:p>
           <w:p>
@@ -4518,7 +4518,7 @@
                 <w:kern w:val="0"/>
                 <w:szCs w:val="20"/>
               </w:rPr>
-              <w:t xml:space="preserve">（1）虚拟环境作用的理解（隔离与可复现）；</w:t>
+              <w:t>（1）conda环境作用的理解（隔离与可复现）；</w:t>
             </w:r>
           </w:p>
           <w:p>
@@ -5660,7 +5660,7 @@
                 <w:szCs w:val="20"/>
                 <w:lang w:val="en-US" w:eastAsia="zh-CN"/>
               </w:rPr>
-              <w:t xml:space="preserve">精讲演示venv创建、目录结构与Git工作流；演示pylint检查与black格式化效果；现场评判操作质量；引导A操作、B操作、C记录、D观摩。</w:t>
+              <w:t>精讲演示conda环境创建、目录结构与Git工作流；演示pylint检查与black格式化效果；现场评判操作质量；引导A操作、B操作、C记录、D观摩。</w:t>
             </w:r>
           </w:p>
         </w:tc>
@@ -5694,7 +5694,7 @@
                 <w:szCs w:val="20"/>
                 <w:lang w:val="en-US" w:eastAsia="zh-CN"/>
               </w:rPr>
-              <w:t xml:space="preserve">A类学生完成模板搭建+分支操作闯关；B类学生完成标准结构与首次规范提交；C类完成venv与基本提交；D类观摩并完成init/add/commit跟做。</w:t>
+              <w:t>A类学生完成模板搭建+分支操作闯关；B类学生完成标准结构与首次规范提交；C类完成conda环境与基本提交；D类观摩并完成init/add/commit跟做。</w:t>
             </w:r>
           </w:p>
         </w:tc>
@@ -7740,7 +7740,7 @@
                 <w:kern w:val="0"/>
                 <w:szCs w:val="20"/>
               </w:rPr>
-              <w:t xml:space="preserve">2.设备环境：双创中心302实训室，Python 3.9+、pandas、numpy（venv环境，基于P1.2模板）；</w:t>
+              <w:t>2.设备环境：双创中心302实训室，Python 3.9+、pandas、numpy（conda环境，基于P1.2模板）；</w:t>
             </w:r>
             <w:bookmarkEnd w:id="2"/>
             <w:bookmarkEnd w:id="3"/>

--- a/03-Python程序设计-项目实战/LS3.3工业互联网数据工程教学方案（第1-8周）v3.0.docx
+++ b/03-Python程序设计-项目实战/LS3.3工业互联网数据工程教学方案（第1-8周）v3.0.docx
@@ -113,7 +113,7 @@
                 <w:sz w:val="32"/>
                 <w:szCs w:val="32"/>
               </w:rPr>
-              <w:t xml:space="preserve">开课学院</w:t>
+              <w:t>开课学院</w:t>
             </w:r>
           </w:p>
         </w:tc>
@@ -142,7 +142,7 @@
                 <w:sz w:val="32"/>
                 <w:szCs w:val="32"/>
               </w:rPr>
-              <w:t xml:space="preserve">智能控制学院</w:t>
+              <w:t>智能控制学院</w:t>
             </w:r>
           </w:p>
         </w:tc>
@@ -175,7 +175,7 @@
                 <w:sz w:val="32"/>
                 <w:szCs w:val="32"/>
               </w:rPr>
-              <w:t xml:space="preserve">课程名称</w:t>
+              <w:t>课程名称</w:t>
             </w:r>
           </w:p>
         </w:tc>
@@ -203,7 +203,7 @@
                 <w:szCs w:val="32"/>
                 <w:lang w:val="en-US" w:eastAsia="zh-CN"/>
               </w:rPr>
-              <w:t xml:space="preserve">Python程序设计（项目实战）</w:t>
+              <w:t>Python程序设计（项目实战）</w:t>
             </w:r>
           </w:p>
         </w:tc>
@@ -238,7 +238,7 @@
                 <w:sz w:val="32"/>
                 <w:szCs w:val="32"/>
               </w:rPr>
-              <w:t xml:space="preserve">学习情境</w:t>
+              <w:t>学习情境</w:t>
             </w:r>
           </w:p>
         </w:tc>
@@ -266,7 +266,7 @@
                 <w:szCs w:val="32"/>
                 <w:lang w:val="en-US" w:eastAsia="zh-CN"/>
               </w:rPr>
-              <w:t xml:space="preserve">LS3.3: Python工程项目实战与系统交付</w:t>
+              <w:t>LS3.3: Python工程项目实战与系统交付</w:t>
             </w:r>
           </w:p>
         </w:tc>
@@ -299,7 +299,7 @@
                 <w:sz w:val="32"/>
                 <w:szCs w:val="32"/>
               </w:rPr>
-              <w:t xml:space="preserve">学习领域</w:t>
+              <w:t>学习领域</w:t>
             </w:r>
           </w:p>
         </w:tc>
@@ -328,7 +328,7 @@
                 <w:sz w:val="30"/>
                 <w:szCs w:val="30"/>
               </w:rPr>
-              <w:t xml:space="preserve">LF3: 工业互联网数据分析与智能应用</w:t>
+              <w:t>LF3: 工业互联网数据分析与智能应用</w:t>
             </w:r>
           </w:p>
         </w:tc>
@@ -361,7 +361,7 @@
                 <w:sz w:val="32"/>
                 <w:szCs w:val="32"/>
               </w:rPr>
-              <w:t xml:space="preserve">授课学期</w:t>
+              <w:t>授课学期</w:t>
             </w:r>
           </w:p>
         </w:tc>
@@ -390,7 +390,7 @@
                 <w:sz w:val="32"/>
                 <w:szCs w:val="32"/>
               </w:rPr>
-              <w:t xml:space="preserve">2026 - 2027 学年第二学期</w:t>
+              <w:t>2026 - 2027 学年第二学期</w:t>
             </w:r>
           </w:p>
         </w:tc>
@@ -423,7 +423,7 @@
                 <w:sz w:val="32"/>
                 <w:szCs w:val="32"/>
               </w:rPr>
-              <w:t xml:space="preserve">授课教师</w:t>
+              <w:t>授课教师</w:t>
             </w:r>
           </w:p>
         </w:tc>
@@ -453,7 +453,7 @@
                 <w:sz w:val="32"/>
                 <w:szCs w:val="32"/>
               </w:rPr>
-              <w:t xml:space="preserve">学校教师：</w:t>
+              <w:t>学校教师：</w:t>
             </w:r>
           </w:p>
         </w:tc>
@@ -486,7 +486,7 @@
                 <w:sz w:val="32"/>
                 <w:szCs w:val="32"/>
               </w:rPr>
-              <w:t xml:space="preserve">授课专业及班级</w:t>
+              <w:t>授课专业及班级</w:t>
             </w:r>
           </w:p>
         </w:tc>
@@ -515,7 +515,7 @@
                 <w:sz w:val="32"/>
                 <w:szCs w:val="32"/>
               </w:rPr>
-              <w:t xml:space="preserve">2025级工业互联网应用专业1～2班</w:t>
+              <w:t>2025级工业互联网应用专业1～2班</w:t>
             </w:r>
           </w:p>
         </w:tc>
@@ -548,7 +548,7 @@
                 <w:sz w:val="32"/>
                 <w:szCs w:val="32"/>
               </w:rPr>
-              <w:t xml:space="preserve">总学时</w:t>
+              <w:t>总学时</w:t>
             </w:r>
           </w:p>
         </w:tc>
@@ -579,7 +579,7 @@
                 <w:szCs w:val="32"/>
                 <w:lang w:val="en-US" w:eastAsia="zh-CN"/>
               </w:rPr>
-              <w:t xml:space="preserve">32</w:t>
+              <w:t>32</w:t>
             </w:r>
           </w:p>
         </w:tc>
@@ -612,7 +612,7 @@
                 <w:sz w:val="32"/>
                 <w:szCs w:val="32"/>
               </w:rPr>
-              <w:t xml:space="preserve">备注：</w:t>
+              <w:t>备注：</w:t>
             </w:r>
           </w:p>
         </w:tc>
@@ -639,7 +639,7 @@
                 <w:sz w:val="24"/>
                 <w:szCs w:val="24"/>
               </w:rPr>
-              <w:t xml:space="preserve">工作任务：WT3.3: 工业互联网数据工程项目交付</w:t>
+              <w:t>工作任务：WT3.3: 工业互联网数据工程项目交付</w:t>
             </w:r>
           </w:p>
           <w:p>
@@ -660,7 +660,7 @@
                 <w:sz w:val="24"/>
                 <w:szCs w:val="24"/>
               </w:rPr>
-              <w:t xml:space="preserve">工作情境：3.3 Python项目实战（第1-8周，每周4课时；前置：C语言编程基础）</w:t>
+              <w:t>工作情境：3.3 Python项目实战（第1-8周，每周4课时；前置：C语言编程基础）</w:t>
             </w:r>
           </w:p>
           <w:p>
@@ -681,7 +681,7 @@
                 <w:sz w:val="24"/>
                 <w:szCs w:val="24"/>
               </w:rPr>
-              <w:t xml:space="preserve">课时与考核：每课时40分钟（2课时80分钟）；过程性评价80%+期末20%（详见课程标准与授课计划表）</w:t>
+              <w:t>课时与考核：每课时40分钟（2课时80分钟）；过程性评价80%+期末20%（详见课程标准与授课计划表）</w:t>
             </w:r>
           </w:p>
         </w:tc>
@@ -719,7 +719,7 @@
           <w:color w:val="000000"/>
           <w:sz w:val="28"/>
         </w:rPr>
-        <w:t xml:space="preserve">项目P1 Python工程基础   任务P1.1《C→Python语法快速迁移与基础练习》教学方案</w:t>
+        <w:t>项目P1 Python工程基础   任务P1.1《C→Python语法快速迁移与基础练习》教学方案</w:t>
       </w:r>
     </w:p>
     <w:tbl>
@@ -896,7 +896,7 @@
                 <w:kern w:val="0"/>
                 <w:szCs w:val="20"/>
               </w:rPr>
-              <w:t xml:space="preserve">理实一体</w:t>
+              <w:t>理实一体</w:t>
             </w:r>
           </w:p>
         </w:tc>
@@ -966,7 +966,7 @@
                 <w:szCs w:val="20"/>
                 <w:lang w:val="en-US" w:eastAsia="zh-CN"/>
               </w:rPr>
-              <w:t xml:space="preserve">4</w:t>
+              <w:t>4</w:t>
             </w:r>
           </w:p>
         </w:tc>
@@ -1034,7 +1034,7 @@
                 <w:sz w:val="20"/>
                 <w:szCs w:val="20"/>
               </w:rPr>
-              <w:t xml:space="preserve">双创中心302实训室</w:t>
+              <w:t>双创中心302实训室</w:t>
             </w:r>
           </w:p>
         </w:tc>
@@ -1094,7 +1094,7 @@
                 <w:kern w:val="0"/>
                 <w:szCs w:val="21"/>
               </w:rPr>
-              <w:t xml:space="preserve">1班：第一周星期三下午1-4节</w:t>
+              <w:t>1班：第一周星期三下午1-4节</w:t>
             </w:r>
           </w:p>
         </w:tc>
@@ -1168,7 +1168,7 @@
                 <w:szCs w:val="21"/>
                 <w:lang w:val="en-US" w:eastAsia="zh-CN"/>
               </w:rPr>
-              <w:t xml:space="preserve">重庆两江智造集团 · 数字化转型办公室｜实习第一天，吴工丢来一份《新员工Python能力测评》：'你C语言底子不错，今天把这五道题过了，明天进项目组。'——工单P1.1：五题闯关，完成从C到Python的迁移。</w:t>
+              <w:t>重庆两江智造集团 · 数字化转型办公室｜实习第一天，吴工丢来一份《新员工Python能力测评》：'你C语言底子不错，今天把这五道题过了，明天进项目组。'——工单P1.1：五题闯关，完成从C到Python的迁移。</w:t>
             </w:r>
           </w:p>
         </w:tc>
@@ -1242,47 +1242,47 @@
                 <w:sz w:val="20"/>
                 <w:szCs w:val="20"/>
               </w:rPr>
-              <w:t xml:space="preserve">1.宏观：意愿好能力强A（师傅）占比20%、意愿好能力弱B（组长）占比25%、意愿一般C（操作员）占比40%、无意愿D（学徒）占比15%；</w:t>
-            </w:r>
-          </w:p>
-          <w:p>
-            <w:pPr>
-              <w:spacing w:line="320" w:lineRule="exact"/>
-              <w:rPr>
-                <w:rFonts w:hint="eastAsia" w:ascii="Times New Roman" w:hAnsi="Times New Roman" w:eastAsia="方正仿宋_GBK" w:cs="Times New Roman"/>
-                <w:kern w:val="0"/>
-                <w:sz w:val="20"/>
-                <w:szCs w:val="20"/>
-              </w:rPr>
-            </w:pPr>
-            <w:r>
-              <w:rPr>
-                <w:rFonts w:hint="eastAsia" w:ascii="Times New Roman" w:hAnsi="Times New Roman" w:eastAsia="方正仿宋_GBK" w:cs="Times New Roman"/>
-                <w:kern w:val="0"/>
-                <w:sz w:val="20"/>
-                <w:szCs w:val="20"/>
-              </w:rPr>
-              <w:t xml:space="preserve">2.中观：授课对象为大二学生，已修《C语言编程基础》（控制流、函数、指针、结构体、文件I/O），具备基本编程逻辑；部分学生选修过《Python编程基础》，多数依赖本课第1-2周的集中补强；实行项目驱动+融合式教学；</w:t>
-            </w:r>
-          </w:p>
-          <w:p>
-            <w:pPr>
-              <w:spacing w:line="320" w:lineRule="exact"/>
-              <w:rPr>
-                <w:rFonts w:hint="eastAsia" w:ascii="Times New Roman" w:hAnsi="Times New Roman" w:eastAsia="方正仿宋_GBK" w:cs="Times New Roman"/>
-                <w:kern w:val="0"/>
-                <w:sz w:val="20"/>
-                <w:szCs w:val="20"/>
-              </w:rPr>
-            </w:pPr>
-            <w:r>
-              <w:rPr>
-                <w:rFonts w:hint="eastAsia" w:ascii="Times New Roman" w:hAnsi="Times New Roman" w:eastAsia="方正仿宋_GBK" w:cs="Times New Roman"/>
-                <w:kern w:val="0"/>
-                <w:sz w:val="20"/>
-                <w:szCs w:val="20"/>
-              </w:rPr>
-              <w:t xml:space="preserve">3.微观：学生C语言基础参差不齐（指针、结构体掌握度差异大）；对Python“缩进即语法”“动态类型”需要适应期；C思维定势（先声明后使用、手动管理边界）既是基础也是包袱。</w:t>
+              <w:t>1.宏观：意愿好能力强A（师傅）占比20%、意愿好能力弱B（组长）占比25%、意愿一般C（操作员）占比40%、无意愿D（学徒）占比15%；</w:t>
+            </w:r>
+          </w:p>
+          <w:p>
+            <w:pPr>
+              <w:spacing w:line="320" w:lineRule="exact"/>
+              <w:rPr>
+                <w:rFonts w:hint="eastAsia" w:ascii="Times New Roman" w:hAnsi="Times New Roman" w:eastAsia="方正仿宋_GBK" w:cs="Times New Roman"/>
+                <w:kern w:val="0"/>
+                <w:sz w:val="20"/>
+                <w:szCs w:val="20"/>
+              </w:rPr>
+            </w:pPr>
+            <w:r>
+              <w:rPr>
+                <w:rFonts w:hint="eastAsia" w:ascii="Times New Roman" w:hAnsi="Times New Roman" w:eastAsia="方正仿宋_GBK" w:cs="Times New Roman"/>
+                <w:kern w:val="0"/>
+                <w:sz w:val="20"/>
+                <w:szCs w:val="20"/>
+              </w:rPr>
+              <w:t>2.中观：授课对象为大二学生，已修《C语言编程基础》（控制流、函数、指针、结构体、文件I/O），具备基本编程逻辑；部分学生选修过《Python编程基础》，多数依赖本课第1-2周的集中补强；实行项目驱动+融合式教学；</w:t>
+            </w:r>
+          </w:p>
+          <w:p>
+            <w:pPr>
+              <w:spacing w:line="320" w:lineRule="exact"/>
+              <w:rPr>
+                <w:rFonts w:hint="eastAsia" w:ascii="Times New Roman" w:hAnsi="Times New Roman" w:eastAsia="方正仿宋_GBK" w:cs="Times New Roman"/>
+                <w:kern w:val="0"/>
+                <w:sz w:val="20"/>
+                <w:szCs w:val="20"/>
+              </w:rPr>
+            </w:pPr>
+            <w:r>
+              <w:rPr>
+                <w:rFonts w:hint="eastAsia" w:ascii="Times New Roman" w:hAnsi="Times New Roman" w:eastAsia="方正仿宋_GBK" w:cs="Times New Roman"/>
+                <w:kern w:val="0"/>
+                <w:sz w:val="20"/>
+                <w:szCs w:val="20"/>
+              </w:rPr>
+              <w:t>3.微观：学生C语言基础参差不齐（指针、结构体掌握度差异大）；对Python“缩进即语法”“动态类型”需要适应期；C思维定势（先声明后使用、手动管理边界）既是基础也是包袱。</w:t>
             </w:r>
           </w:p>
         </w:tc>
@@ -1354,61 +1354,61 @@
                 <w:kern w:val="0"/>
                 <w:szCs w:val="20"/>
               </w:rPr>
-              <w:t xml:space="preserve">（1）C→Python语法映射：变量、控制流、函数；</w:t>
-            </w:r>
-          </w:p>
-          <w:p>
-            <w:pPr>
-              <w:spacing w:line="320" w:lineRule="exact"/>
-              <w:rPr>
-                <w:rFonts w:hint="eastAsia" w:ascii="Times New Roman" w:hAnsi="Times New Roman" w:eastAsia="方正仿宋_GBK" w:cs="Times New Roman"/>
-                <w:kern w:val="0"/>
-                <w:szCs w:val="20"/>
-              </w:rPr>
-            </w:pPr>
-            <w:r>
-              <w:rPr>
-                <w:rFonts w:hint="eastAsia" w:ascii="Times New Roman" w:hAnsi="Times New Roman" w:eastAsia="方正仿宋_GBK" w:cs="Times New Roman"/>
-                <w:kern w:val="0"/>
-                <w:szCs w:val="20"/>
-              </w:rPr>
-              <w:t xml:space="preserve">（2）列表、字典、元组三大容器的操作；</w:t>
-            </w:r>
-          </w:p>
-          <w:p>
-            <w:pPr>
-              <w:spacing w:line="320" w:lineRule="exact"/>
-              <w:rPr>
-                <w:rFonts w:hint="eastAsia" w:ascii="Times New Roman" w:hAnsi="Times New Roman" w:eastAsia="方正仿宋_GBK" w:cs="Times New Roman"/>
-                <w:kern w:val="0"/>
-                <w:szCs w:val="20"/>
-              </w:rPr>
-            </w:pPr>
-            <w:r>
-              <w:rPr>
-                <w:rFonts w:hint="eastAsia" w:ascii="Times New Roman" w:hAnsi="Times New Roman" w:eastAsia="方正仿宋_GBK" w:cs="Times New Roman"/>
-                <w:kern w:val="0"/>
-                <w:szCs w:val="20"/>
-              </w:rPr>
-              <w:t xml:space="preserve">（3）类与对象的基本语法（指针→对象视角）；</w:t>
-            </w:r>
-          </w:p>
-          <w:p>
-            <w:pPr>
-              <w:spacing w:line="320" w:lineRule="exact"/>
-              <w:rPr>
-                <w:rFonts w:hint="eastAsia" w:ascii="Times New Roman" w:hAnsi="Times New Roman" w:eastAsia="方正仿宋_GBK" w:cs="Times New Roman"/>
-                <w:kern w:val="0"/>
-                <w:szCs w:val="20"/>
-              </w:rPr>
-            </w:pPr>
-            <w:r>
-              <w:rPr>
-                <w:rFonts w:hint="eastAsia" w:ascii="Times New Roman" w:hAnsi="Times New Roman" w:eastAsia="方正仿宋_GBK" w:cs="Times New Roman"/>
-                <w:kern w:val="0"/>
-                <w:szCs w:val="20"/>
-              </w:rPr>
-              <w:t xml:space="preserve">（4）try/except异常处理结构。</w:t>
+              <w:t>（1）C→Python语法映射：变量、控制流、函数；</w:t>
+            </w:r>
+          </w:p>
+          <w:p>
+            <w:pPr>
+              <w:spacing w:line="320" w:lineRule="exact"/>
+              <w:rPr>
+                <w:rFonts w:hint="eastAsia" w:ascii="Times New Roman" w:hAnsi="Times New Roman" w:eastAsia="方正仿宋_GBK" w:cs="Times New Roman"/>
+                <w:kern w:val="0"/>
+                <w:szCs w:val="20"/>
+              </w:rPr>
+            </w:pPr>
+            <w:r>
+              <w:rPr>
+                <w:rFonts w:hint="eastAsia" w:ascii="Times New Roman" w:hAnsi="Times New Roman" w:eastAsia="方正仿宋_GBK" w:cs="Times New Roman"/>
+                <w:kern w:val="0"/>
+                <w:szCs w:val="20"/>
+              </w:rPr>
+              <w:t>（2）列表、字典、元组三大容器的操作；</w:t>
+            </w:r>
+          </w:p>
+          <w:p>
+            <w:pPr>
+              <w:spacing w:line="320" w:lineRule="exact"/>
+              <w:rPr>
+                <w:rFonts w:hint="eastAsia" w:ascii="Times New Roman" w:hAnsi="Times New Roman" w:eastAsia="方正仿宋_GBK" w:cs="Times New Roman"/>
+                <w:kern w:val="0"/>
+                <w:szCs w:val="20"/>
+              </w:rPr>
+            </w:pPr>
+            <w:r>
+              <w:rPr>
+                <w:rFonts w:hint="eastAsia" w:ascii="Times New Roman" w:hAnsi="Times New Roman" w:eastAsia="方正仿宋_GBK" w:cs="Times New Roman"/>
+                <w:kern w:val="0"/>
+                <w:szCs w:val="20"/>
+              </w:rPr>
+              <w:t>（3）类与对象的基本语法（指针→对象视角）；</w:t>
+            </w:r>
+          </w:p>
+          <w:p>
+            <w:pPr>
+              <w:spacing w:line="320" w:lineRule="exact"/>
+              <w:rPr>
+                <w:rFonts w:hint="eastAsia" w:ascii="Times New Roman" w:hAnsi="Times New Roman" w:eastAsia="方正仿宋_GBK" w:cs="Times New Roman"/>
+                <w:kern w:val="0"/>
+                <w:szCs w:val="20"/>
+              </w:rPr>
+            </w:pPr>
+            <w:r>
+              <w:rPr>
+                <w:rFonts w:hint="eastAsia" w:ascii="Times New Roman" w:hAnsi="Times New Roman" w:eastAsia="方正仿宋_GBK" w:cs="Times New Roman"/>
+                <w:kern w:val="0"/>
+                <w:szCs w:val="20"/>
+              </w:rPr>
+              <w:t>（4）try/except异常处理结构。</w:t>
             </w:r>
           </w:p>
         </w:tc>
@@ -1480,43 +1480,43 @@
                 <w:kern w:val="0"/>
                 <w:szCs w:val="20"/>
               </w:rPr>
-              <w:t xml:space="preserve">（1）引用语义的理解（赋值不拷贝、可变对象共享）；</w:t>
-            </w:r>
-          </w:p>
-          <w:p>
-            <w:pPr>
-              <w:spacing w:line="320" w:lineRule="exact"/>
-              <w:rPr>
-                <w:rFonts w:hint="eastAsia" w:ascii="Times New Roman" w:hAnsi="Times New Roman" w:eastAsia="方正仿宋_GBK" w:cs="Times New Roman"/>
-                <w:kern w:val="0"/>
-                <w:szCs w:val="20"/>
-              </w:rPr>
-            </w:pPr>
-            <w:r>
-              <w:rPr>
-                <w:rFonts w:hint="eastAsia" w:ascii="Times New Roman" w:hAnsi="Times New Roman" w:eastAsia="方正仿宋_GBK" w:cs="Times New Roman"/>
-                <w:kern w:val="0"/>
-                <w:szCs w:val="20"/>
-              </w:rPr>
-              <w:t xml:space="preserve">（2）从结构体思维到对象思维的升级；</w:t>
-            </w:r>
-          </w:p>
-          <w:p>
-            <w:pPr>
-              <w:spacing w:line="320" w:lineRule="exact"/>
-              <w:rPr>
-                <w:rFonts w:hint="eastAsia" w:ascii="Times New Roman" w:hAnsi="Times New Roman" w:eastAsia="方正仿宋_GBK" w:cs="Times New Roman"/>
-                <w:kern w:val="0"/>
-                <w:szCs w:val="20"/>
-              </w:rPr>
-            </w:pPr>
-            <w:r>
-              <w:rPr>
-                <w:rFonts w:hint="eastAsia" w:ascii="Times New Roman" w:hAnsi="Times New Roman" w:eastAsia="方正仿宋_GBK" w:cs="Times New Roman"/>
-                <w:kern w:val="0"/>
-                <w:szCs w:val="20"/>
-              </w:rPr>
-              <w:t xml:space="preserve">（3）缩进即语法的编码纪律建立。</w:t>
+              <w:t>（1）引用语义的理解（赋值不拷贝、可变对象共享）；</w:t>
+            </w:r>
+          </w:p>
+          <w:p>
+            <w:pPr>
+              <w:spacing w:line="320" w:lineRule="exact"/>
+              <w:rPr>
+                <w:rFonts w:hint="eastAsia" w:ascii="Times New Roman" w:hAnsi="Times New Roman" w:eastAsia="方正仿宋_GBK" w:cs="Times New Roman"/>
+                <w:kern w:val="0"/>
+                <w:szCs w:val="20"/>
+              </w:rPr>
+            </w:pPr>
+            <w:r>
+              <w:rPr>
+                <w:rFonts w:hint="eastAsia" w:ascii="Times New Roman" w:hAnsi="Times New Roman" w:eastAsia="方正仿宋_GBK" w:cs="Times New Roman"/>
+                <w:kern w:val="0"/>
+                <w:szCs w:val="20"/>
+              </w:rPr>
+              <w:t>（2）从结构体思维到对象思维的升级；</w:t>
+            </w:r>
+          </w:p>
+          <w:p>
+            <w:pPr>
+              <w:spacing w:line="320" w:lineRule="exact"/>
+              <w:rPr>
+                <w:rFonts w:hint="eastAsia" w:ascii="Times New Roman" w:hAnsi="Times New Roman" w:eastAsia="方正仿宋_GBK" w:cs="Times New Roman"/>
+                <w:kern w:val="0"/>
+                <w:szCs w:val="20"/>
+              </w:rPr>
+            </w:pPr>
+            <w:r>
+              <w:rPr>
+                <w:rFonts w:hint="eastAsia" w:ascii="Times New Roman" w:hAnsi="Times New Roman" w:eastAsia="方正仿宋_GBK" w:cs="Times New Roman"/>
+                <w:kern w:val="0"/>
+                <w:szCs w:val="20"/>
+              </w:rPr>
+              <w:t>（3）缩进即语法的编码纪律建立。</w:t>
             </w:r>
           </w:p>
         </w:tc>
@@ -1638,7 +1638,7 @@
                 <w:kern w:val="0"/>
                 <w:szCs w:val="20"/>
               </w:rPr>
-              <w:t xml:space="preserve">1.教学资料：C/Python双栏对照表、5道渐进式练习题包（含测试用例）、引用语义内存图解、PEP 8速查卡、工单P1.1任务书与评价量表；</w:t>
+              <w:t>1.教学资料：C/Python双栏对照表、5道渐进式练习题包（含测试用例）、引用语义内存图解、PEP 8速查卡、工单P1.1任务书与评价量表；</w:t>
             </w:r>
             <w:bookmarkEnd w:id="2"/>
             <w:bookmarkEnd w:id="3"/>
@@ -1664,7 +1664,7 @@
                 <w:kern w:val="0"/>
                 <w:szCs w:val="20"/>
               </w:rPr>
-              <w:t xml:space="preserve">2.设备环境：双创中心302实训室，Python 3.9+、PyCharm CE、Git；</w:t>
+              <w:t>2.设备环境：双创中心302实训室，Python 3.9+、PyCharm CE、Git；</w:t>
             </w:r>
             <w:bookmarkEnd w:id="2"/>
             <w:bookmarkEnd w:id="3"/>
@@ -1690,7 +1690,7 @@
                 <w:kern w:val="0"/>
                 <w:szCs w:val="20"/>
               </w:rPr>
-              <w:t xml:space="preserve">3.教学平台：课程在线平台（迁移微课、在线判题）。</w:t>
+              <w:t>3.教学平台：课程在线平台（迁移微课、在线判题）。</w:t>
             </w:r>
             <w:bookmarkEnd w:id="2"/>
             <w:bookmarkEnd w:id="3"/>
@@ -1755,7 +1755,7 @@
                 <w:kern w:val="0"/>
                 <w:szCs w:val="20"/>
               </w:rPr>
-              <w:t xml:space="preserve">课前（六步之“资讯·计划”）：教师/师傅(A)/组长(B)发布工单、项目背景资料、线上导学单与代码骨架仓库（Python 3.9+、Git、离线依赖包）；学生克隆仓库、完成预习自测并提交初步实施计划；</w:t>
+              <w:t>课前（六步之“资讯·计划”）：教师/师傅(A)/组长(B)发布工单、项目背景资料、线上导学单与代码骨架仓库（Python 3.9+、Git、离线依赖包）；学生克隆仓库、完成预习自测并提交初步实施计划；</w:t>
             </w:r>
           </w:p>
           <w:p>
@@ -1774,7 +1774,7 @@
                 <w:kern w:val="0"/>
                 <w:szCs w:val="20"/>
               </w:rPr>
-              <w:t xml:space="preserve">课中：决策（备选方案对比→决策矩阵打分→决策结论公示→与实施绑定，实施失误回溯决策复盘）→两轮实施（骨架先行，聚焦集成与优化；知识点按需即时补充，融合式教学）→检查（自检—互检—师查三层质检）→评价（量表+代码评审意见）；A类学生示范讲解（费曼学习法：以教代学）；</w:t>
+              <w:t>课中：决策（备选方案对比→决策矩阵打分→决策结论公示→与实施绑定，实施失误回溯决策复盘）→两轮实施（骨架先行，聚焦集成与优化；知识点按需即时补充，融合式教学）→检查（自检—互检—师查三层质检）→评价（量表+代码评审意见）；A类学生示范讲解（费曼学习法：以教代学）；</w:t>
             </w:r>
           </w:p>
           <w:p>
@@ -1793,7 +1793,7 @@
                 <w:kern w:val="0"/>
                 <w:szCs w:val="20"/>
               </w:rPr>
-              <w:t xml:space="preserve">课后：工单24小时内反馈（代码评审意见：PEP 8/命名/注释/性能四项）；C/D层完成补强任务，A/B层完成性能优化与拓展任务；更新ABCD角色轮换与组内贡献记录。</w:t>
+              <w:t>课后：工单24小时内反馈（代码评审意见：PEP 8/命名/注释/性能四项）；C/D层完成补强任务，A/B层完成性能优化与拓展任务；更新ABCD角色轮换与组内贡献记录。</w:t>
             </w:r>
           </w:p>
         </w:tc>
@@ -1856,7 +1856,7 @@
                 <w:sz w:val="20"/>
                 <w:szCs w:val="20"/>
               </w:rPr>
-              <w:t xml:space="preserve">（1）双栏对照教学法：每个语法点先看C再看Python，降低切换成本；</w:t>
+              <w:t>（1）双栏对照教学法：每个语法点先看C再看Python，降低切换成本；</w:t>
             </w:r>
           </w:p>
           <w:p>
@@ -1877,7 +1877,7 @@
                 <w:sz w:val="20"/>
                 <w:szCs w:val="20"/>
               </w:rPr>
-              <w:t xml:space="preserve">（2）内存图手绘法讲引用语义，可变/不可变一目了然；</w:t>
+              <w:t>（2）内存图手绘法讲引用语义，可变/不可变一目了然；</w:t>
             </w:r>
           </w:p>
           <w:p>
@@ -1898,7 +1898,7 @@
                 <w:sz w:val="20"/>
                 <w:szCs w:val="20"/>
               </w:rPr>
-              <w:t xml:space="preserve">（3）练习题内置自动测试用例，即时验证正确性。</w:t>
+              <w:t>（3）练习题内置自动测试用例，即时验证正确性。</w:t>
             </w:r>
           </w:p>
         </w:tc>
@@ -1960,7 +1960,7 @@
                 <w:szCs w:val="21"/>
                 <w:lang w:val="en-US" w:eastAsia="zh-CN"/>
               </w:rPr>
-              <w:t xml:space="preserve">（1）对C基础薄弱学生提供“前3题保底”路径（及格线≥3题）；</w:t>
+              <w:t>（1）对C基础薄弱学生提供“前3题保底”路径（及格线≥3题）；</w:t>
             </w:r>
           </w:p>
           <w:p>
@@ -1980,7 +1980,7 @@
                 <w:szCs w:val="21"/>
                 <w:lang w:val="en-US" w:eastAsia="zh-CN"/>
               </w:rPr>
-              <w:t xml:space="preserve">（2）对象思维用“结构体+函数指针→类”的演进故事讲解；</w:t>
+              <w:t>（2）对象思维用“结构体+函数指针→类”的演进故事讲解；</w:t>
             </w:r>
           </w:p>
           <w:p>
@@ -2000,7 +2000,7 @@
                 <w:szCs w:val="21"/>
                 <w:lang w:val="en-US" w:eastAsia="zh-CN"/>
               </w:rPr>
-              <w:t xml:space="preserve">（3）缩进错误用IDE实时标红演示，强化肌肉记忆。</w:t>
+              <w:t>（3）缩进错误用IDE实时标红演示，强化肌肉记忆。</w:t>
             </w:r>
           </w:p>
         </w:tc>
@@ -2270,7 +2270,7 @@
                 <w:szCs w:val="20"/>
                 <w:lang w:val="en-US" w:eastAsia="zh-CN"/>
               </w:rPr>
-              <w:t xml:space="preserve">发布任务书/工单与评价标准；准备演示代码、数据集与虚拟产线环境；检查学生机环境与Git仓库。</w:t>
+              <w:t>发布任务书/工单与评价标准；准备演示代码、数据集与虚拟产线环境；检查学生机环境与Git仓库。</w:t>
             </w:r>
           </w:p>
         </w:tc>
@@ -2304,7 +2304,7 @@
                 <w:szCs w:val="20"/>
                 <w:lang w:val="en-US" w:eastAsia="zh-CN"/>
               </w:rPr>
-              <w:t xml:space="preserve">A/B类克隆工程模板并完成环境自检；C/D类观看预习视频并记录疑问；A类尝试预习任务并准备示范要点。</w:t>
+              <w:t>A/B类克隆工程模板并完成环境自检；C/D类观看预习视频并记录疑问；A类尝试预习任务并准备示范要点。</w:t>
             </w:r>
           </w:p>
         </w:tc>
@@ -2336,7 +2336,7 @@
                 <w:sz w:val="20"/>
                 <w:szCs w:val="20"/>
               </w:rPr>
-              <w:t xml:space="preserve">完成预习与资源到位</w:t>
+              <w:t>完成预习与资源到位</w:t>
             </w:r>
           </w:p>
         </w:tc>
@@ -2434,7 +2434,7 @@
                 <w:szCs w:val="20"/>
                 <w:lang w:val="en-US" w:eastAsia="zh-CN"/>
               </w:rPr>
-              <w:t xml:space="preserve">情境导入（企业项目需求/真实数据/问题驱动）；明确本任务交付物与验收标准；提示工程规范要求。</w:t>
+              <w:t>情境导入（企业项目需求/真实数据/问题驱动）；明确本任务交付物与验收标准；提示工程规范要求。</w:t>
             </w:r>
           </w:p>
         </w:tc>
@@ -2468,7 +2468,7 @@
                 <w:szCs w:val="20"/>
                 <w:lang w:val="en-US" w:eastAsia="zh-CN"/>
               </w:rPr>
-              <w:t xml:space="preserve">围绕任务书进行要点提取；小组讨论“交付标准+风险点”，制定实施计划。</w:t>
+              <w:t>围绕任务书进行要点提取；小组讨论“交付标准+风险点”，制定实施计划。</w:t>
             </w:r>
           </w:p>
         </w:tc>
@@ -2502,7 +2502,7 @@
                 <w:szCs w:val="20"/>
                 <w:lang w:val="en-US" w:eastAsia="zh-CN"/>
               </w:rPr>
-              <w:t xml:space="preserve">建立任务目标与工程代入感</w:t>
+              <w:t>建立任务目标与工程代入感</w:t>
             </w:r>
           </w:p>
         </w:tc>
@@ -2527,7 +2527,7 @@
                 <w:kern w:val="0"/>
                 <w:szCs w:val="20"/>
               </w:rPr>
-              <w:t xml:space="preserve">15min</w:t>
+              <w:t>15min</w:t>
             </w:r>
           </w:p>
         </w:tc>
@@ -2622,7 +2622,7 @@
                 <w:szCs w:val="20"/>
                 <w:lang w:val="en-US" w:eastAsia="zh-CN"/>
               </w:rPr>
-              <w:t xml:space="preserve">精讲演示语法迁移要点（控制流/函数/容器/类）；现场演示5道题的解题思路与测试运行；现场评判操作质量；引导A操作、B操作、C记录、D观摩。</w:t>
+              <w:t>精讲演示语法迁移要点（控制流/函数/容器/类）；现场演示5道题的解题思路与测试运行；现场评判操作质量；引导A操作、B操作、C记录、D观摩。</w:t>
             </w:r>
           </w:p>
         </w:tc>
@@ -2656,7 +2656,7 @@
                 <w:szCs w:val="20"/>
                 <w:lang w:val="en-US" w:eastAsia="zh-CN"/>
               </w:rPr>
-              <w:t xml:space="preserve">A类学生完成全部5题并讲解容器选择理由；B类学生完成前4题；C类完成前3题（控制流+容器）；D类观摩并完成第1、2题跟做。</w:t>
+              <w:t>A类学生完成全部5题并讲解容器选择理由；B类学生完成前4题；C类完成前3题（控制流+容器）；D类观摩并完成第1、2题跟做。</w:t>
             </w:r>
           </w:p>
         </w:tc>
@@ -2682,7 +2682,7 @@
                 <w:kern w:val="0"/>
                 <w:szCs w:val="20"/>
               </w:rPr>
-              <w:t xml:space="preserve">完成语法迁移与基础验证；</w:t>
+              <w:t>完成语法迁移与基础验证；</w:t>
             </w:r>
           </w:p>
           <w:p>
@@ -2701,7 +2701,7 @@
                 <w:kern w:val="0"/>
                 <w:szCs w:val="20"/>
               </w:rPr>
-              <w:t xml:space="preserve">形成C→Python迁移笔记与关键注意点。</w:t>
+              <w:t>形成C→Python迁移笔记与关键注意点。</w:t>
             </w:r>
           </w:p>
         </w:tc>
@@ -2728,7 +2728,7 @@
                 <w:szCs w:val="20"/>
                 <w:lang w:val="en-US" w:eastAsia="zh-CN"/>
               </w:rPr>
-              <w:t xml:space="preserve">55min</w:t>
+              <w:t>55min</w:t>
             </w:r>
           </w:p>
         </w:tc>
@@ -2784,7 +2784,7 @@
                 <w:kern w:val="0"/>
                 <w:szCs w:val="20"/>
               </w:rPr>
-              <w:t xml:space="preserve">1.A类汇报操作成果与问题。2.点评关键点：实现正确性、性能意识、代码规范、协作效率。</w:t>
+              <w:t>1.A类汇报操作成果与问题。2.点评关键点：实现正确性、性能意识、代码规范、协作效率。</w:t>
             </w:r>
           </w:p>
         </w:tc>
@@ -2810,7 +2810,7 @@
                 <w:kern w:val="0"/>
                 <w:szCs w:val="20"/>
               </w:rPr>
-              <w:t xml:space="preserve">复盘：A类总结难点转化为给B/C/D类的“避坑指南”。</w:t>
+              <w:t>复盘：A类总结难点转化为给B/C/D类的“避坑指南”。</w:t>
             </w:r>
           </w:p>
         </w:tc>
@@ -2836,7 +2836,7 @@
                 <w:kern w:val="0"/>
                 <w:szCs w:val="20"/>
               </w:rPr>
-              <w:t xml:space="preserve">形成可迁移经验与统一规范。沉淀可复用方法，促进反思与表达。</w:t>
+              <w:t>形成可迁移经验与统一规范。沉淀可复用方法，促进反思与表达。</w:t>
             </w:r>
           </w:p>
         </w:tc>
@@ -2862,7 +2862,7 @@
                 <w:szCs w:val="20"/>
                 <w:lang w:val="en-US" w:eastAsia="zh-CN"/>
               </w:rPr>
-              <w:t xml:space="preserve">10min</w:t>
+              <w:t>10min</w:t>
             </w:r>
           </w:p>
         </w:tc>
@@ -2949,7 +2949,7 @@
                 <w:kern w:val="0"/>
                 <w:szCs w:val="20"/>
               </w:rPr>
-              <w:t xml:space="preserve">任务检查：检查B/C/D学生练习进度；回顾引用语义与对象要点；监督/评判；巡回指导排错。</w:t>
+              <w:t>任务检查：检查B/C/D学生练习进度；回顾引用语义与对象要点；监督/评判；巡回指导排错。</w:t>
             </w:r>
           </w:p>
         </w:tc>
@@ -2976,7 +2976,7 @@
                 <w:kern w:val="0"/>
                 <w:szCs w:val="20"/>
               </w:rPr>
-              <w:t xml:space="preserve">B类学生完成第5题（类与对象）并提交Git仓库；C/D类学生补齐前3题；A类学生优化代码风格冲击PEP 8≥85%。</w:t>
+              <w:t>B类学生完成第5题（类与对象）并提交Git仓库；C/D类学生补齐前3题；A类学生优化代码风格冲击PEP 8≥85%。</w:t>
             </w:r>
           </w:p>
         </w:tc>
@@ -3002,7 +3002,7 @@
                 <w:kern w:val="0"/>
                 <w:szCs w:val="20"/>
               </w:rPr>
-              <w:t xml:space="preserve">完成工单P1.1并达标（≥3题正确+PEP 8≥75%）。</w:t>
+              <w:t>完成工单P1.1并达标（≥3题正确+PEP 8≥75%）。</w:t>
             </w:r>
           </w:p>
         </w:tc>
@@ -3028,7 +3028,7 @@
                 <w:szCs w:val="20"/>
                 <w:lang w:val="en-US" w:eastAsia="zh-CN"/>
               </w:rPr>
-              <w:t xml:space="preserve">65min</w:t>
+              <w:t>65min</w:t>
             </w:r>
           </w:p>
         </w:tc>
@@ -3084,7 +3084,7 @@
                 <w:kern w:val="0"/>
                 <w:szCs w:val="20"/>
               </w:rPr>
-              <w:t xml:space="preserve">1.各小组汇报工单成果与问题；2.点评关键点：功能完成度、工程质量、创新点；3.布置课后任务与下次课预习。</w:t>
+              <w:t>1.各小组汇报工单成果与问题；2.点评关键点：功能完成度、工程质量、创新点；3.布置课后任务与下次课预习。</w:t>
             </w:r>
           </w:p>
         </w:tc>
@@ -3110,7 +3110,7 @@
                 <w:kern w:val="0"/>
                 <w:szCs w:val="20"/>
               </w:rPr>
-              <w:t xml:space="preserve">小组代表汇报成果与问题；完成互评与个人反思；提交工单与过程记录。</w:t>
+              <w:t>小组代表汇报成果与问题；完成互评与个人反思；提交工单与过程记录。</w:t>
             </w:r>
           </w:p>
         </w:tc>
@@ -3136,7 +3136,7 @@
                 <w:kern w:val="0"/>
                 <w:szCs w:val="20"/>
               </w:rPr>
-              <w:t xml:space="preserve">训练决策能力与团队协作。培养总结反思能力与持续改进意识；通过汇报提升表达与逻辑思维能力。</w:t>
+              <w:t>训练决策能力与团队协作。培养总结反思能力与持续改进意识；通过汇报提升表达与逻辑思维能力。</w:t>
             </w:r>
           </w:p>
         </w:tc>
@@ -3161,7 +3161,7 @@
                 <w:szCs w:val="20"/>
                 <w:lang w:val="en-US" w:eastAsia="zh-CN"/>
               </w:rPr>
-              <w:t xml:space="preserve">15min</w:t>
+              <w:t>15min</w:t>
             </w:r>
           </w:p>
         </w:tc>
@@ -3389,7 +3389,7 @@
                 <w:kern w:val="0"/>
                 <w:szCs w:val="20"/>
               </w:rPr>
-              <w:t xml:space="preserve">推送提升任务（技能竞赛/1+X证书/性能优化挑战）；收集数据用于诊改。</w:t>
+              <w:t>推送提升任务（技能竞赛/1+X证书/性能优化挑战）；收集数据用于诊改。</w:t>
             </w:r>
           </w:p>
         </w:tc>
@@ -3416,7 +3416,7 @@
                 <w:szCs w:val="20"/>
                 <w:lang w:val="en-US" w:eastAsia="zh-CN"/>
               </w:rPr>
-              <w:t xml:space="preserve">C/D类完成迁移对照笔记整理；A/B类完成5题全对并冲击优秀标准（PEP 8≥85%+命名规范）；预习PEP 8与Git工作流。</w:t>
+              <w:t>C/D类完成迁移对照笔记整理；A/B类完成5题全对并冲击优秀标准（PEP 8≥85%+命名规范）；预习PEP 8与Git工作流。</w:t>
             </w:r>
           </w:p>
         </w:tc>
@@ -3442,7 +3442,7 @@
                 <w:kern w:val="0"/>
                 <w:szCs w:val="20"/>
               </w:rPr>
-              <w:t xml:space="preserve">巩固迁移与持续改进</w:t>
+              <w:t>巩固迁移与持续改进</w:t>
             </w:r>
           </w:p>
         </w:tc>
@@ -3471,7 +3471,7 @@
                 <w:szCs w:val="20"/>
                 <w:lang w:val="en-US" w:eastAsia="zh-CN"/>
               </w:rPr>
-              <w:t xml:space="preserve">课后</w:t>
+              <w:t>课后</w:t>
             </w:r>
           </w:p>
         </w:tc>
@@ -3577,25 +3577,25 @@
                 <w:kern w:val="0"/>
                 <w:szCs w:val="20"/>
               </w:rPr>
-              <w:t xml:space="preserve">从练习通过题数、测试用例通过率、PEP 8规范率、协作表现四个维度记录过程性数据；</w:t>
-            </w:r>
-          </w:p>
-          <w:p>
-            <w:pPr>
-              <w:spacing w:line="320" w:lineRule="exact"/>
-              <w:rPr>
-                <w:rFonts w:hint="eastAsia" w:ascii="Times New Roman" w:hAnsi="Times New Roman" w:eastAsia="方正仿宋_GBK" w:cs="Times New Roman"/>
-                <w:kern w:val="0"/>
-                <w:szCs w:val="20"/>
-              </w:rPr>
-            </w:pPr>
-            <w:r>
-              <w:rPr>
-                <w:rFonts w:hint="eastAsia" w:ascii="Times New Roman" w:hAnsi="Times New Roman" w:eastAsia="方正仿宋_GBK" w:cs="Times New Roman"/>
-                <w:kern w:val="0"/>
-                <w:szCs w:val="20"/>
-              </w:rPr>
-              <w:t xml:space="preserve">统计C基础与Python上手速度的相关性，识别需重点关注学生。</w:t>
+              <w:t>从练习通过题数、测试用例通过率、PEP 8规范率、协作表现四个维度记录过程性数据；</w:t>
+            </w:r>
+          </w:p>
+          <w:p>
+            <w:pPr>
+              <w:spacing w:line="320" w:lineRule="exact"/>
+              <w:rPr>
+                <w:rFonts w:hint="eastAsia" w:ascii="Times New Roman" w:hAnsi="Times New Roman" w:eastAsia="方正仿宋_GBK" w:cs="Times New Roman"/>
+                <w:kern w:val="0"/>
+                <w:szCs w:val="20"/>
+              </w:rPr>
+            </w:pPr>
+            <w:r>
+              <w:rPr>
+                <w:rFonts w:hint="eastAsia" w:ascii="Times New Roman" w:hAnsi="Times New Roman" w:eastAsia="方正仿宋_GBK" w:cs="Times New Roman"/>
+                <w:kern w:val="0"/>
+                <w:szCs w:val="20"/>
+              </w:rPr>
+              <w:t>统计C基础与Python上手速度的相关性，识别需重点关注学生。</w:t>
             </w:r>
           </w:p>
         </w:tc>
@@ -3651,35 +3651,35 @@
               <w:rPr>
                 <w:rFonts w:hint="eastAsia" w:ascii="Times New Roman" w:hAnsi="Times New Roman" w:eastAsia="方正仿宋_GBK" w:cs="Times New Roman"/>
               </w:rPr>
-              <w:t xml:space="preserve">针对引用语义误区建立“内存图”专题练习；</w:t>
-            </w:r>
-          </w:p>
-          <w:p>
-            <w:pPr>
-              <w:spacing w:line="320" w:lineRule="exact"/>
-              <w:rPr>
-                <w:rFonts w:hint="eastAsia" w:ascii="Times New Roman" w:hAnsi="Times New Roman" w:eastAsia="方正仿宋_GBK" w:cs="Times New Roman"/>
-              </w:rPr>
-            </w:pPr>
-            <w:r>
-              <w:rPr>
-                <w:rFonts w:hint="eastAsia" w:ascii="Times New Roman" w:hAnsi="Times New Roman" w:eastAsia="方正仿宋_GBK" w:cs="Times New Roman"/>
-              </w:rPr>
-              <w:t xml:space="preserve">对C基础薄弱学生发放补强包（指针/结构体要点+对照练习）；调整下周分组确保强弱搭配。</w:t>
-            </w:r>
-          </w:p>
-          <w:p>
-            <w:pPr>
-              <w:spacing w:line="320" w:lineRule="exact"/>
-              <w:rPr>
-                <w:rFonts w:hint="eastAsia" w:ascii="Times New Roman" w:hAnsi="Times New Roman" w:eastAsia="方正仿宋_GBK" w:cs="Times New Roman"/>
-              </w:rPr>
-            </w:pPr>
-            <w:r>
-              <w:rPr>
-                <w:rFonts w:hint="eastAsia" w:ascii="Times New Roman" w:hAnsi="Times New Roman" w:eastAsia="方正仿宋_GBK" w:cs="Times New Roman"/>
-              </w:rPr>
-              <w:t xml:space="preserve">本周更新ABCD角色轮换表与组内贡献记录（个人问责，防搭便车）。</w:t>
+              <w:t>针对引用语义误区建立“内存图”专题练习；</w:t>
+            </w:r>
+          </w:p>
+          <w:p>
+            <w:pPr>
+              <w:spacing w:line="320" w:lineRule="exact"/>
+              <w:rPr>
+                <w:rFonts w:hint="eastAsia" w:ascii="Times New Roman" w:hAnsi="Times New Roman" w:eastAsia="方正仿宋_GBK" w:cs="Times New Roman"/>
+              </w:rPr>
+            </w:pPr>
+            <w:r>
+              <w:rPr>
+                <w:rFonts w:hint="eastAsia" w:ascii="Times New Roman" w:hAnsi="Times New Roman" w:eastAsia="方正仿宋_GBK" w:cs="Times New Roman"/>
+              </w:rPr>
+              <w:t>对C基础薄弱学生发放补强包（指针/结构体要点+对照练习）；调整下周分组确保强弱搭配。</w:t>
+            </w:r>
+          </w:p>
+          <w:p>
+            <w:pPr>
+              <w:spacing w:line="320" w:lineRule="exact"/>
+              <w:rPr>
+                <w:rFonts w:hint="eastAsia" w:ascii="Times New Roman" w:hAnsi="Times New Roman" w:eastAsia="方正仿宋_GBK" w:cs="Times New Roman"/>
+              </w:rPr>
+            </w:pPr>
+            <w:r>
+              <w:rPr>
+                <w:rFonts w:hint="eastAsia" w:ascii="Times New Roman" w:hAnsi="Times New Roman" w:eastAsia="方正仿宋_GBK" w:cs="Times New Roman"/>
+              </w:rPr>
+              <w:t>本周更新ABCD角色轮换表与组内贡献记录（个人问责，防搭便车）。</w:t>
             </w:r>
           </w:p>
         </w:tc>
@@ -3757,7 +3757,7 @@
           <w:color w:val="000000"/>
           <w:sz w:val="28"/>
         </w:rPr>
-        <w:t xml:space="preserve">项目P1 Python工程基础   任务P1.2《工程规范与开发工具链——标准工程模板交付》教学方案</w:t>
+        <w:t>项目P1 Python工程基础   任务P1.2《工程规范与开发工具链——标准工程模板交付》教学方案</w:t>
       </w:r>
     </w:p>
     <w:tbl>
@@ -3934,7 +3934,7 @@
                 <w:kern w:val="0"/>
                 <w:szCs w:val="20"/>
               </w:rPr>
-              <w:t xml:space="preserve">理实一体</w:t>
+              <w:t>理实一体</w:t>
             </w:r>
           </w:p>
         </w:tc>
@@ -4004,7 +4004,7 @@
                 <w:szCs w:val="20"/>
                 <w:lang w:val="en-US" w:eastAsia="zh-CN"/>
               </w:rPr>
-              <w:t xml:space="preserve">4</w:t>
+              <w:t>4</w:t>
             </w:r>
           </w:p>
         </w:tc>
@@ -4072,7 +4072,7 @@
                 <w:sz w:val="20"/>
                 <w:szCs w:val="20"/>
               </w:rPr>
-              <w:t xml:space="preserve">双创中心302实训室</w:t>
+              <w:t>双创中心302实训室</w:t>
             </w:r>
           </w:p>
         </w:tc>
@@ -4132,7 +4132,7 @@
                 <w:kern w:val="0"/>
                 <w:szCs w:val="21"/>
               </w:rPr>
-              <w:t xml:space="preserve">1班：第二周星期三下午1-4节</w:t>
+              <w:t>1班：第二周星期三下午1-4节</w:t>
             </w:r>
           </w:p>
         </w:tc>
@@ -4280,27 +4280,27 @@
                 <w:sz w:val="20"/>
                 <w:szCs w:val="20"/>
               </w:rPr>
-              <w:t xml:space="preserve">1.宏观：意愿好能力强A（师傅）占比20%、意愿好能力弱B（组长）占比25%、意愿一般C（操作员）占比40%、无意愿D（学徒）占比15%；</w:t>
-            </w:r>
-          </w:p>
-          <w:p>
-            <w:pPr>
-              <w:spacing w:line="320" w:lineRule="exact"/>
-              <w:rPr>
-                <w:rFonts w:hint="eastAsia" w:ascii="Times New Roman" w:hAnsi="Times New Roman" w:eastAsia="方正仿宋_GBK" w:cs="Times New Roman"/>
-                <w:kern w:val="0"/>
-                <w:sz w:val="20"/>
-                <w:szCs w:val="20"/>
-              </w:rPr>
-            </w:pPr>
-            <w:r>
-              <w:rPr>
-                <w:rFonts w:hint="eastAsia" w:ascii="Times New Roman" w:hAnsi="Times New Roman" w:eastAsia="方正仿宋_GBK" w:cs="Times New Roman"/>
-                <w:kern w:val="0"/>
-                <w:sz w:val="20"/>
-                <w:szCs w:val="20"/>
-              </w:rPr>
-              <w:t xml:space="preserve">2.中观：授课对象为大二学生，已修《C语言编程基础》（控制流、函数、指针、结构体、文件I/O），具备基本编程逻辑；部分学生选修过《Python编程基础》，多数依赖本课第1-2周的集中补强；实行项目驱动+融合式教学；</w:t>
+              <w:t>1.宏观：意愿好能力强A（师傅）占比20%、意愿好能力弱B（组长）占比25%、意愿一般C（操作员）占比40%、无意愿D（学徒）占比15%；</w:t>
+            </w:r>
+          </w:p>
+          <w:p>
+            <w:pPr>
+              <w:spacing w:line="320" w:lineRule="exact"/>
+              <w:rPr>
+                <w:rFonts w:hint="eastAsia" w:ascii="Times New Roman" w:hAnsi="Times New Roman" w:eastAsia="方正仿宋_GBK" w:cs="Times New Roman"/>
+                <w:kern w:val="0"/>
+                <w:sz w:val="20"/>
+                <w:szCs w:val="20"/>
+              </w:rPr>
+            </w:pPr>
+            <w:r>
+              <w:rPr>
+                <w:rFonts w:hint="eastAsia" w:ascii="Times New Roman" w:hAnsi="Times New Roman" w:eastAsia="方正仿宋_GBK" w:cs="Times New Roman"/>
+                <w:kern w:val="0"/>
+                <w:sz w:val="20"/>
+                <w:szCs w:val="20"/>
+              </w:rPr>
+              <w:t>2.中观：授课对象为大二学生，已修《C语言编程基础》（控制流、函数、指针、结构体、文件I/O），具备基本编程逻辑；部分学生选修过《Python编程基础》，多数依赖本课第1-2周的集中补强；实行项目驱动+融合式教学；</w:t>
             </w:r>
           </w:p>
           <w:p>
@@ -4392,7 +4392,7 @@
                 <w:kern w:val="0"/>
                 <w:szCs w:val="20"/>
               </w:rPr>
-              <w:t xml:space="preserve">（1）PEP 8规范核心条款与自动检查（pylint/flake8/black）；</w:t>
+              <w:t>（1）PEP 8规范核心条款与自动检查（pylint/flake8/black）；</w:t>
             </w:r>
           </w:p>
           <w:p>
@@ -4428,25 +4428,25 @@
                 <w:kern w:val="0"/>
                 <w:szCs w:val="20"/>
               </w:rPr>
-              <w:t xml:space="preserve">（3）Git五步工作流（init/add/commit/branch/merge）与commit规范；</w:t>
-            </w:r>
-          </w:p>
-          <w:p>
-            <w:pPr>
-              <w:spacing w:line="320" w:lineRule="exact"/>
-              <w:rPr>
-                <w:rFonts w:hint="eastAsia" w:ascii="Times New Roman" w:hAnsi="Times New Roman" w:eastAsia="方正仿宋_GBK" w:cs="Times New Roman"/>
-                <w:kern w:val="0"/>
-                <w:szCs w:val="20"/>
-              </w:rPr>
-            </w:pPr>
-            <w:r>
-              <w:rPr>
-                <w:rFonts w:hint="eastAsia" w:ascii="Times New Roman" w:hAnsi="Times New Roman" w:eastAsia="方正仿宋_GBK" w:cs="Times New Roman"/>
-                <w:kern w:val="0"/>
-                <w:szCs w:val="20"/>
-              </w:rPr>
-              <w:t xml:space="preserve">（4）标准项目结构（src/tests/docs/data/config）与pytest入门。</w:t>
+              <w:t>（3）Git五步工作流（init/add/commit/branch/merge）与commit规范；</w:t>
+            </w:r>
+          </w:p>
+          <w:p>
+            <w:pPr>
+              <w:spacing w:line="320" w:lineRule="exact"/>
+              <w:rPr>
+                <w:rFonts w:hint="eastAsia" w:ascii="Times New Roman" w:hAnsi="Times New Roman" w:eastAsia="方正仿宋_GBK" w:cs="Times New Roman"/>
+                <w:kern w:val="0"/>
+                <w:szCs w:val="20"/>
+              </w:rPr>
+            </w:pPr>
+            <w:r>
+              <w:rPr>
+                <w:rFonts w:hint="eastAsia" w:ascii="Times New Roman" w:hAnsi="Times New Roman" w:eastAsia="方正仿宋_GBK" w:cs="Times New Roman"/>
+                <w:kern w:val="0"/>
+                <w:szCs w:val="20"/>
+              </w:rPr>
+              <w:t>（4）标准项目结构（src/tests/docs/data/config）与pytest入门。</w:t>
             </w:r>
           </w:p>
         </w:tc>
@@ -4536,25 +4536,25 @@
                 <w:kern w:val="0"/>
                 <w:szCs w:val="20"/>
               </w:rPr>
-              <w:t xml:space="preserve">（2）Git分支模型的运用时机；</w:t>
-            </w:r>
-          </w:p>
-          <w:p>
-            <w:pPr>
-              <w:spacing w:line="320" w:lineRule="exact"/>
-              <w:rPr>
-                <w:rFonts w:hint="eastAsia" w:ascii="Times New Roman" w:hAnsi="Times New Roman" w:eastAsia="方正仿宋_GBK" w:cs="Times New Roman"/>
-                <w:kern w:val="0"/>
-                <w:szCs w:val="20"/>
-              </w:rPr>
-            </w:pPr>
-            <w:r>
-              <w:rPr>
-                <w:rFonts w:hint="eastAsia" w:ascii="Times New Roman" w:hAnsi="Times New Roman" w:eastAsia="方正仿宋_GBK" w:cs="Times New Roman"/>
-                <w:kern w:val="0"/>
-                <w:szCs w:val="20"/>
-              </w:rPr>
-              <w:t xml:space="preserve">（3）从“能跑就行”到“规范交付”的工程心态转变。</w:t>
+              <w:t>（2）Git分支模型的运用时机；</w:t>
+            </w:r>
+          </w:p>
+          <w:p>
+            <w:pPr>
+              <w:spacing w:line="320" w:lineRule="exact"/>
+              <w:rPr>
+                <w:rFonts w:hint="eastAsia" w:ascii="Times New Roman" w:hAnsi="Times New Roman" w:eastAsia="方正仿宋_GBK" w:cs="Times New Roman"/>
+                <w:kern w:val="0"/>
+                <w:szCs w:val="20"/>
+              </w:rPr>
+            </w:pPr>
+            <w:r>
+              <w:rPr>
+                <w:rFonts w:hint="eastAsia" w:ascii="Times New Roman" w:hAnsi="Times New Roman" w:eastAsia="方正仿宋_GBK" w:cs="Times New Roman"/>
+                <w:kern w:val="0"/>
+                <w:szCs w:val="20"/>
+              </w:rPr>
+              <w:t>（3）从“能跑就行”到“规范交付”的工程心态转变。</w:t>
             </w:r>
           </w:p>
         </w:tc>
@@ -4676,7 +4676,7 @@
                 <w:kern w:val="0"/>
                 <w:szCs w:val="20"/>
               </w:rPr>
-              <w:t xml:space="preserve">1.教学资料：企业真实项目结构样例、Git闯关练习（四关任务卡）、pylint/black配置文件模板、pytest示例、工单P1.2任务书与评价量表；</w:t>
+              <w:t>1.教学资料：企业真实项目结构样例、Git闯关练习（四关任务卡）、pylint/black配置文件模板、pytest示例、工单P1.2任务书与评价量表；</w:t>
             </w:r>
             <w:bookmarkEnd w:id="2"/>
             <w:bookmarkEnd w:id="3"/>
@@ -4702,7 +4702,7 @@
                 <w:kern w:val="0"/>
                 <w:szCs w:val="20"/>
               </w:rPr>
-              <w:t xml:space="preserve">2.设备环境：双创中心302实训室，Python 3.9+、PyCharm CE、Git、GitHub/Gitea账号；</w:t>
+              <w:t>2.设备环境：双创中心302实训室，Python 3.9+、PyCharm CE、Git、GitHub/Gitea账号；</w:t>
             </w:r>
             <w:bookmarkEnd w:id="2"/>
             <w:bookmarkEnd w:id="3"/>
@@ -4728,7 +4728,7 @@
                 <w:kern w:val="0"/>
                 <w:szCs w:val="20"/>
               </w:rPr>
-              <w:t xml:space="preserve">3.教学平台：课程在线平台（工具链微课、Git沙盒练习）。</w:t>
+              <w:t>3.教学平台：课程在线平台（工具链微课、Git沙盒练习）。</w:t>
             </w:r>
             <w:bookmarkEnd w:id="2"/>
             <w:bookmarkEnd w:id="3"/>
@@ -4793,7 +4793,7 @@
                 <w:kern w:val="0"/>
                 <w:szCs w:val="20"/>
               </w:rPr>
-              <w:t xml:space="preserve">课前（六步之“资讯·计划”）：教师/师傅(A)/组长(B)发布工单、项目背景资料、线上导学单与代码骨架仓库（Python 3.9+、Git、离线依赖包）；学生克隆仓库、完成预习自测并提交初步实施计划；</w:t>
+              <w:t>课前（六步之“资讯·计划”）：教师/师傅(A)/组长(B)发布工单、项目背景资料、线上导学单与代码骨架仓库（Python 3.9+、Git、离线依赖包）；学生克隆仓库、完成预习自测并提交初步实施计划；</w:t>
             </w:r>
           </w:p>
           <w:p>
@@ -4812,7 +4812,7 @@
                 <w:kern w:val="0"/>
                 <w:szCs w:val="20"/>
               </w:rPr>
-              <w:t xml:space="preserve">课中：决策（备选方案对比→决策矩阵打分→决策结论公示→与实施绑定，实施失误回溯决策复盘）→两轮实施（骨架先行，聚焦集成与优化；知识点按需即时补充，融合式教学）→检查（自检—互检—师查三层质检）→评价（量表+代码评审意见）；A类学生示范讲解（费曼学习法：以教代学）；</w:t>
+              <w:t>课中：决策（备选方案对比→决策矩阵打分→决策结论公示→与实施绑定，实施失误回溯决策复盘）→两轮实施（骨架先行，聚焦集成与优化；知识点按需即时补充，融合式教学）→检查（自检—互检—师查三层质检）→评价（量表+代码评审意见）；A类学生示范讲解（费曼学习法：以教代学）；</w:t>
             </w:r>
           </w:p>
           <w:p>
@@ -4831,7 +4831,7 @@
                 <w:kern w:val="0"/>
                 <w:szCs w:val="20"/>
               </w:rPr>
-              <w:t xml:space="preserve">课后：工单24小时内反馈（代码评审意见：PEP 8/命名/注释/性能四项）；C/D层完成补强任务，A/B层完成性能优化与拓展任务；更新ABCD角色轮换与组内贡献记录。</w:t>
+              <w:t>课后：工单24小时内反馈（代码评审意见：PEP 8/命名/注释/性能四项）；C/D层完成补强任务，A/B层完成性能优化与拓展任务；更新ABCD角色轮换与组内贡献记录。</w:t>
             </w:r>
           </w:p>
         </w:tc>
@@ -4894,7 +4894,7 @@
                 <w:sz w:val="20"/>
                 <w:szCs w:val="20"/>
               </w:rPr>
-              <w:t xml:space="preserve">（1）企业样例驱动：逐目录讲解真实项目结构用途，理解“为什么”；</w:t>
+              <w:t>（1）企业样例驱动：逐目录讲解真实项目结构用途，理解“为什么”；</w:t>
             </w:r>
           </w:p>
           <w:p>
@@ -4915,7 +4915,7 @@
                 <w:sz w:val="20"/>
                 <w:szCs w:val="20"/>
               </w:rPr>
-              <w:t xml:space="preserve">（2）Git闯关练习：init→commit→branch→merge四关制；</w:t>
+              <w:t>（2）Git闯关练习：init→commit→branch→merge四关制；</w:t>
             </w:r>
           </w:p>
           <w:p>
@@ -4936,7 +4936,7 @@
                 <w:sz w:val="20"/>
                 <w:szCs w:val="20"/>
               </w:rPr>
-              <w:t xml:space="preserve">（3）模板即资产：后续所有工单在本模板上开发，强化复用与规范价值。</w:t>
+              <w:t>（3）模板即资产：后续所有工单在本模板上开发，强化复用与规范价值。</w:t>
             </w:r>
           </w:p>
         </w:tc>
@@ -4998,7 +4998,7 @@
                 <w:szCs w:val="21"/>
                 <w:lang w:val="en-US" w:eastAsia="zh-CN"/>
               </w:rPr>
-              <w:t xml:space="preserve">（1）命令行操作提供“复制即用”命令卡+逐条解释；</w:t>
+              <w:t>（1）命令行操作提供“复制即用”命令卡+逐条解释；</w:t>
             </w:r>
           </w:p>
           <w:p>
@@ -5018,7 +5018,7 @@
                 <w:szCs w:val="21"/>
                 <w:lang w:val="en-US" w:eastAsia="zh-CN"/>
               </w:rPr>
-              <w:t xml:space="preserve">（2）对D类学生开放图形化Git工具（PyCharm CE内置）替代命令行；</w:t>
+              <w:t>（2）对D类学生开放图形化Git工具（PyCharm CE内置）替代命令行；</w:t>
             </w:r>
           </w:p>
           <w:p>
@@ -5038,7 +5038,7 @@
                 <w:szCs w:val="21"/>
                 <w:lang w:val="en-US" w:eastAsia="zh-CN"/>
               </w:rPr>
-              <w:t xml:space="preserve">（3）设置“混乱项目重构”对比体验（无规范vs有规范的协作差异）。</w:t>
+              <w:t>（3）设置“混乱项目重构”对比体验（无规范vs有规范的协作差异）。</w:t>
             </w:r>
           </w:p>
         </w:tc>
@@ -5308,7 +5308,7 @@
                 <w:szCs w:val="20"/>
                 <w:lang w:val="en-US" w:eastAsia="zh-CN"/>
               </w:rPr>
-              <w:t xml:space="preserve">发布任务书/工单与评价标准；准备演示代码、数据集与虚拟产线环境；检查学生机环境与Git仓库。</w:t>
+              <w:t>发布任务书/工单与评价标准；准备演示代码、数据集与虚拟产线环境；检查学生机环境与Git仓库。</w:t>
             </w:r>
           </w:p>
         </w:tc>
@@ -5342,7 +5342,7 @@
                 <w:szCs w:val="20"/>
                 <w:lang w:val="en-US" w:eastAsia="zh-CN"/>
               </w:rPr>
-              <w:t xml:space="preserve">A/B类克隆工程模板并完成环境自检；C/D类观看预习视频并记录疑问；A类尝试预习任务并准备示范要点。</w:t>
+              <w:t>A/B类克隆工程模板并完成环境自检；C/D类观看预习视频并记录疑问；A类尝试预习任务并准备示范要点。</w:t>
             </w:r>
           </w:p>
         </w:tc>
@@ -5374,7 +5374,7 @@
                 <w:sz w:val="20"/>
                 <w:szCs w:val="20"/>
               </w:rPr>
-              <w:t xml:space="preserve">完成预习与资源到位</w:t>
+              <w:t>完成预习与资源到位</w:t>
             </w:r>
           </w:p>
         </w:tc>
@@ -5472,7 +5472,7 @@
                 <w:szCs w:val="20"/>
                 <w:lang w:val="en-US" w:eastAsia="zh-CN"/>
               </w:rPr>
-              <w:t xml:space="preserve">情境导入（企业项目需求/真实数据/问题驱动）；明确本任务交付物与验收标准；提示工程规范要求。</w:t>
+              <w:t>情境导入（企业项目需求/真实数据/问题驱动）；明确本任务交付物与验收标准；提示工程规范要求。</w:t>
             </w:r>
           </w:p>
         </w:tc>
@@ -5506,7 +5506,7 @@
                 <w:szCs w:val="20"/>
                 <w:lang w:val="en-US" w:eastAsia="zh-CN"/>
               </w:rPr>
-              <w:t xml:space="preserve">围绕任务书进行要点提取；小组讨论“交付标准+风险点”，制定实施计划。</w:t>
+              <w:t>围绕任务书进行要点提取；小组讨论“交付标准+风险点”，制定实施计划。</w:t>
             </w:r>
           </w:p>
         </w:tc>
@@ -5540,7 +5540,7 @@
                 <w:szCs w:val="20"/>
                 <w:lang w:val="en-US" w:eastAsia="zh-CN"/>
               </w:rPr>
-              <w:t xml:space="preserve">建立任务目标与工程代入感</w:t>
+              <w:t>建立任务目标与工程代入感</w:t>
             </w:r>
           </w:p>
         </w:tc>
@@ -5565,7 +5565,7 @@
                 <w:kern w:val="0"/>
                 <w:szCs w:val="20"/>
               </w:rPr>
-              <w:t xml:space="preserve">15min</w:t>
+              <w:t>15min</w:t>
             </w:r>
           </w:p>
         </w:tc>
@@ -5720,7 +5720,7 @@
                 <w:kern w:val="0"/>
                 <w:szCs w:val="20"/>
               </w:rPr>
-              <w:t xml:space="preserve">掌握工程规范与工具链基本操作；</w:t>
+              <w:t>掌握工程规范与工具链基本操作；</w:t>
             </w:r>
           </w:p>
           <w:p>
@@ -5739,7 +5739,7 @@
                 <w:kern w:val="0"/>
                 <w:szCs w:val="20"/>
               </w:rPr>
-              <w:t xml:space="preserve">形成标准模板雏形与关键注意点。</w:t>
+              <w:t>形成标准模板雏形与关键注意点。</w:t>
             </w:r>
           </w:p>
         </w:tc>
@@ -5766,7 +5766,7 @@
                 <w:szCs w:val="20"/>
                 <w:lang w:val="en-US" w:eastAsia="zh-CN"/>
               </w:rPr>
-              <w:t xml:space="preserve">55min</w:t>
+              <w:t>55min</w:t>
             </w:r>
           </w:p>
         </w:tc>
@@ -5822,7 +5822,7 @@
                 <w:kern w:val="0"/>
                 <w:szCs w:val="20"/>
               </w:rPr>
-              <w:t xml:space="preserve">1.A类汇报操作成果与问题。2.点评关键点：实现正确性、性能意识、代码规范、协作效率。</w:t>
+              <w:t>1.A类汇报操作成果与问题。2.点评关键点：实现正确性、性能意识、代码规范、协作效率。</w:t>
             </w:r>
           </w:p>
         </w:tc>
@@ -5848,7 +5848,7 @@
                 <w:kern w:val="0"/>
                 <w:szCs w:val="20"/>
               </w:rPr>
-              <w:t xml:space="preserve">复盘：A类总结难点转化为给B/C/D类的“避坑指南”。</w:t>
+              <w:t>复盘：A类总结难点转化为给B/C/D类的“避坑指南”。</w:t>
             </w:r>
           </w:p>
         </w:tc>
@@ -5874,7 +5874,7 @@
                 <w:kern w:val="0"/>
                 <w:szCs w:val="20"/>
               </w:rPr>
-              <w:t xml:space="preserve">形成可迁移经验与统一规范。沉淀可复用方法，促进反思与表达。</w:t>
+              <w:t>形成可迁移经验与统一规范。沉淀可复用方法，促进反思与表达。</w:t>
             </w:r>
           </w:p>
         </w:tc>
@@ -5900,7 +5900,7 @@
                 <w:szCs w:val="20"/>
                 <w:lang w:val="en-US" w:eastAsia="zh-CN"/>
               </w:rPr>
-              <w:t xml:space="preserve">10min</w:t>
+              <w:t>10min</w:t>
             </w:r>
           </w:p>
         </w:tc>
@@ -5987,7 +5987,7 @@
                 <w:kern w:val="0"/>
                 <w:szCs w:val="20"/>
               </w:rPr>
-              <w:t xml:space="preserve">任务检查：检查B/C/D学生模板完成度；回顾分支与检查工具要点；监督/评判；巡回指导排错。</w:t>
+              <w:t>任务检查：检查B/C/D学生模板完成度；回顾分支与检查工具要点；监督/评判；巡回指导排错。</w:t>
             </w:r>
           </w:p>
         </w:tc>
@@ -6014,7 +6014,7 @@
                 <w:kern w:val="0"/>
                 <w:szCs w:val="20"/>
               </w:rPr>
-              <w:t xml:space="preserve">B类学生完成pytest示例与检查配置并推送远端仓库；C/D类完成基础结构版；A类学生配置CI（GitHub Actions）冲击优秀标准。</w:t>
+              <w:t>B类学生完成pytest示例与检查配置并推送远端仓库；C/D类完成基础结构版；A类学生配置CI（GitHub Actions）冲击优秀标准。</w:t>
             </w:r>
           </w:p>
         </w:tc>
@@ -6040,7 +6040,7 @@
                 <w:kern w:val="0"/>
                 <w:szCs w:val="20"/>
               </w:rPr>
-              <w:t xml:space="preserve">完成工单P1.2并达标：环境可用+仓库初始化+结构完整+README说明。</w:t>
+              <w:t>完成工单P1.2并达标：环境可用+仓库初始化+结构完整+README说明。</w:t>
             </w:r>
           </w:p>
         </w:tc>
@@ -6066,7 +6066,7 @@
                 <w:szCs w:val="20"/>
                 <w:lang w:val="en-US" w:eastAsia="zh-CN"/>
               </w:rPr>
-              <w:t xml:space="preserve">65min</w:t>
+              <w:t>65min</w:t>
             </w:r>
           </w:p>
         </w:tc>
@@ -6122,7 +6122,7 @@
                 <w:kern w:val="0"/>
                 <w:szCs w:val="20"/>
               </w:rPr>
-              <w:t xml:space="preserve">1.各小组汇报工单成果与问题；2.点评关键点：功能完成度、工程质量、创新点；3.布置课后任务与下次课预习。</w:t>
+              <w:t>1.各小组汇报工单成果与问题；2.点评关键点：功能完成度、工程质量、创新点；3.布置课后任务与下次课预习。</w:t>
             </w:r>
           </w:p>
         </w:tc>
@@ -6148,7 +6148,7 @@
                 <w:kern w:val="0"/>
                 <w:szCs w:val="20"/>
               </w:rPr>
-              <w:t xml:space="preserve">小组代表汇报成果与问题；完成互评与个人反思；提交工单与过程记录。</w:t>
+              <w:t>小组代表汇报成果与问题；完成互评与个人反思；提交工单与过程记录。</w:t>
             </w:r>
           </w:p>
         </w:tc>
@@ -6174,7 +6174,7 @@
                 <w:kern w:val="0"/>
                 <w:szCs w:val="20"/>
               </w:rPr>
-              <w:t xml:space="preserve">训练决策能力与团队协作。培养总结反思能力与持续改进意识；通过汇报提升表达与逻辑思维能力。</w:t>
+              <w:t>训练决策能力与团队协作。培养总结反思能力与持续改进意识；通过汇报提升表达与逻辑思维能力。</w:t>
             </w:r>
           </w:p>
         </w:tc>
@@ -6199,7 +6199,7 @@
                 <w:szCs w:val="20"/>
                 <w:lang w:val="en-US" w:eastAsia="zh-CN"/>
               </w:rPr>
-              <w:t xml:space="preserve">15min</w:t>
+              <w:t>15min</w:t>
             </w:r>
           </w:p>
         </w:tc>
@@ -6427,7 +6427,7 @@
                 <w:kern w:val="0"/>
                 <w:szCs w:val="20"/>
               </w:rPr>
-              <w:t xml:space="preserve">推送提升任务（技能竞赛/1+X证书/性能优化挑战）；收集数据用于诊改。</w:t>
+              <w:t>推送提升任务（技能竞赛/1+X证书/性能优化挑战）；收集数据用于诊改。</w:t>
             </w:r>
           </w:p>
         </w:tc>
@@ -6454,7 +6454,7 @@
                 <w:szCs w:val="20"/>
                 <w:lang w:val="en-US" w:eastAsia="zh-CN"/>
               </w:rPr>
-              <w:t xml:space="preserve">C/D类完成Git闯关巩固练习；A/B类配置CI与Docker（超优标准）；用模板重构P1.1代码并规范提交。</w:t>
+              <w:t>C/D类完成Git闯关巩固练习；A/B类配置CI与Docker（超优标准）；用模板重构P1.1代码并规范提交。</w:t>
             </w:r>
           </w:p>
         </w:tc>
@@ -6480,7 +6480,7 @@
                 <w:kern w:val="0"/>
                 <w:szCs w:val="20"/>
               </w:rPr>
-              <w:t xml:space="preserve">巩固迁移与持续改进</w:t>
+              <w:t>巩固迁移与持续改进</w:t>
             </w:r>
           </w:p>
         </w:tc>
@@ -6509,7 +6509,7 @@
                 <w:szCs w:val="20"/>
                 <w:lang w:val="en-US" w:eastAsia="zh-CN"/>
               </w:rPr>
-              <w:t xml:space="preserve">课后</w:t>
+              <w:t>课后</w:t>
             </w:r>
           </w:p>
         </w:tc>
@@ -6615,25 +6615,25 @@
                 <w:kern w:val="0"/>
                 <w:szCs w:val="20"/>
               </w:rPr>
-              <w:t xml:space="preserve">从模板完整度、Git操作规范性、检查工具配置、协作表现四个维度记录过程性数据；</w:t>
-            </w:r>
-          </w:p>
-          <w:p>
-            <w:pPr>
-              <w:spacing w:line="320" w:lineRule="exact"/>
-              <w:rPr>
-                <w:rFonts w:hint="eastAsia" w:ascii="Times New Roman" w:hAnsi="Times New Roman" w:eastAsia="方正仿宋_GBK" w:cs="Times New Roman"/>
-                <w:kern w:val="0"/>
-                <w:szCs w:val="20"/>
-              </w:rPr>
-            </w:pPr>
-            <w:r>
-              <w:rPr>
-                <w:rFonts w:hint="eastAsia" w:ascii="Times New Roman" w:hAnsi="Times New Roman" w:eastAsia="方正仿宋_GBK" w:cs="Times New Roman"/>
-                <w:kern w:val="0"/>
-                <w:szCs w:val="20"/>
-              </w:rPr>
-              <w:t xml:space="preserve">统计命令行操作障碍点，评估“命令卡”辅助效果。</w:t>
+              <w:t>从模板完整度、Git操作规范性、检查工具配置、协作表现四个维度记录过程性数据；</w:t>
+            </w:r>
+          </w:p>
+          <w:p>
+            <w:pPr>
+              <w:spacing w:line="320" w:lineRule="exact"/>
+              <w:rPr>
+                <w:rFonts w:hint="eastAsia" w:ascii="Times New Roman" w:hAnsi="Times New Roman" w:eastAsia="方正仿宋_GBK" w:cs="Times New Roman"/>
+                <w:kern w:val="0"/>
+                <w:szCs w:val="20"/>
+              </w:rPr>
+            </w:pPr>
+            <w:r>
+              <w:rPr>
+                <w:rFonts w:hint="eastAsia" w:ascii="Times New Roman" w:hAnsi="Times New Roman" w:eastAsia="方正仿宋_GBK" w:cs="Times New Roman"/>
+                <w:kern w:val="0"/>
+                <w:szCs w:val="20"/>
+              </w:rPr>
+              <w:t>统计命令行操作障碍点，评估“命令卡”辅助效果。</w:t>
             </w:r>
           </w:p>
         </w:tc>
@@ -6689,35 +6689,35 @@
               <w:rPr>
                 <w:rFonts w:hint="eastAsia" w:ascii="Times New Roman" w:hAnsi="Times New Roman" w:eastAsia="方正仿宋_GBK" w:cs="Times New Roman"/>
               </w:rPr>
-              <w:t xml:space="preserve">建立班级统一“命令速查墙”；</w:t>
-            </w:r>
-          </w:p>
-          <w:p>
-            <w:pPr>
-              <w:spacing w:line="320" w:lineRule="exact"/>
-              <w:rPr>
-                <w:rFonts w:hint="eastAsia" w:ascii="Times New Roman" w:hAnsi="Times New Roman" w:eastAsia="方正仿宋_GBK" w:cs="Times New Roman"/>
-              </w:rPr>
-            </w:pPr>
-            <w:r>
-              <w:rPr>
-                <w:rFonts w:hint="eastAsia" w:ascii="Times New Roman" w:hAnsi="Times New Roman" w:eastAsia="方正仿宋_GBK" w:cs="Times New Roman"/>
-              </w:rPr>
-              <w:t xml:space="preserve">对Git尚未达标学生安排课后专项过关（下次课前必须补齐，因后续工单全部依赖）；优秀CI配置纳入模板库。</w:t>
-            </w:r>
-          </w:p>
-          <w:p>
-            <w:pPr>
-              <w:spacing w:line="320" w:lineRule="exact"/>
-              <w:rPr>
-                <w:rFonts w:hint="eastAsia" w:ascii="Times New Roman" w:hAnsi="Times New Roman" w:eastAsia="方正仿宋_GBK" w:cs="Times New Roman"/>
-              </w:rPr>
-            </w:pPr>
-            <w:r>
-              <w:rPr>
-                <w:rFonts w:hint="eastAsia" w:ascii="Times New Roman" w:hAnsi="Times New Roman" w:eastAsia="方正仿宋_GBK" w:cs="Times New Roman"/>
-              </w:rPr>
-              <w:t xml:space="preserve">本周更新ABCD角色轮换表与组内贡献记录（个人问责，防搭便车）。</w:t>
+              <w:t>建立班级统一“命令速查墙”；</w:t>
+            </w:r>
+          </w:p>
+          <w:p>
+            <w:pPr>
+              <w:spacing w:line="320" w:lineRule="exact"/>
+              <w:rPr>
+                <w:rFonts w:hint="eastAsia" w:ascii="Times New Roman" w:hAnsi="Times New Roman" w:eastAsia="方正仿宋_GBK" w:cs="Times New Roman"/>
+              </w:rPr>
+            </w:pPr>
+            <w:r>
+              <w:rPr>
+                <w:rFonts w:hint="eastAsia" w:ascii="Times New Roman" w:hAnsi="Times New Roman" w:eastAsia="方正仿宋_GBK" w:cs="Times New Roman"/>
+              </w:rPr>
+              <w:t>对Git尚未达标学生安排课后专项过关（下次课前必须补齐，因后续工单全部依赖）；优秀CI配置纳入模板库。</w:t>
+            </w:r>
+          </w:p>
+          <w:p>
+            <w:pPr>
+              <w:spacing w:line="320" w:lineRule="exact"/>
+              <w:rPr>
+                <w:rFonts w:hint="eastAsia" w:ascii="Times New Roman" w:hAnsi="Times New Roman" w:eastAsia="方正仿宋_GBK" w:cs="Times New Roman"/>
+              </w:rPr>
+            </w:pPr>
+            <w:r>
+              <w:rPr>
+                <w:rFonts w:hint="eastAsia" w:ascii="Times New Roman" w:hAnsi="Times New Roman" w:eastAsia="方正仿宋_GBK" w:cs="Times New Roman"/>
+              </w:rPr>
+              <w:t>本周更新ABCD角色轮换表与组内贡献记录（个人问责，防搭便车）。</w:t>
             </w:r>
           </w:p>
         </w:tc>
@@ -6795,7 +6795,7 @@
           <w:color w:val="000000"/>
           <w:sz w:val="28"/>
         </w:rPr>
-        <w:t xml:space="preserve">项目P2 数据处理工程   任务P2.1《Pandas数据处理与清洗管道》教学方案</w:t>
+        <w:t>项目P2 数据处理工程   任务P2.1《Pandas数据处理与清洗管道》教学方案</w:t>
       </w:r>
     </w:p>
     <w:tbl>
@@ -6972,7 +6972,7 @@
                 <w:kern w:val="0"/>
                 <w:szCs w:val="20"/>
               </w:rPr>
-              <w:t xml:space="preserve">理实一体</w:t>
+              <w:t>理实一体</w:t>
             </w:r>
           </w:p>
         </w:tc>
@@ -7042,7 +7042,7 @@
                 <w:szCs w:val="20"/>
                 <w:lang w:val="en-US" w:eastAsia="zh-CN"/>
               </w:rPr>
-              <w:t xml:space="preserve">4</w:t>
+              <w:t>4</w:t>
             </w:r>
           </w:p>
         </w:tc>
@@ -7110,7 +7110,7 @@
                 <w:sz w:val="20"/>
                 <w:szCs w:val="20"/>
               </w:rPr>
-              <w:t xml:space="preserve">双创中心302实训室</w:t>
+              <w:t>双创中心302实训室</w:t>
             </w:r>
           </w:p>
         </w:tc>
@@ -7170,7 +7170,7 @@
                 <w:kern w:val="0"/>
                 <w:szCs w:val="21"/>
               </w:rPr>
-              <w:t xml:space="preserve">1班：第三周星期三下午1-4节</w:t>
+              <w:t>1班：第三周星期三下午1-4节</w:t>
             </w:r>
           </w:p>
         </w:tc>
@@ -7244,7 +7244,7 @@
                 <w:szCs w:val="21"/>
                 <w:lang w:val="en-US" w:eastAsia="zh-CN"/>
               </w:rPr>
-              <w:t xml:space="preserve">重庆两江智造集团 · 数字化转型办公室｜一号厂区发来一个月的传感器原始数据，中台拒收：缺失、异常、格式混乱。吴工：'数据不干净，后面全是空中楼阁。'——工单P2.1：Pandas七步清洗管道，质量评分冲85+。</w:t>
+              <w:t>重庆两江智造集团 · 数字化转型办公室｜一号厂区发来一个月的传感器原始数据，中台拒收：缺失、异常、格式混乱。吴工：'数据不干净，后面全是空中楼阁。'——工单P2.1：Pandas七步清洗管道，质量评分冲85+。</w:t>
             </w:r>
           </w:p>
         </w:tc>
@@ -7318,47 +7318,47 @@
                 <w:sz w:val="20"/>
                 <w:szCs w:val="20"/>
               </w:rPr>
-              <w:t xml:space="preserve">1.宏观：意愿好能力强A（师傅）占比20%、意愿好能力弱B（组长）占比25%、意愿一般C（操作员）占比40%、无意愿D（学徒）占比15%；</w:t>
-            </w:r>
-          </w:p>
-          <w:p>
-            <w:pPr>
-              <w:spacing w:line="320" w:lineRule="exact"/>
-              <w:rPr>
-                <w:rFonts w:hint="eastAsia" w:ascii="Times New Roman" w:hAnsi="Times New Roman" w:eastAsia="方正仿宋_GBK" w:cs="Times New Roman"/>
-                <w:kern w:val="0"/>
-                <w:sz w:val="20"/>
-                <w:szCs w:val="20"/>
-              </w:rPr>
-            </w:pPr>
-            <w:r>
-              <w:rPr>
-                <w:rFonts w:hint="eastAsia" w:ascii="Times New Roman" w:hAnsi="Times New Roman" w:eastAsia="方正仿宋_GBK" w:cs="Times New Roman"/>
-                <w:kern w:val="0"/>
-                <w:sz w:val="20"/>
-                <w:szCs w:val="20"/>
-              </w:rPr>
-              <w:t xml:space="preserve">2.中观：授课对象为大二学生，已修《C语言编程基础》（控制流、函数、指针、结构体、文件I/O），具备基本编程逻辑；部分学生选修过《Python编程基础》，多数依赖本课第1-2周的集中补强；实行项目驱动+融合式教学；</w:t>
-            </w:r>
-          </w:p>
-          <w:p>
-            <w:pPr>
-              <w:spacing w:line="320" w:lineRule="exact"/>
-              <w:rPr>
-                <w:rFonts w:hint="eastAsia" w:ascii="Times New Roman" w:hAnsi="Times New Roman" w:eastAsia="方正仿宋_GBK" w:cs="Times New Roman"/>
-                <w:kern w:val="0"/>
-                <w:sz w:val="20"/>
-                <w:szCs w:val="20"/>
-              </w:rPr>
-            </w:pPr>
-            <w:r>
-              <w:rPr>
-                <w:rFonts w:hint="eastAsia" w:ascii="Times New Roman" w:hAnsi="Times New Roman" w:eastAsia="方正仿宋_GBK" w:cs="Times New Roman"/>
-                <w:kern w:val="0"/>
-                <w:sz w:val="20"/>
-                <w:szCs w:val="20"/>
-              </w:rPr>
-              <w:t xml:space="preserve">3.微观：学生已具备Python工程规范基础，Pandas为首个大型数据工具；DataFrame的链式操作思维与既往逐行处理习惯冲突；对“脏数据”的真实形态缺乏想象，需用真实数据冲击认知。</w:t>
+              <w:t>1.宏观：意愿好能力强A（师傅）占比20%、意愿好能力弱B（组长）占比25%、意愿一般C（操作员）占比40%、无意愿D（学徒）占比15%；</w:t>
+            </w:r>
+          </w:p>
+          <w:p>
+            <w:pPr>
+              <w:spacing w:line="320" w:lineRule="exact"/>
+              <w:rPr>
+                <w:rFonts w:hint="eastAsia" w:ascii="Times New Roman" w:hAnsi="Times New Roman" w:eastAsia="方正仿宋_GBK" w:cs="Times New Roman"/>
+                <w:kern w:val="0"/>
+                <w:sz w:val="20"/>
+                <w:szCs w:val="20"/>
+              </w:rPr>
+            </w:pPr>
+            <w:r>
+              <w:rPr>
+                <w:rFonts w:hint="eastAsia" w:ascii="Times New Roman" w:hAnsi="Times New Roman" w:eastAsia="方正仿宋_GBK" w:cs="Times New Roman"/>
+                <w:kern w:val="0"/>
+                <w:sz w:val="20"/>
+                <w:szCs w:val="20"/>
+              </w:rPr>
+              <w:t>2.中观：授课对象为大二学生，已修《C语言编程基础》（控制流、函数、指针、结构体、文件I/O），具备基本编程逻辑；部分学生选修过《Python编程基础》，多数依赖本课第1-2周的集中补强；实行项目驱动+融合式教学；</w:t>
+            </w:r>
+          </w:p>
+          <w:p>
+            <w:pPr>
+              <w:spacing w:line="320" w:lineRule="exact"/>
+              <w:rPr>
+                <w:rFonts w:hint="eastAsia" w:ascii="Times New Roman" w:hAnsi="Times New Roman" w:eastAsia="方正仿宋_GBK" w:cs="Times New Roman"/>
+                <w:kern w:val="0"/>
+                <w:sz w:val="20"/>
+                <w:szCs w:val="20"/>
+              </w:rPr>
+            </w:pPr>
+            <w:r>
+              <w:rPr>
+                <w:rFonts w:hint="eastAsia" w:ascii="Times New Roman" w:hAnsi="Times New Roman" w:eastAsia="方正仿宋_GBK" w:cs="Times New Roman"/>
+                <w:kern w:val="0"/>
+                <w:sz w:val="20"/>
+                <w:szCs w:val="20"/>
+              </w:rPr>
+              <w:t>3.微观：学生已具备Python工程规范基础，Pandas为首个大型数据工具；DataFrame的链式操作思维与既往逐行处理习惯冲突；对“脏数据”的真实形态缺乏想象，需用真实数据冲击认知。</w:t>
             </w:r>
           </w:p>
         </w:tc>
@@ -7430,61 +7430,61 @@
                 <w:kern w:val="0"/>
                 <w:szCs w:val="20"/>
               </w:rPr>
-              <w:t xml:space="preserve">（1）DataFrame读写与检查方法（shape/info/describe/head）；</w:t>
-            </w:r>
-          </w:p>
-          <w:p>
-            <w:pPr>
-              <w:spacing w:line="320" w:lineRule="exact"/>
-              <w:rPr>
-                <w:rFonts w:hint="eastAsia" w:ascii="Times New Roman" w:hAnsi="Times New Roman" w:eastAsia="方正仿宋_GBK" w:cs="Times New Roman"/>
-                <w:kern w:val="0"/>
-                <w:szCs w:val="20"/>
-              </w:rPr>
-            </w:pPr>
-            <w:r>
-              <w:rPr>
-                <w:rFonts w:hint="eastAsia" w:ascii="Times New Roman" w:hAnsi="Times New Roman" w:eastAsia="方正仿宋_GBK" w:cs="Times New Roman"/>
-                <w:kern w:val="0"/>
-                <w:szCs w:val="20"/>
-              </w:rPr>
-              <w:t xml:space="preserve">（2）缺失值、异常值、重复值三类问题处理；</w:t>
-            </w:r>
-          </w:p>
-          <w:p>
-            <w:pPr>
-              <w:spacing w:line="320" w:lineRule="exact"/>
-              <w:rPr>
-                <w:rFonts w:hint="eastAsia" w:ascii="Times New Roman" w:hAnsi="Times New Roman" w:eastAsia="方正仿宋_GBK" w:cs="Times New Roman"/>
-                <w:kern w:val="0"/>
-                <w:szCs w:val="20"/>
-              </w:rPr>
-            </w:pPr>
-            <w:r>
-              <w:rPr>
-                <w:rFonts w:hint="eastAsia" w:ascii="Times New Roman" w:hAnsi="Times New Roman" w:eastAsia="方正仿宋_GBK" w:cs="Times New Roman"/>
-                <w:kern w:val="0"/>
-                <w:szCs w:val="20"/>
-              </w:rPr>
-              <w:t xml:space="preserve">（3）groupby分组聚合与数据合并；</w:t>
-            </w:r>
-          </w:p>
-          <w:p>
-            <w:pPr>
-              <w:spacing w:line="320" w:lineRule="exact"/>
-              <w:rPr>
-                <w:rFonts w:hint="eastAsia" w:ascii="Times New Roman" w:hAnsi="Times New Roman" w:eastAsia="方正仿宋_GBK" w:cs="Times New Roman"/>
-                <w:kern w:val="0"/>
-                <w:szCs w:val="20"/>
-              </w:rPr>
-            </w:pPr>
-            <w:r>
-              <w:rPr>
-                <w:rFonts w:hint="eastAsia" w:ascii="Times New Roman" w:hAnsi="Times New Roman" w:eastAsia="方正仿宋_GBK" w:cs="Times New Roman"/>
-                <w:kern w:val="0"/>
-                <w:szCs w:val="20"/>
-              </w:rPr>
-              <w:t xml:space="preserve">（4）数据质量四维度评分（完整性/准确性/一致性/时间性）。</w:t>
+              <w:t>（1）DataFrame读写与检查方法（shape/info/describe/head）；</w:t>
+            </w:r>
+          </w:p>
+          <w:p>
+            <w:pPr>
+              <w:spacing w:line="320" w:lineRule="exact"/>
+              <w:rPr>
+                <w:rFonts w:hint="eastAsia" w:ascii="Times New Roman" w:hAnsi="Times New Roman" w:eastAsia="方正仿宋_GBK" w:cs="Times New Roman"/>
+                <w:kern w:val="0"/>
+                <w:szCs w:val="20"/>
+              </w:rPr>
+            </w:pPr>
+            <w:r>
+              <w:rPr>
+                <w:rFonts w:hint="eastAsia" w:ascii="Times New Roman" w:hAnsi="Times New Roman" w:eastAsia="方正仿宋_GBK" w:cs="Times New Roman"/>
+                <w:kern w:val="0"/>
+                <w:szCs w:val="20"/>
+              </w:rPr>
+              <w:t>（2）缺失值、异常值、重复值三类问题处理；</w:t>
+            </w:r>
+          </w:p>
+          <w:p>
+            <w:pPr>
+              <w:spacing w:line="320" w:lineRule="exact"/>
+              <w:rPr>
+                <w:rFonts w:hint="eastAsia" w:ascii="Times New Roman" w:hAnsi="Times New Roman" w:eastAsia="方正仿宋_GBK" w:cs="Times New Roman"/>
+                <w:kern w:val="0"/>
+                <w:szCs w:val="20"/>
+              </w:rPr>
+            </w:pPr>
+            <w:r>
+              <w:rPr>
+                <w:rFonts w:hint="eastAsia" w:ascii="Times New Roman" w:hAnsi="Times New Roman" w:eastAsia="方正仿宋_GBK" w:cs="Times New Roman"/>
+                <w:kern w:val="0"/>
+                <w:szCs w:val="20"/>
+              </w:rPr>
+              <w:t>（3）groupby分组聚合与数据合并；</w:t>
+            </w:r>
+          </w:p>
+          <w:p>
+            <w:pPr>
+              <w:spacing w:line="320" w:lineRule="exact"/>
+              <w:rPr>
+                <w:rFonts w:hint="eastAsia" w:ascii="Times New Roman" w:hAnsi="Times New Roman" w:eastAsia="方正仿宋_GBK" w:cs="Times New Roman"/>
+                <w:kern w:val="0"/>
+                <w:szCs w:val="20"/>
+              </w:rPr>
+            </w:pPr>
+            <w:r>
+              <w:rPr>
+                <w:rFonts w:hint="eastAsia" w:ascii="Times New Roman" w:hAnsi="Times New Roman" w:eastAsia="方正仿宋_GBK" w:cs="Times New Roman"/>
+                <w:kern w:val="0"/>
+                <w:szCs w:val="20"/>
+              </w:rPr>
+              <w:t>（4）数据质量四维度评分（完整性/准确性/一致性/时间性）。</w:t>
             </w:r>
           </w:p>
         </w:tc>
@@ -7556,43 +7556,43 @@
                 <w:kern w:val="0"/>
                 <w:szCs w:val="20"/>
               </w:rPr>
-              <w:t xml:space="preserve">（1）异常值判断的业务依据（统计离群vs真实工况）；</w:t>
-            </w:r>
-          </w:p>
-          <w:p>
-            <w:pPr>
-              <w:spacing w:line="320" w:lineRule="exact"/>
-              <w:rPr>
-                <w:rFonts w:hint="eastAsia" w:ascii="Times New Roman" w:hAnsi="Times New Roman" w:eastAsia="方正仿宋_GBK" w:cs="Times New Roman"/>
-                <w:kern w:val="0"/>
-                <w:szCs w:val="20"/>
-              </w:rPr>
-            </w:pPr>
-            <w:r>
-              <w:rPr>
-                <w:rFonts w:hint="eastAsia" w:ascii="Times New Roman" w:hAnsi="Times New Roman" w:eastAsia="方正仿宋_GBK" w:cs="Times New Roman"/>
-                <w:kern w:val="0"/>
-                <w:szCs w:val="20"/>
-              </w:rPr>
-              <w:t xml:space="preserve">（2）链式操作的组织与可读性平衡；</w:t>
-            </w:r>
-          </w:p>
-          <w:p>
-            <w:pPr>
-              <w:spacing w:line="320" w:lineRule="exact"/>
-              <w:rPr>
-                <w:rFonts w:hint="eastAsia" w:ascii="Times New Roman" w:hAnsi="Times New Roman" w:eastAsia="方正仿宋_GBK" w:cs="Times New Roman"/>
-                <w:kern w:val="0"/>
-                <w:szCs w:val="20"/>
-              </w:rPr>
-            </w:pPr>
-            <w:r>
-              <w:rPr>
-                <w:rFonts w:hint="eastAsia" w:ascii="Times New Roman" w:hAnsi="Times New Roman" w:eastAsia="方正仿宋_GBK" w:cs="Times New Roman"/>
-                <w:kern w:val="0"/>
-                <w:szCs w:val="20"/>
-              </w:rPr>
-              <w:t xml:space="preserve">（3）merge连接类型的选择依据。</w:t>
+              <w:t>（1）异常值判断的业务依据（统计离群vs真实工况）；</w:t>
+            </w:r>
+          </w:p>
+          <w:p>
+            <w:pPr>
+              <w:spacing w:line="320" w:lineRule="exact"/>
+              <w:rPr>
+                <w:rFonts w:hint="eastAsia" w:ascii="Times New Roman" w:hAnsi="Times New Roman" w:eastAsia="方正仿宋_GBK" w:cs="Times New Roman"/>
+                <w:kern w:val="0"/>
+                <w:szCs w:val="20"/>
+              </w:rPr>
+            </w:pPr>
+            <w:r>
+              <w:rPr>
+                <w:rFonts w:hint="eastAsia" w:ascii="Times New Roman" w:hAnsi="Times New Roman" w:eastAsia="方正仿宋_GBK" w:cs="Times New Roman"/>
+                <w:kern w:val="0"/>
+                <w:szCs w:val="20"/>
+              </w:rPr>
+              <w:t>（2）链式操作的组织与可读性平衡；</w:t>
+            </w:r>
+          </w:p>
+          <w:p>
+            <w:pPr>
+              <w:spacing w:line="320" w:lineRule="exact"/>
+              <w:rPr>
+                <w:rFonts w:hint="eastAsia" w:ascii="Times New Roman" w:hAnsi="Times New Roman" w:eastAsia="方正仿宋_GBK" w:cs="Times New Roman"/>
+                <w:kern w:val="0"/>
+                <w:szCs w:val="20"/>
+              </w:rPr>
+            </w:pPr>
+            <w:r>
+              <w:rPr>
+                <w:rFonts w:hint="eastAsia" w:ascii="Times New Roman" w:hAnsi="Times New Roman" w:eastAsia="方正仿宋_GBK" w:cs="Times New Roman"/>
+                <w:kern w:val="0"/>
+                <w:szCs w:val="20"/>
+              </w:rPr>
+              <w:t>（3）merge连接类型的选择依据。</w:t>
             </w:r>
           </w:p>
         </w:tc>
@@ -7714,7 +7714,7 @@
                 <w:kern w:val="0"/>
                 <w:szCs w:val="20"/>
               </w:rPr>
-              <w:t xml:space="preserve">1.教学资料：真实产线脱敏数据集（含多重脏数据形态）、管道七步检查清单、质量评分自动脚本、Pandas速查手册、工单P2.1任务书与评价量表；</w:t>
+              <w:t>1.教学资料：真实产线脱敏数据集（含多重脏数据形态）、管道七步检查清单、质量评分自动脚本、Pandas速查手册、工单P2.1任务书与评价量表；</w:t>
             </w:r>
             <w:bookmarkEnd w:id="2"/>
             <w:bookmarkEnd w:id="3"/>
@@ -7766,7 +7766,7 @@
                 <w:kern w:val="0"/>
                 <w:szCs w:val="20"/>
               </w:rPr>
-              <w:t xml:space="preserve">3.教学平台：课程在线平台（Pandas微课、数据集下载、评分自测）。</w:t>
+              <w:t>3.教学平台：课程在线平台（Pandas微课、数据集下载、评分自测）。</w:t>
             </w:r>
             <w:bookmarkEnd w:id="2"/>
             <w:bookmarkEnd w:id="3"/>
@@ -7831,7 +7831,7 @@
                 <w:kern w:val="0"/>
                 <w:szCs w:val="20"/>
               </w:rPr>
-              <w:t xml:space="preserve">课前（六步之“资讯·计划”）：教师/师傅(A)/组长(B)发布工单、项目背景资料、线上导学单与代码骨架仓库（Python 3.9+、Git、离线依赖包）；学生克隆仓库、完成预习自测并提交初步实施计划；</w:t>
+              <w:t>课前（六步之“资讯·计划”）：教师/师傅(A)/组长(B)发布工单、项目背景资料、线上导学单与代码骨架仓库（Python 3.9+、Git、离线依赖包）；学生克隆仓库、完成预习自测并提交初步实施计划；</w:t>
             </w:r>
           </w:p>
           <w:p>
@@ -7850,7 +7850,7 @@
                 <w:kern w:val="0"/>
                 <w:szCs w:val="20"/>
               </w:rPr>
-              <w:t xml:space="preserve">课中：决策（备选方案对比→决策矩阵打分→决策结论公示→与实施绑定，实施失误回溯决策复盘）→两轮实施（骨架先行，聚焦集成与优化；知识点按需即时补充，融合式教学）→检查（自检—互检—师查三层质检）→评价（量表+代码评审意见）；A类学生示范讲解（费曼学习法：以教代学）；</w:t>
+              <w:t>课中：决策（备选方案对比→决策矩阵打分→决策结论公示→与实施绑定，实施失误回溯决策复盘）→两轮实施（骨架先行，聚焦集成与优化；知识点按需即时补充，融合式教学）→检查（自检—互检—师查三层质检）→评价（量表+代码评审意见）；A类学生示范讲解（费曼学习法：以教代学）；</w:t>
             </w:r>
           </w:p>
           <w:p>
@@ -7869,7 +7869,7 @@
                 <w:kern w:val="0"/>
                 <w:szCs w:val="20"/>
               </w:rPr>
-              <w:t xml:space="preserve">课后：工单24小时内反馈（代码评审意见：PEP 8/命名/注释/性能四项）；C/D层完成补强任务，A/B层完成性能优化与拓展任务；更新ABCD角色轮换与组内贡献记录。</w:t>
+              <w:t>课后：工单24小时内反馈（代码评审意见：PEP 8/命名/注释/性能四项）；C/D层完成补强任务，A/B层完成性能优化与拓展任务；更新ABCD角色轮换与组内贡献记录。</w:t>
             </w:r>
           </w:p>
         </w:tc>
@@ -7932,7 +7932,7 @@
                 <w:sz w:val="20"/>
                 <w:szCs w:val="20"/>
               </w:rPr>
-              <w:t xml:space="preserve">（1）真实数据实战：拒绝玩具数据，直面真实脏数据形态；</w:t>
+              <w:t>（1）真实数据实战：拒绝玩具数据，直面真实脏数据形态；</w:t>
             </w:r>
           </w:p>
           <w:p>
@@ -7953,7 +7953,7 @@
                 <w:sz w:val="20"/>
                 <w:szCs w:val="20"/>
               </w:rPr>
-              <w:t xml:space="preserve">（2）七步检查清单引导流程化开发；</w:t>
+              <w:t>（2）七步检查清单引导流程化开发；</w:t>
             </w:r>
           </w:p>
           <w:p>
@@ -7974,7 +7974,7 @@
                 <w:sz w:val="20"/>
                 <w:szCs w:val="20"/>
               </w:rPr>
-              <w:t xml:space="preserve">（3）质量评分脚本即时反馈，支持迭代优化。</w:t>
+              <w:t>（3）质量评分脚本即时反馈，支持迭代优化。</w:t>
             </w:r>
           </w:p>
         </w:tc>
@@ -8036,7 +8036,7 @@
                 <w:szCs w:val="21"/>
                 <w:lang w:val="en-US" w:eastAsia="zh-CN"/>
               </w:rPr>
-              <w:t xml:space="preserve">（1）对C/D层提供管道步骤骨架代码（补全关键调用）；</w:t>
+              <w:t>（1）对C/D层提供管道步骤骨架代码（补全关键调用）；</w:t>
             </w:r>
           </w:p>
           <w:p>
@@ -8056,7 +8056,7 @@
                 <w:szCs w:val="21"/>
                 <w:lang w:val="en-US" w:eastAsia="zh-CN"/>
               </w:rPr>
-              <w:t xml:space="preserve">（2）异常值判断设置“业务讨论”环节（离群=故障还是工况切换？）；</w:t>
+              <w:t>（2）异常值判断设置“业务讨论”环节（离群=故障还是工况切换？）；</w:t>
             </w:r>
           </w:p>
           <w:p>
@@ -8076,7 +8076,7 @@
                 <w:szCs w:val="21"/>
                 <w:lang w:val="en-US" w:eastAsia="zh-CN"/>
               </w:rPr>
-              <w:t xml:space="preserve">（3）用可视化（箱线图）辅助异常值直观识别。</w:t>
+              <w:t>（3）用可视化（箱线图）辅助异常值直观识别。</w:t>
             </w:r>
           </w:p>
         </w:tc>
@@ -8346,7 +8346,7 @@
                 <w:szCs w:val="20"/>
                 <w:lang w:val="en-US" w:eastAsia="zh-CN"/>
               </w:rPr>
-              <w:t xml:space="preserve">发布任务书/工单与评价标准；准备演示代码、数据集与虚拟产线环境；检查学生机环境与Git仓库。</w:t>
+              <w:t>发布任务书/工单与评价标准；准备演示代码、数据集与虚拟产线环境；检查学生机环境与Git仓库。</w:t>
             </w:r>
           </w:p>
         </w:tc>
@@ -8380,7 +8380,7 @@
                 <w:szCs w:val="20"/>
                 <w:lang w:val="en-US" w:eastAsia="zh-CN"/>
               </w:rPr>
-              <w:t xml:space="preserve">A/B类克隆工程模板并完成环境自检；C/D类观看预习视频并记录疑问；A类尝试预习任务并准备示范要点。</w:t>
+              <w:t>A/B类克隆工程模板并完成环境自检；C/D类观看预习视频并记录疑问；A类尝试预习任务并准备示范要点。</w:t>
             </w:r>
           </w:p>
         </w:tc>
@@ -8412,7 +8412,7 @@
                 <w:sz w:val="20"/>
                 <w:szCs w:val="20"/>
               </w:rPr>
-              <w:t xml:space="preserve">完成预习与资源到位</w:t>
+              <w:t>完成预习与资源到位</w:t>
             </w:r>
           </w:p>
         </w:tc>
@@ -8510,7 +8510,7 @@
                 <w:szCs w:val="20"/>
                 <w:lang w:val="en-US" w:eastAsia="zh-CN"/>
               </w:rPr>
-              <w:t xml:space="preserve">情境导入（企业项目需求/真实数据/问题驱动）；明确本任务交付物与验收标准；提示工程规范要求。</w:t>
+              <w:t>情境导入（企业项目需求/真实数据/问题驱动）；明确本任务交付物与验收标准；提示工程规范要求。</w:t>
             </w:r>
           </w:p>
         </w:tc>
@@ -8544,7 +8544,7 @@
                 <w:szCs w:val="20"/>
                 <w:lang w:val="en-US" w:eastAsia="zh-CN"/>
               </w:rPr>
-              <w:t xml:space="preserve">围绕任务书进行要点提取；小组讨论“交付标准+风险点”，制定实施计划。</w:t>
+              <w:t>围绕任务书进行要点提取；小组讨论“交付标准+风险点”，制定实施计划。</w:t>
             </w:r>
           </w:p>
         </w:tc>
@@ -8578,7 +8578,7 @@
                 <w:szCs w:val="20"/>
                 <w:lang w:val="en-US" w:eastAsia="zh-CN"/>
               </w:rPr>
-              <w:t xml:space="preserve">建立任务目标与工程代入感</w:t>
+              <w:t>建立任务目标与工程代入感</w:t>
             </w:r>
           </w:p>
         </w:tc>
@@ -8603,7 +8603,7 @@
                 <w:kern w:val="0"/>
                 <w:szCs w:val="20"/>
               </w:rPr>
-              <w:t xml:space="preserve">15min</w:t>
+              <w:t>15min</w:t>
             </w:r>
           </w:p>
         </w:tc>
@@ -8698,7 +8698,7 @@
                 <w:szCs w:val="20"/>
                 <w:lang w:val="en-US" w:eastAsia="zh-CN"/>
               </w:rPr>
-              <w:t xml:space="preserve">精讲演示DataFrame检查与三类脏数据处理；演示质量评分脚本运行；现场评判操作质量；引导A操作、B操作、C记录、D观摩。</w:t>
+              <w:t>精讲演示DataFrame检查与三类脏数据处理；演示质量评分脚本运行；现场评判操作质量；引导A操作、B操作、C记录、D观摩。</w:t>
             </w:r>
           </w:p>
         </w:tc>
@@ -8732,7 +8732,7 @@
                 <w:szCs w:val="20"/>
                 <w:lang w:val="en-US" w:eastAsia="zh-CN"/>
               </w:rPr>
-              <w:t xml:space="preserve">A类学生完成全管道并分析质量失分点；B类学生完成缺失/类型/去重处理；C类完成加载与缺失值处理；D类观摩并完成数据检查练习。</w:t>
+              <w:t>A类学生完成全管道并分析质量失分点；B类学生完成缺失/类型/去重处理；C类完成加载与缺失值处理；D类观摩并完成数据检查练习。</w:t>
             </w:r>
           </w:p>
         </w:tc>
@@ -8758,7 +8758,7 @@
                 <w:kern w:val="0"/>
                 <w:szCs w:val="20"/>
               </w:rPr>
-              <w:t xml:space="preserve">掌握Pandas核心清洗操作；</w:t>
+              <w:t>掌握Pandas核心清洗操作；</w:t>
             </w:r>
           </w:p>
           <w:p>
@@ -8777,7 +8777,7 @@
                 <w:kern w:val="0"/>
                 <w:szCs w:val="20"/>
               </w:rPr>
-              <w:t xml:space="preserve">形成清洁数据样例与关键注意点。</w:t>
+              <w:t>形成清洁数据样例与关键注意点。</w:t>
             </w:r>
           </w:p>
         </w:tc>
@@ -8804,7 +8804,7 @@
                 <w:szCs w:val="20"/>
                 <w:lang w:val="en-US" w:eastAsia="zh-CN"/>
               </w:rPr>
-              <w:t xml:space="preserve">55min</w:t>
+              <w:t>55min</w:t>
             </w:r>
           </w:p>
         </w:tc>
@@ -8860,7 +8860,7 @@
                 <w:kern w:val="0"/>
                 <w:szCs w:val="20"/>
               </w:rPr>
-              <w:t xml:space="preserve">1.A类汇报操作成果与问题。2.点评关键点：实现正确性、性能意识、代码规范、协作效率。</w:t>
+              <w:t>1.A类汇报操作成果与问题。2.点评关键点：实现正确性、性能意识、代码规范、协作效率。</w:t>
             </w:r>
           </w:p>
         </w:tc>
@@ -8886,7 +8886,7 @@
                 <w:kern w:val="0"/>
                 <w:szCs w:val="20"/>
               </w:rPr>
-              <w:t xml:space="preserve">复盘：A类总结难点转化为给B/C/D类的“避坑指南”。</w:t>
+              <w:t>复盘：A类总结难点转化为给B/C/D类的“避坑指南”。</w:t>
             </w:r>
           </w:p>
         </w:tc>
@@ -8912,7 +8912,7 @@
                 <w:kern w:val="0"/>
                 <w:szCs w:val="20"/>
               </w:rPr>
-              <w:t xml:space="preserve">形成可迁移经验与统一规范。沉淀可复用方法，促进反思与表达。</w:t>
+              <w:t>形成可迁移经验与统一规范。沉淀可复用方法，促进反思与表达。</w:t>
             </w:r>
           </w:p>
         </w:tc>
@@ -8938,7 +8938,7 @@
                 <w:szCs w:val="20"/>
                 <w:lang w:val="en-US" w:eastAsia="zh-CN"/>
               </w:rPr>
-              <w:t xml:space="preserve">10min</w:t>
+              <w:t>10min</w:t>
             </w:r>
           </w:p>
         </w:tc>
@@ -9025,7 +9025,7 @@
                 <w:kern w:val="0"/>
                 <w:szCs w:val="20"/>
               </w:rPr>
-              <w:t xml:space="preserve">任务检查：检查B/C/D学生管道进度；回顾异常值业务判断要点；监督/评判；巡回指导排错。</w:t>
+              <w:t>任务检查：检查B/C/D学生管道进度；回顾异常值业务判断要点；监督/评判；巡回指导排错。</w:t>
             </w:r>
           </w:p>
         </w:tc>
@@ -9052,7 +9052,7 @@
                 <w:kern w:val="0"/>
                 <w:szCs w:val="20"/>
               </w:rPr>
-              <w:t xml:space="preserve">B类学生完成七步管道并输出质量报告（≥85分）；C/D类完成基础清洗版本；A类学生处理嵌套JSON等特殊格式冲击90分。</w:t>
+              <w:t>B类学生完成七步管道并输出质量报告（≥85分）；C/D类完成基础清洗版本；A类学生处理嵌套JSON等特殊格式冲击90分。</w:t>
             </w:r>
           </w:p>
         </w:tc>
@@ -9078,7 +9078,7 @@
                 <w:kern w:val="0"/>
                 <w:szCs w:val="20"/>
               </w:rPr>
-              <w:t xml:space="preserve">完成工单P2.1并达标（管道完整+质量≥85%+PEP 8≥75%）。</w:t>
+              <w:t>完成工单P2.1并达标（管道完整+质量≥85%+PEP 8≥75%）。</w:t>
             </w:r>
           </w:p>
         </w:tc>
@@ -9104,7 +9104,7 @@
                 <w:szCs w:val="20"/>
                 <w:lang w:val="en-US" w:eastAsia="zh-CN"/>
               </w:rPr>
-              <w:t xml:space="preserve">65min</w:t>
+              <w:t>65min</w:t>
             </w:r>
           </w:p>
         </w:tc>
@@ -9160,7 +9160,7 @@
                 <w:kern w:val="0"/>
                 <w:szCs w:val="20"/>
               </w:rPr>
-              <w:t xml:space="preserve">1.各小组汇报工单成果与问题；2.点评关键点：功能完成度、工程质量、创新点；3.布置课后任务与下次课预习。</w:t>
+              <w:t>1.各小组汇报工单成果与问题；2.点评关键点：功能完成度、工程质量、创新点；3.布置课后任务与下次课预习。</w:t>
             </w:r>
           </w:p>
         </w:tc>
@@ -9186,7 +9186,7 @@
                 <w:kern w:val="0"/>
                 <w:szCs w:val="20"/>
               </w:rPr>
-              <w:t xml:space="preserve">小组代表汇报成果与问题；完成互评与个人反思；提交工单与过程记录。</w:t>
+              <w:t>小组代表汇报成果与问题；完成互评与个人反思；提交工单与过程记录。</w:t>
             </w:r>
           </w:p>
         </w:tc>
@@ -9212,7 +9212,7 @@
                 <w:kern w:val="0"/>
                 <w:szCs w:val="20"/>
               </w:rPr>
-              <w:t xml:space="preserve">训练决策能力与团队协作。培养总结反思能力与持续改进意识；通过汇报提升表达与逻辑思维能力。</w:t>
+              <w:t>训练决策能力与团队协作。培养总结反思能力与持续改进意识；通过汇报提升表达与逻辑思维能力。</w:t>
             </w:r>
           </w:p>
         </w:tc>
@@ -9237,7 +9237,7 @@
                 <w:szCs w:val="20"/>
                 <w:lang w:val="en-US" w:eastAsia="zh-CN"/>
               </w:rPr>
-              <w:t xml:space="preserve">15min</w:t>
+              <w:t>15min</w:t>
             </w:r>
           </w:p>
         </w:tc>
@@ -9465,7 +9465,7 @@
                 <w:kern w:val="0"/>
                 <w:szCs w:val="20"/>
               </w:rPr>
-              <w:t xml:space="preserve">推送提升任务（技能竞赛/1+X证书/性能优化挑战）；收集数据用于诊改。</w:t>
+              <w:t>推送提升任务（技能竞赛/1+X证书/性能优化挑战）；收集数据用于诊改。</w:t>
             </w:r>
           </w:p>
         </w:tc>
@@ -9492,7 +9492,7 @@
                 <w:szCs w:val="20"/>
                 <w:lang w:val="en-US" w:eastAsia="zh-CN"/>
               </w:rPr>
-              <w:t xml:space="preserve">C/D类完成Pandas基础练习集；A/B类实现增量数据处理或自定义验证规则（超优标准）；整理数据质量报告。</w:t>
+              <w:t>C/D类完成Pandas基础练习集；A/B类实现增量数据处理或自定义验证规则（超优标准）；整理数据质量报告。</w:t>
             </w:r>
           </w:p>
         </w:tc>
@@ -9518,7 +9518,7 @@
                 <w:kern w:val="0"/>
                 <w:szCs w:val="20"/>
               </w:rPr>
-              <w:t xml:space="preserve">巩固迁移与持续改进</w:t>
+              <w:t>巩固迁移与持续改进</w:t>
             </w:r>
           </w:p>
         </w:tc>
@@ -9547,7 +9547,7 @@
                 <w:szCs w:val="20"/>
                 <w:lang w:val="en-US" w:eastAsia="zh-CN"/>
               </w:rPr>
-              <w:t xml:space="preserve">课后</w:t>
+              <w:t>课后</w:t>
             </w:r>
           </w:p>
         </w:tc>
@@ -9653,25 +9653,25 @@
                 <w:kern w:val="0"/>
                 <w:szCs w:val="20"/>
               </w:rPr>
-              <w:t xml:space="preserve">从质量评分、管道完整性、处理日志规范性、协作表现四个维度记录过程性数据；</w:t>
-            </w:r>
-          </w:p>
-          <w:p>
-            <w:pPr>
-              <w:spacing w:line="320" w:lineRule="exact"/>
-              <w:rPr>
-                <w:rFonts w:hint="eastAsia" w:ascii="Times New Roman" w:hAnsi="Times New Roman" w:eastAsia="方正仿宋_GBK" w:cs="Times New Roman"/>
-                <w:kern w:val="0"/>
-                <w:szCs w:val="20"/>
-              </w:rPr>
-            </w:pPr>
-            <w:r>
-              <w:rPr>
-                <w:rFonts w:hint="eastAsia" w:ascii="Times New Roman" w:hAnsi="Times New Roman" w:eastAsia="方正仿宋_GBK" w:cs="Times New Roman"/>
-                <w:kern w:val="0"/>
-                <w:szCs w:val="20"/>
-              </w:rPr>
-              <w:t xml:space="preserve">统计链式操作与merge类错误，评估工具迁移成效。</w:t>
+              <w:t>从质量评分、管道完整性、处理日志规范性、协作表现四个维度记录过程性数据；</w:t>
+            </w:r>
+          </w:p>
+          <w:p>
+            <w:pPr>
+              <w:spacing w:line="320" w:lineRule="exact"/>
+              <w:rPr>
+                <w:rFonts w:hint="eastAsia" w:ascii="Times New Roman" w:hAnsi="Times New Roman" w:eastAsia="方正仿宋_GBK" w:cs="Times New Roman"/>
+                <w:kern w:val="0"/>
+                <w:szCs w:val="20"/>
+              </w:rPr>
+            </w:pPr>
+            <w:r>
+              <w:rPr>
+                <w:rFonts w:hint="eastAsia" w:ascii="Times New Roman" w:hAnsi="Times New Roman" w:eastAsia="方正仿宋_GBK" w:cs="Times New Roman"/>
+                <w:kern w:val="0"/>
+                <w:szCs w:val="20"/>
+              </w:rPr>
+              <w:t>统计链式操作与merge类错误，评估工具迁移成效。</w:t>
             </w:r>
           </w:p>
         </w:tc>
@@ -9727,35 +9727,35 @@
               <w:rPr>
                 <w:rFonts w:hint="eastAsia" w:ascii="Times New Roman" w:hAnsi="Times New Roman" w:eastAsia="方正仿宋_GBK" w:cs="Times New Roman"/>
               </w:rPr>
-              <w:t xml:space="preserve">针对merge误用建立“连接类型决策卡”；</w:t>
-            </w:r>
-          </w:p>
-          <w:p>
-            <w:pPr>
-              <w:spacing w:line="320" w:lineRule="exact"/>
-              <w:rPr>
-                <w:rFonts w:hint="eastAsia" w:ascii="Times New Roman" w:hAnsi="Times New Roman" w:eastAsia="方正仿宋_GBK" w:cs="Times New Roman"/>
-              </w:rPr>
-            </w:pPr>
-            <w:r>
-              <w:rPr>
-                <w:rFonts w:hint="eastAsia" w:ascii="Times New Roman" w:hAnsi="Times New Roman" w:eastAsia="方正仿宋_GBK" w:cs="Times New Roman"/>
-              </w:rPr>
-              <w:t xml:space="preserve">将各小组质量报告差异作为讨论素材，强化业务判断意识；优秀管道代码进入班级模板库。</w:t>
-            </w:r>
-          </w:p>
-          <w:p>
-            <w:pPr>
-              <w:spacing w:line="320" w:lineRule="exact"/>
-              <w:rPr>
-                <w:rFonts w:hint="eastAsia" w:ascii="Times New Roman" w:hAnsi="Times New Roman" w:eastAsia="方正仿宋_GBK" w:cs="Times New Roman"/>
-              </w:rPr>
-            </w:pPr>
-            <w:r>
-              <w:rPr>
-                <w:rFonts w:hint="eastAsia" w:ascii="Times New Roman" w:hAnsi="Times New Roman" w:eastAsia="方正仿宋_GBK" w:cs="Times New Roman"/>
-              </w:rPr>
-              <w:t xml:space="preserve">本周更新ABCD角色轮换表与组内贡献记录（个人问责，防搭便车）。</w:t>
+              <w:t>针对merge误用建立“连接类型决策卡”；</w:t>
+            </w:r>
+          </w:p>
+          <w:p>
+            <w:pPr>
+              <w:spacing w:line="320" w:lineRule="exact"/>
+              <w:rPr>
+                <w:rFonts w:hint="eastAsia" w:ascii="Times New Roman" w:hAnsi="Times New Roman" w:eastAsia="方正仿宋_GBK" w:cs="Times New Roman"/>
+              </w:rPr>
+            </w:pPr>
+            <w:r>
+              <w:rPr>
+                <w:rFonts w:hint="eastAsia" w:ascii="Times New Roman" w:hAnsi="Times New Roman" w:eastAsia="方正仿宋_GBK" w:cs="Times New Roman"/>
+              </w:rPr>
+              <w:t>将各小组质量报告差异作为讨论素材，强化业务判断意识；优秀管道代码进入班级模板库。</w:t>
+            </w:r>
+          </w:p>
+          <w:p>
+            <w:pPr>
+              <w:spacing w:line="320" w:lineRule="exact"/>
+              <w:rPr>
+                <w:rFonts w:hint="eastAsia" w:ascii="Times New Roman" w:hAnsi="Times New Roman" w:eastAsia="方正仿宋_GBK" w:cs="Times New Roman"/>
+              </w:rPr>
+            </w:pPr>
+            <w:r>
+              <w:rPr>
+                <w:rFonts w:hint="eastAsia" w:ascii="Times New Roman" w:hAnsi="Times New Roman" w:eastAsia="方正仿宋_GBK" w:cs="Times New Roman"/>
+              </w:rPr>
+              <w:t>本周更新ABCD角色轮换表与组内贡献记录（个人问责，防搭便车）。</w:t>
             </w:r>
           </w:p>
         </w:tc>
@@ -9833,7 +9833,7 @@
           <w:color w:val="000000"/>
           <w:sz w:val="28"/>
         </w:rPr>
-        <w:t xml:space="preserve">项目P2 数据处理工程   任务P2.2《NumPy特征工程——30维故障特征提取系统》教学方案</w:t>
+        <w:t>项目P2 数据处理工程   任务P2.2《NumPy特征工程——30维故障特征提取系统》教学方案</w:t>
       </w:r>
     </w:p>
     <w:tbl>
@@ -10010,7 +10010,7 @@
                 <w:kern w:val="0"/>
                 <w:szCs w:val="20"/>
               </w:rPr>
-              <w:t xml:space="preserve">理实一体</w:t>
+              <w:t>理实一体</w:t>
             </w:r>
           </w:p>
         </w:tc>
@@ -10080,7 +10080,7 @@
                 <w:szCs w:val="20"/>
                 <w:lang w:val="en-US" w:eastAsia="zh-CN"/>
               </w:rPr>
-              <w:t xml:space="preserve">4</w:t>
+              <w:t>4</w:t>
             </w:r>
           </w:p>
         </w:tc>
@@ -10148,7 +10148,7 @@
                 <w:sz w:val="20"/>
                 <w:szCs w:val="20"/>
               </w:rPr>
-              <w:t xml:space="preserve">双创中心302实训室</w:t>
+              <w:t>双创中心302实训室</w:t>
             </w:r>
           </w:p>
         </w:tc>
@@ -10208,7 +10208,7 @@
                 <w:kern w:val="0"/>
                 <w:szCs w:val="21"/>
               </w:rPr>
-              <w:t xml:space="preserve">1班：第四周星期三下午1-4节</w:t>
+              <w:t>1班：第四周星期三下午1-4节</w:t>
             </w:r>
           </w:p>
         </w:tc>
@@ -10282,7 +10282,7 @@
                 <w:szCs w:val="21"/>
                 <w:lang w:val="en-US" w:eastAsia="zh-CN"/>
               </w:rPr>
-              <w:t xml:space="preserve">重庆两江智造集团 · 数字化转型办公室｜振动数据洗干净了，但中台要的是'能喂给AI的特征'。吴工给出特征字典模板：'30个特征，向量化实现，100毫秒内。'——工单P2.2：NumPy特征工程。</w:t>
+              <w:t>重庆两江智造集团 · 数字化转型办公室｜振动数据洗干净了，但中台要的是'能喂给AI的特征'。吴工给出特征字典模板：'30个特征，向量化实现，100毫秒内。'——工单P2.2：NumPy特征工程。</w:t>
             </w:r>
           </w:p>
         </w:tc>
@@ -10356,47 +10356,47 @@
                 <w:sz w:val="20"/>
                 <w:szCs w:val="20"/>
               </w:rPr>
-              <w:t xml:space="preserve">1.宏观：意愿好能力强A（师傅）占比20%、意愿好能力弱B（组长）占比25%、意愿一般C（操作员）占比40%、无意愿D（学徒）占比15%；</w:t>
-            </w:r>
-          </w:p>
-          <w:p>
-            <w:pPr>
-              <w:spacing w:line="320" w:lineRule="exact"/>
-              <w:rPr>
-                <w:rFonts w:hint="eastAsia" w:ascii="Times New Roman" w:hAnsi="Times New Roman" w:eastAsia="方正仿宋_GBK" w:cs="Times New Roman"/>
-                <w:kern w:val="0"/>
-                <w:sz w:val="20"/>
-                <w:szCs w:val="20"/>
-              </w:rPr>
-            </w:pPr>
-            <w:r>
-              <w:rPr>
-                <w:rFonts w:hint="eastAsia" w:ascii="Times New Roman" w:hAnsi="Times New Roman" w:eastAsia="方正仿宋_GBK" w:cs="Times New Roman"/>
-                <w:kern w:val="0"/>
-                <w:sz w:val="20"/>
-                <w:szCs w:val="20"/>
-              </w:rPr>
-              <w:t xml:space="preserve">2.中观：授课对象为大二学生，已修《C语言编程基础》（控制流、函数、指针、结构体、文件I/O），具备基本编程逻辑；部分学生选修过《Python编程基础》，多数依赖本课第1-2周的集中补强；实行项目驱动+融合式教学；</w:t>
-            </w:r>
-          </w:p>
-          <w:p>
-            <w:pPr>
-              <w:spacing w:line="320" w:lineRule="exact"/>
-              <w:rPr>
-                <w:rFonts w:hint="eastAsia" w:ascii="Times New Roman" w:hAnsi="Times New Roman" w:eastAsia="方正仿宋_GBK" w:cs="Times New Roman"/>
-                <w:kern w:val="0"/>
-                <w:sz w:val="20"/>
-                <w:szCs w:val="20"/>
-              </w:rPr>
-            </w:pPr>
-            <w:r>
-              <w:rPr>
-                <w:rFonts w:hint="eastAsia" w:ascii="Times New Roman" w:hAnsi="Times New Roman" w:eastAsia="方正仿宋_GBK" w:cs="Times New Roman"/>
-                <w:kern w:val="0"/>
-                <w:sz w:val="20"/>
-                <w:szCs w:val="20"/>
-              </w:rPr>
-              <w:t xml:space="preserve">3.微观：学生已掌握Pandas清洗，NumPy向量化是性能思维升级；FFT频域概念首次接触，抽象度高；特征物理含义（如峭度反映冲击性）需要工程解读训练。</w:t>
+              <w:t>1.宏观：意愿好能力强A（师傅）占比20%、意愿好能力弱B（组长）占比25%、意愿一般C（操作员）占比40%、无意愿D（学徒）占比15%；</w:t>
+            </w:r>
+          </w:p>
+          <w:p>
+            <w:pPr>
+              <w:spacing w:line="320" w:lineRule="exact"/>
+              <w:rPr>
+                <w:rFonts w:hint="eastAsia" w:ascii="Times New Roman" w:hAnsi="Times New Roman" w:eastAsia="方正仿宋_GBK" w:cs="Times New Roman"/>
+                <w:kern w:val="0"/>
+                <w:sz w:val="20"/>
+                <w:szCs w:val="20"/>
+              </w:rPr>
+            </w:pPr>
+            <w:r>
+              <w:rPr>
+                <w:rFonts w:hint="eastAsia" w:ascii="Times New Roman" w:hAnsi="Times New Roman" w:eastAsia="方正仿宋_GBK" w:cs="Times New Roman"/>
+                <w:kern w:val="0"/>
+                <w:sz w:val="20"/>
+                <w:szCs w:val="20"/>
+              </w:rPr>
+              <w:t>2.中观：授课对象为大二学生，已修《C语言编程基础》（控制流、函数、指针、结构体、文件I/O），具备基本编程逻辑；部分学生选修过《Python编程基础》，多数依赖本课第1-2周的集中补强；实行项目驱动+融合式教学；</w:t>
+            </w:r>
+          </w:p>
+          <w:p>
+            <w:pPr>
+              <w:spacing w:line="320" w:lineRule="exact"/>
+              <w:rPr>
+                <w:rFonts w:hint="eastAsia" w:ascii="Times New Roman" w:hAnsi="Times New Roman" w:eastAsia="方正仿宋_GBK" w:cs="Times New Roman"/>
+                <w:kern w:val="0"/>
+                <w:sz w:val="20"/>
+                <w:szCs w:val="20"/>
+              </w:rPr>
+            </w:pPr>
+            <w:r>
+              <w:rPr>
+                <w:rFonts w:hint="eastAsia" w:ascii="Times New Roman" w:hAnsi="Times New Roman" w:eastAsia="方正仿宋_GBK" w:cs="Times New Roman"/>
+                <w:kern w:val="0"/>
+                <w:sz w:val="20"/>
+                <w:szCs w:val="20"/>
+              </w:rPr>
+              <w:t>3.微观：学生已掌握Pandas清洗，NumPy向量化是性能思维升级；FFT频域概念首次接触，抽象度高；特征物理含义（如峭度反映冲击性）需要工程解读训练。</w:t>
             </w:r>
           </w:p>
         </w:tc>
@@ -10468,61 +10468,61 @@
                 <w:kern w:val="0"/>
                 <w:szCs w:val="20"/>
               </w:rPr>
-              <w:t xml:space="preserve">（1）NumPy数组操作、向量化计算与广播机制；</w:t>
-            </w:r>
-          </w:p>
-          <w:p>
-            <w:pPr>
-              <w:spacing w:line="320" w:lineRule="exact"/>
-              <w:rPr>
-                <w:rFonts w:hint="eastAsia" w:ascii="Times New Roman" w:hAnsi="Times New Roman" w:eastAsia="方正仿宋_GBK" w:cs="Times New Roman"/>
-                <w:kern w:val="0"/>
-                <w:szCs w:val="20"/>
-              </w:rPr>
-            </w:pPr>
-            <w:r>
-              <w:rPr>
-                <w:rFonts w:hint="eastAsia" w:ascii="Times New Roman" w:hAnsi="Times New Roman" w:eastAsia="方正仿宋_GBK" w:cs="Times New Roman"/>
-                <w:kern w:val="0"/>
-                <w:szCs w:val="20"/>
-              </w:rPr>
-              <w:t xml:space="preserve">（2）FFT频域分析与频谱特征计算；</w:t>
-            </w:r>
-          </w:p>
-          <w:p>
-            <w:pPr>
-              <w:spacing w:line="320" w:lineRule="exact"/>
-              <w:rPr>
-                <w:rFonts w:hint="eastAsia" w:ascii="Times New Roman" w:hAnsi="Times New Roman" w:eastAsia="方正仿宋_GBK" w:cs="Times New Roman"/>
-                <w:kern w:val="0"/>
-                <w:szCs w:val="20"/>
-              </w:rPr>
-            </w:pPr>
-            <w:r>
-              <w:rPr>
-                <w:rFonts w:hint="eastAsia" w:ascii="Times New Roman" w:hAnsi="Times New Roman" w:eastAsia="方正仿宋_GBK" w:cs="Times New Roman"/>
-                <w:kern w:val="0"/>
-                <w:szCs w:val="20"/>
-              </w:rPr>
-              <w:t xml:space="preserve">（3）30维特征的公式实现与特征标准化；</w:t>
-            </w:r>
-          </w:p>
-          <w:p>
-            <w:pPr>
-              <w:spacing w:line="320" w:lineRule="exact"/>
-              <w:rPr>
-                <w:rFonts w:hint="eastAsia" w:ascii="Times New Roman" w:hAnsi="Times New Roman" w:eastAsia="方正仿宋_GBK" w:cs="Times New Roman"/>
-                <w:kern w:val="0"/>
-                <w:szCs w:val="20"/>
-              </w:rPr>
-            </w:pPr>
-            <w:r>
-              <w:rPr>
-                <w:rFonts w:hint="eastAsia" w:ascii="Times New Roman" w:hAnsi="Times New Roman" w:eastAsia="方正仿宋_GBK" w:cs="Times New Roman"/>
-                <w:kern w:val="0"/>
-                <w:szCs w:val="20"/>
-              </w:rPr>
-              <w:t xml:space="preserve">（4）特征矩阵输出（N_samples×30）与箱线图可视化。</w:t>
+              <w:t>（1）NumPy数组操作、向量化计算与广播机制；</w:t>
+            </w:r>
+          </w:p>
+          <w:p>
+            <w:pPr>
+              <w:spacing w:line="320" w:lineRule="exact"/>
+              <w:rPr>
+                <w:rFonts w:hint="eastAsia" w:ascii="Times New Roman" w:hAnsi="Times New Roman" w:eastAsia="方正仿宋_GBK" w:cs="Times New Roman"/>
+                <w:kern w:val="0"/>
+                <w:szCs w:val="20"/>
+              </w:rPr>
+            </w:pPr>
+            <w:r>
+              <w:rPr>
+                <w:rFonts w:hint="eastAsia" w:ascii="Times New Roman" w:hAnsi="Times New Roman" w:eastAsia="方正仿宋_GBK" w:cs="Times New Roman"/>
+                <w:kern w:val="0"/>
+                <w:szCs w:val="20"/>
+              </w:rPr>
+              <w:t>（2）FFT频域分析与频谱特征计算；</w:t>
+            </w:r>
+          </w:p>
+          <w:p>
+            <w:pPr>
+              <w:spacing w:line="320" w:lineRule="exact"/>
+              <w:rPr>
+                <w:rFonts w:hint="eastAsia" w:ascii="Times New Roman" w:hAnsi="Times New Roman" w:eastAsia="方正仿宋_GBK" w:cs="Times New Roman"/>
+                <w:kern w:val="0"/>
+                <w:szCs w:val="20"/>
+              </w:rPr>
+            </w:pPr>
+            <w:r>
+              <w:rPr>
+                <w:rFonts w:hint="eastAsia" w:ascii="Times New Roman" w:hAnsi="Times New Roman" w:eastAsia="方正仿宋_GBK" w:cs="Times New Roman"/>
+                <w:kern w:val="0"/>
+                <w:szCs w:val="20"/>
+              </w:rPr>
+              <w:t>（3）30维特征的公式实现与特征标准化；</w:t>
+            </w:r>
+          </w:p>
+          <w:p>
+            <w:pPr>
+              <w:spacing w:line="320" w:lineRule="exact"/>
+              <w:rPr>
+                <w:rFonts w:hint="eastAsia" w:ascii="Times New Roman" w:hAnsi="Times New Roman" w:eastAsia="方正仿宋_GBK" w:cs="Times New Roman"/>
+                <w:kern w:val="0"/>
+                <w:szCs w:val="20"/>
+              </w:rPr>
+            </w:pPr>
+            <w:r>
+              <w:rPr>
+                <w:rFonts w:hint="eastAsia" w:ascii="Times New Roman" w:hAnsi="Times New Roman" w:eastAsia="方正仿宋_GBK" w:cs="Times New Roman"/>
+                <w:kern w:val="0"/>
+                <w:szCs w:val="20"/>
+              </w:rPr>
+              <w:t>（4）特征矩阵输出（N_samples×30）与箱线图可视化。</w:t>
             </w:r>
           </w:p>
         </w:tc>
@@ -10594,43 +10594,43 @@
                 <w:kern w:val="0"/>
                 <w:szCs w:val="20"/>
               </w:rPr>
-              <w:t xml:space="preserve">（1）时域→频域的变换直觉建立；</w:t>
-            </w:r>
-          </w:p>
-          <w:p>
-            <w:pPr>
-              <w:spacing w:line="320" w:lineRule="exact"/>
-              <w:rPr>
-                <w:rFonts w:hint="eastAsia" w:ascii="Times New Roman" w:hAnsi="Times New Roman" w:eastAsia="方正仿宋_GBK" w:cs="Times New Roman"/>
-                <w:kern w:val="0"/>
-                <w:szCs w:val="20"/>
-              </w:rPr>
-            </w:pPr>
-            <w:r>
-              <w:rPr>
-                <w:rFonts w:hint="eastAsia" w:ascii="Times New Roman" w:hAnsi="Times New Roman" w:eastAsia="方正仿宋_GBK" w:cs="Times New Roman"/>
-                <w:kern w:val="0"/>
-                <w:szCs w:val="20"/>
-              </w:rPr>
-              <w:t xml:space="preserve">（2）广播规则的多维应用；</w:t>
-            </w:r>
-          </w:p>
-          <w:p>
-            <w:pPr>
-              <w:spacing w:line="320" w:lineRule="exact"/>
-              <w:rPr>
-                <w:rFonts w:hint="eastAsia" w:ascii="Times New Roman" w:hAnsi="Times New Roman" w:eastAsia="方正仿宋_GBK" w:cs="Times New Roman"/>
-                <w:kern w:val="0"/>
-                <w:szCs w:val="20"/>
-              </w:rPr>
-            </w:pPr>
-            <w:r>
-              <w:rPr>
-                <w:rFonts w:hint="eastAsia" w:ascii="Times New Roman" w:hAnsi="Times New Roman" w:eastAsia="方正仿宋_GBK" w:cs="Times New Roman"/>
-                <w:kern w:val="0"/>
-                <w:szCs w:val="20"/>
-              </w:rPr>
-              <w:t xml:space="preserve">（3）特征物理含义与故障模式的关联解读。</w:t>
+              <w:t>（1）时域→频域的变换直觉建立；</w:t>
+            </w:r>
+          </w:p>
+          <w:p>
+            <w:pPr>
+              <w:spacing w:line="320" w:lineRule="exact"/>
+              <w:rPr>
+                <w:rFonts w:hint="eastAsia" w:ascii="Times New Roman" w:hAnsi="Times New Roman" w:eastAsia="方正仿宋_GBK" w:cs="Times New Roman"/>
+                <w:kern w:val="0"/>
+                <w:szCs w:val="20"/>
+              </w:rPr>
+            </w:pPr>
+            <w:r>
+              <w:rPr>
+                <w:rFonts w:hint="eastAsia" w:ascii="Times New Roman" w:hAnsi="Times New Roman" w:eastAsia="方正仿宋_GBK" w:cs="Times New Roman"/>
+                <w:kern w:val="0"/>
+                <w:szCs w:val="20"/>
+              </w:rPr>
+              <w:t>（2）广播规则的多维应用；</w:t>
+            </w:r>
+          </w:p>
+          <w:p>
+            <w:pPr>
+              <w:spacing w:line="320" w:lineRule="exact"/>
+              <w:rPr>
+                <w:rFonts w:hint="eastAsia" w:ascii="Times New Roman" w:hAnsi="Times New Roman" w:eastAsia="方正仿宋_GBK" w:cs="Times New Roman"/>
+                <w:kern w:val="0"/>
+                <w:szCs w:val="20"/>
+              </w:rPr>
+            </w:pPr>
+            <w:r>
+              <w:rPr>
+                <w:rFonts w:hint="eastAsia" w:ascii="Times New Roman" w:hAnsi="Times New Roman" w:eastAsia="方正仿宋_GBK" w:cs="Times New Roman"/>
+                <w:kern w:val="0"/>
+                <w:szCs w:val="20"/>
+              </w:rPr>
+              <w:t>（3）特征物理含义与故障模式的关联解读。</w:t>
             </w:r>
           </w:p>
         </w:tc>
@@ -10752,7 +10752,7 @@
                 <w:kern w:val="0"/>
                 <w:szCs w:val="20"/>
               </w:rPr>
-              <w:t xml:space="preserve">1.教学资料：振动信号数据集（正常/故障标注）、特征字典模板（名称/公式/物理含义）、FFT频谱动画演示、性能计时脚本、工单P2.2任务书与评价量表；</w:t>
+              <w:t>1.教学资料：振动信号数据集（正常/故障标注）、特征字典模板（名称/公式/物理含义）、FFT频谱动画演示、性能计时脚本、工单P2.2任务书与评价量表；</w:t>
             </w:r>
             <w:bookmarkEnd w:id="2"/>
             <w:bookmarkEnd w:id="3"/>
@@ -10778,7 +10778,7 @@
                 <w:kern w:val="0"/>
                 <w:szCs w:val="20"/>
               </w:rPr>
-              <w:t xml:space="preserve">2.设备环境：双创中心302实训室，Python 3.9+、numpy、matplotlib；</w:t>
+              <w:t>2.设备环境：双创中心302实训室，Python 3.9+、numpy、matplotlib；</w:t>
             </w:r>
             <w:bookmarkEnd w:id="2"/>
             <w:bookmarkEnd w:id="3"/>
@@ -10804,7 +10804,7 @@
                 <w:kern w:val="0"/>
                 <w:szCs w:val="20"/>
               </w:rPr>
-              <w:t xml:space="preserve">3.教学平台：课程在线平台（NumPy/FFT微课、性能排行榜）。</w:t>
+              <w:t>3.教学平台：课程在线平台（NumPy/FFT微课、性能排行榜）。</w:t>
             </w:r>
             <w:bookmarkEnd w:id="2"/>
             <w:bookmarkEnd w:id="3"/>
@@ -10869,7 +10869,7 @@
                 <w:kern w:val="0"/>
                 <w:szCs w:val="20"/>
               </w:rPr>
-              <w:t xml:space="preserve">课前（六步之“资讯·计划”）：教师/师傅(A)/组长(B)发布工单、项目背景资料、线上导学单与代码骨架仓库（Python 3.9+、Git、离线依赖包）；学生克隆仓库、完成预习自测并提交初步实施计划；</w:t>
+              <w:t>课前（六步之“资讯·计划”）：教师/师傅(A)/组长(B)发布工单、项目背景资料、线上导学单与代码骨架仓库（Python 3.9+、Git、离线依赖包）；学生克隆仓库、完成预习自测并提交初步实施计划；</w:t>
             </w:r>
           </w:p>
           <w:p>
@@ -10888,7 +10888,7 @@
                 <w:kern w:val="0"/>
                 <w:szCs w:val="20"/>
               </w:rPr>
-              <w:t xml:space="preserve">课中：决策（备选方案对比→决策矩阵打分→决策结论公示→与实施绑定，实施失误回溯决策复盘）→两轮实施（骨架先行，聚焦集成与优化；知识点按需即时补充，融合式教学）→检查（自检—互检—师查三层质检）→评价（量表+代码评审意见）；A类学生示范讲解（费曼学习法：以教代学）；</w:t>
+              <w:t>课中：决策（备选方案对比→决策矩阵打分→决策结论公示→与实施绑定，实施失误回溯决策复盘）→两轮实施（骨架先行，聚焦集成与优化；知识点按需即时补充，融合式教学）→检查（自检—互检—师查三层质检）→评价（量表+代码评审意见）；A类学生示范讲解（费曼学习法：以教代学）；</w:t>
             </w:r>
           </w:p>
           <w:p>
@@ -10907,7 +10907,7 @@
                 <w:kern w:val="0"/>
                 <w:szCs w:val="20"/>
               </w:rPr>
-              <w:t xml:space="preserve">课后：工单24小时内反馈（代码评审意见：PEP 8/命名/注释/性能四项）；C/D层完成补强任务，A/B层完成性能优化与拓展任务；更新ABCD角色轮换与组内贡献记录。</w:t>
+              <w:t>课后：工单24小时内反馈（代码评审意见：PEP 8/命名/注释/性能四项）；C/D层完成补强任务，A/B层完成性能优化与拓展任务；更新ABCD角色轮换与组内贡献记录。</w:t>
             </w:r>
           </w:p>
         </w:tc>
@@ -10970,7 +10970,7 @@
                 <w:sz w:val="20"/>
                 <w:szCs w:val="20"/>
               </w:rPr>
-              <w:t xml:space="preserve">（1）“和弦分解”类比+频谱动画讲FFT；</w:t>
+              <w:t>（1）“和弦分解”类比+频谱动画讲FFT；</w:t>
             </w:r>
           </w:p>
           <w:p>
@@ -10991,7 +10991,7 @@
                 <w:sz w:val="20"/>
                 <w:szCs w:val="20"/>
               </w:rPr>
-              <w:t xml:space="preserve">（2）特征字典模板实现“会算更懂含义”；</w:t>
+              <w:t>（2）特征字典模板实现“会算更懂含义”；</w:t>
             </w:r>
           </w:p>
           <w:p>
@@ -11012,7 +11012,7 @@
                 <w:sz w:val="20"/>
                 <w:szCs w:val="20"/>
               </w:rPr>
-              <w:t xml:space="preserve">（3）性能排行榜激励向量化优化（100倍提速演示开场）。</w:t>
+              <w:t>（3）性能排行榜激励向量化优化（100倍提速演示开场）。</w:t>
             </w:r>
           </w:p>
         </w:tc>
@@ -11074,7 +11074,7 @@
                 <w:szCs w:val="21"/>
                 <w:lang w:val="en-US" w:eastAsia="zh-CN"/>
               </w:rPr>
-              <w:t xml:space="preserve">（1）先允许循环实现跑通，再对照向量化版本重写（体验式理解）；</w:t>
+              <w:t>（1）先允许循环实现跑通，再对照向量化版本重写（体验式理解）；</w:t>
             </w:r>
           </w:p>
           <w:p>
@@ -11094,7 +11094,7 @@
                 <w:szCs w:val="21"/>
                 <w:lang w:val="en-US" w:eastAsia="zh-CN"/>
               </w:rPr>
-              <w:t xml:space="preserve">（2）对C/D层提供10个时域特征的参考实现，自选补齐频域；</w:t>
+              <w:t>（2）对C/D层提供10个时域特征的参考实现，自选补齐频域；</w:t>
             </w:r>
           </w:p>
           <w:p>
@@ -11114,7 +11114,7 @@
                 <w:szCs w:val="21"/>
                 <w:lang w:val="en-US" w:eastAsia="zh-CN"/>
               </w:rPr>
-              <w:t xml:space="preserve">（3）广播机制用“形状对齐图”专项训练。</w:t>
+              <w:t>（3）广播机制用“形状对齐图”专项训练。</w:t>
             </w:r>
           </w:p>
         </w:tc>
@@ -11384,7 +11384,7 @@
                 <w:szCs w:val="20"/>
                 <w:lang w:val="en-US" w:eastAsia="zh-CN"/>
               </w:rPr>
-              <w:t xml:space="preserve">发布任务书/工单与评价标准；准备演示代码、数据集与虚拟产线环境；检查学生机环境与Git仓库。</w:t>
+              <w:t>发布任务书/工单与评价标准；准备演示代码、数据集与虚拟产线环境；检查学生机环境与Git仓库。</w:t>
             </w:r>
           </w:p>
         </w:tc>
@@ -11418,7 +11418,7 @@
                 <w:szCs w:val="20"/>
                 <w:lang w:val="en-US" w:eastAsia="zh-CN"/>
               </w:rPr>
-              <w:t xml:space="preserve">A/B类克隆工程模板并完成环境自检；C/D类观看预习视频并记录疑问；A类尝试预习任务并准备示范要点。</w:t>
+              <w:t>A/B类克隆工程模板并完成环境自检；C/D类观看预习视频并记录疑问；A类尝试预习任务并准备示范要点。</w:t>
             </w:r>
           </w:p>
         </w:tc>
@@ -11450,7 +11450,7 @@
                 <w:sz w:val="20"/>
                 <w:szCs w:val="20"/>
               </w:rPr>
-              <w:t xml:space="preserve">完成预习与资源到位</w:t>
+              <w:t>完成预习与资源到位</w:t>
             </w:r>
           </w:p>
         </w:tc>
@@ -11548,7 +11548,7 @@
                 <w:szCs w:val="20"/>
                 <w:lang w:val="en-US" w:eastAsia="zh-CN"/>
               </w:rPr>
-              <w:t xml:space="preserve">情境导入（企业项目需求/真实数据/问题驱动）；明确本任务交付物与验收标准；提示工程规范要求。</w:t>
+              <w:t>情境导入（企业项目需求/真实数据/问题驱动）；明确本任务交付物与验收标准；提示工程规范要求。</w:t>
             </w:r>
           </w:p>
         </w:tc>
@@ -11582,7 +11582,7 @@
                 <w:szCs w:val="20"/>
                 <w:lang w:val="en-US" w:eastAsia="zh-CN"/>
               </w:rPr>
-              <w:t xml:space="preserve">围绕任务书进行要点提取；小组讨论“交付标准+风险点”，制定实施计划。</w:t>
+              <w:t>围绕任务书进行要点提取；小组讨论“交付标准+风险点”，制定实施计划。</w:t>
             </w:r>
           </w:p>
         </w:tc>
@@ -11616,7 +11616,7 @@
                 <w:szCs w:val="20"/>
                 <w:lang w:val="en-US" w:eastAsia="zh-CN"/>
               </w:rPr>
-              <w:t xml:space="preserve">建立任务目标与工程代入感</w:t>
+              <w:t>建立任务目标与工程代入感</w:t>
             </w:r>
           </w:p>
         </w:tc>
@@ -11641,7 +11641,7 @@
                 <w:kern w:val="0"/>
                 <w:szCs w:val="20"/>
               </w:rPr>
-              <w:t xml:space="preserve">15min</w:t>
+              <w:t>15min</w:t>
             </w:r>
           </w:p>
         </w:tc>
@@ -11736,7 +11736,7 @@
                 <w:szCs w:val="20"/>
                 <w:lang w:val="en-US" w:eastAsia="zh-CN"/>
               </w:rPr>
-              <w:t xml:space="preserve">精讲演示向量化与广播；演示FFT计算与频域特征提取；现场评判操作质量；引导A操作、B操作、C记录、D观摩。</w:t>
+              <w:t>精讲演示向量化与广播；演示FFT计算与频域特征提取；现场评判操作质量；引导A操作、B操作、C记录、D观摩。</w:t>
             </w:r>
           </w:p>
         </w:tc>
@@ -11770,7 +11770,7 @@
                 <w:szCs w:val="20"/>
                 <w:lang w:val="en-US" w:eastAsia="zh-CN"/>
               </w:rPr>
-              <w:t xml:space="preserve">A类学生完成向量化30维特征+性能优化；B类学生完成时域+部分频域特征；C类完成10个时域特征；D类观摩并完成数组操作练习。</w:t>
+              <w:t>A类学生完成向量化30维特征+性能优化；B类学生完成时域+部分频域特征；C类完成10个时域特征；D类观摩并完成数组操作练习。</w:t>
             </w:r>
           </w:p>
         </w:tc>
@@ -11796,7 +11796,7 @@
                 <w:kern w:val="0"/>
                 <w:szCs w:val="20"/>
               </w:rPr>
-              <w:t xml:space="preserve">掌握向量化计算与特征提取方法；</w:t>
+              <w:t>掌握向量化计算与特征提取方法；</w:t>
             </w:r>
           </w:p>
           <w:p>
@@ -11815,7 +11815,7 @@
                 <w:kern w:val="0"/>
                 <w:szCs w:val="20"/>
               </w:rPr>
-              <w:t xml:space="preserve">形成特征矩阵样例与关键注意点。</w:t>
+              <w:t>形成特征矩阵样例与关键注意点。</w:t>
             </w:r>
           </w:p>
         </w:tc>
@@ -11842,7 +11842,7 @@
                 <w:szCs w:val="20"/>
                 <w:lang w:val="en-US" w:eastAsia="zh-CN"/>
               </w:rPr>
-              <w:t xml:space="preserve">55min</w:t>
+              <w:t>55min</w:t>
             </w:r>
           </w:p>
         </w:tc>
@@ -11898,7 +11898,7 @@
                 <w:kern w:val="0"/>
                 <w:szCs w:val="20"/>
               </w:rPr>
-              <w:t xml:space="preserve">1.A类汇报操作成果与问题。2.点评关键点：实现正确性、性能意识、代码规范、协作效率。</w:t>
+              <w:t>1.A类汇报操作成果与问题。2.点评关键点：实现正确性、性能意识、代码规范、协作效率。</w:t>
             </w:r>
           </w:p>
         </w:tc>
@@ -11924,7 +11924,7 @@
                 <w:kern w:val="0"/>
                 <w:szCs w:val="20"/>
               </w:rPr>
-              <w:t xml:space="preserve">复盘：A类总结难点转化为给B/C/D类的“避坑指南”。</w:t>
+              <w:t>复盘：A类总结难点转化为给B/C/D类的“避坑指南”。</w:t>
             </w:r>
           </w:p>
         </w:tc>
@@ -11950,7 +11950,7 @@
                 <w:kern w:val="0"/>
                 <w:szCs w:val="20"/>
               </w:rPr>
-              <w:t xml:space="preserve">形成可迁移经验与统一规范。沉淀可复用方法，促进反思与表达。</w:t>
+              <w:t>形成可迁移经验与统一规范。沉淀可复用方法，促进反思与表达。</w:t>
             </w:r>
           </w:p>
         </w:tc>
@@ -11976,7 +11976,7 @@
                 <w:szCs w:val="20"/>
                 <w:lang w:val="en-US" w:eastAsia="zh-CN"/>
               </w:rPr>
-              <w:t xml:space="preserve">10min</w:t>
+              <w:t>10min</w:t>
             </w:r>
           </w:p>
         </w:tc>
@@ -12063,7 +12063,7 @@
                 <w:kern w:val="0"/>
                 <w:szCs w:val="20"/>
               </w:rPr>
-              <w:t xml:space="preserve">任务检查：检查B/C/D学生特征完成度；回顾FFT与标准化要点；监督/评判；巡回指导排错。</w:t>
+              <w:t>任务检查：检查B/C/D学生特征完成度；回顾FFT与标准化要点；监督/评判；巡回指导排错。</w:t>
             </w:r>
           </w:p>
         </w:tc>
@@ -12090,7 +12090,7 @@
                 <w:kern w:val="0"/>
                 <w:szCs w:val="20"/>
               </w:rPr>
-              <w:t xml:space="preserve">B类学生完成30维特征+标准化+箱线图；C/D类完成≥15维基础版；A类学生优化至&lt;50ms并补充特征字典注释。</w:t>
+              <w:t>B类学生完成30维特征+标准化+箱线图；C/D类完成≥15维基础版；A类学生优化至&lt;50ms并补充特征字典注释。</w:t>
             </w:r>
           </w:p>
         </w:tc>
@@ -12116,7 +12116,7 @@
                 <w:kern w:val="0"/>
                 <w:szCs w:val="20"/>
               </w:rPr>
-              <w:t xml:space="preserve">完成工单P2.2并达标（30特征正确+向量化+标准化+PEP 8≥75%）。</w:t>
+              <w:t>完成工单P2.2并达标（30特征正确+向量化+标准化+PEP 8≥75%）。</w:t>
             </w:r>
           </w:p>
         </w:tc>
@@ -12142,7 +12142,7 @@
                 <w:szCs w:val="20"/>
                 <w:lang w:val="en-US" w:eastAsia="zh-CN"/>
               </w:rPr>
-              <w:t xml:space="preserve">65min</w:t>
+              <w:t>65min</w:t>
             </w:r>
           </w:p>
         </w:tc>
@@ -12198,7 +12198,7 @@
                 <w:kern w:val="0"/>
                 <w:szCs w:val="20"/>
               </w:rPr>
-              <w:t xml:space="preserve">1.各小组汇报工单成果与问题；2.点评关键点：功能完成度、工程质量、创新点；3.布置课后任务与下次课预习。</w:t>
+              <w:t>1.各小组汇报工单成果与问题；2.点评关键点：功能完成度、工程质量、创新点；3.布置课后任务与下次课预习。</w:t>
             </w:r>
           </w:p>
         </w:tc>
@@ -12224,7 +12224,7 @@
                 <w:kern w:val="0"/>
                 <w:szCs w:val="20"/>
               </w:rPr>
-              <w:t xml:space="preserve">小组代表汇报成果与问题；完成互评与个人反思；提交工单与过程记录。</w:t>
+              <w:t>小组代表汇报成果与问题；完成互评与个人反思；提交工单与过程记录。</w:t>
             </w:r>
           </w:p>
         </w:tc>
@@ -12250,7 +12250,7 @@
                 <w:kern w:val="0"/>
                 <w:szCs w:val="20"/>
               </w:rPr>
-              <w:t xml:space="preserve">训练决策能力与团队协作。培养总结反思能力与持续改进意识；通过汇报提升表达与逻辑思维能力。</w:t>
+              <w:t>训练决策能力与团队协作。培养总结反思能力与持续改进意识；通过汇报提升表达与逻辑思维能力。</w:t>
             </w:r>
           </w:p>
         </w:tc>
@@ -12275,7 +12275,7 @@
                 <w:szCs w:val="20"/>
                 <w:lang w:val="en-US" w:eastAsia="zh-CN"/>
               </w:rPr>
-              <w:t xml:space="preserve">15min</w:t>
+              <w:t>15min</w:t>
             </w:r>
           </w:p>
         </w:tc>
@@ -12503,7 +12503,7 @@
                 <w:kern w:val="0"/>
                 <w:szCs w:val="20"/>
               </w:rPr>
-              <w:t xml:space="preserve">推送提升任务（技能竞赛/1+X证书/性能优化挑战）；收集数据用于诊改。</w:t>
+              <w:t>推送提升任务（技能竞赛/1+X证书/性能优化挑战）；收集数据用于诊改。</w:t>
             </w:r>
           </w:p>
         </w:tc>
@@ -12530,7 +12530,7 @@
                 <w:szCs w:val="20"/>
                 <w:lang w:val="en-US" w:eastAsia="zh-CN"/>
               </w:rPr>
-              <w:t xml:space="preserve">C/D类完成NumPy专项练习；A/B类尝试特征选择与衍生特征（超优标准）；完善特征字典文档。</w:t>
+              <w:t>C/D类完成NumPy专项练习；A/B类尝试特征选择与衍生特征（超优标准）；完善特征字典文档。</w:t>
             </w:r>
           </w:p>
         </w:tc>
@@ -12556,7 +12556,7 @@
                 <w:kern w:val="0"/>
                 <w:szCs w:val="20"/>
               </w:rPr>
-              <w:t xml:space="preserve">巩固迁移与持续改进</w:t>
+              <w:t>巩固迁移与持续改进</w:t>
             </w:r>
           </w:p>
         </w:tc>
@@ -12585,7 +12585,7 @@
                 <w:szCs w:val="20"/>
                 <w:lang w:val="en-US" w:eastAsia="zh-CN"/>
               </w:rPr>
-              <w:t xml:space="preserve">课后</w:t>
+              <w:t>课后</w:t>
             </w:r>
           </w:p>
         </w:tc>
@@ -12691,25 +12691,25 @@
                 <w:kern w:val="0"/>
                 <w:szCs w:val="20"/>
               </w:rPr>
-              <w:t xml:space="preserve">从特征正确性、向量化程度、计算性能、文档完整性四个维度记录过程性数据；</w:t>
-            </w:r>
-          </w:p>
-          <w:p>
-            <w:pPr>
-              <w:spacing w:line="320" w:lineRule="exact"/>
-              <w:rPr>
-                <w:rFonts w:hint="eastAsia" w:ascii="Times New Roman" w:hAnsi="Times New Roman" w:eastAsia="方正仿宋_GBK" w:cs="Times New Roman"/>
-                <w:kern w:val="0"/>
-                <w:szCs w:val="20"/>
-              </w:rPr>
-            </w:pPr>
-            <w:r>
-              <w:rPr>
-                <w:rFonts w:hint="eastAsia" w:ascii="Times New Roman" w:hAnsi="Times New Roman" w:eastAsia="方正仿宋_GBK" w:cs="Times New Roman"/>
-                <w:kern w:val="0"/>
-                <w:szCs w:val="20"/>
-              </w:rPr>
-              <w:t xml:space="preserve">统计频域特征错误率，评估FFT教学成效；记录性能排行榜数据。</w:t>
+              <w:t>从特征正确性、向量化程度、计算性能、文档完整性四个维度记录过程性数据；</w:t>
+            </w:r>
+          </w:p>
+          <w:p>
+            <w:pPr>
+              <w:spacing w:line="320" w:lineRule="exact"/>
+              <w:rPr>
+                <w:rFonts w:hint="eastAsia" w:ascii="Times New Roman" w:hAnsi="Times New Roman" w:eastAsia="方正仿宋_GBK" w:cs="Times New Roman"/>
+                <w:kern w:val="0"/>
+                <w:szCs w:val="20"/>
+              </w:rPr>
+            </w:pPr>
+            <w:r>
+              <w:rPr>
+                <w:rFonts w:hint="eastAsia" w:ascii="Times New Roman" w:hAnsi="Times New Roman" w:eastAsia="方正仿宋_GBK" w:cs="Times New Roman"/>
+                <w:kern w:val="0"/>
+                <w:szCs w:val="20"/>
+              </w:rPr>
+              <w:t>统计频域特征错误率，评估FFT教学成效；记录性能排行榜数据。</w:t>
             </w:r>
           </w:p>
         </w:tc>
@@ -12765,35 +12765,35 @@
               <w:rPr>
                 <w:rFonts w:hint="eastAsia" w:ascii="Times New Roman" w:hAnsi="Times New Roman" w:eastAsia="方正仿宋_GBK" w:cs="Times New Roman"/>
               </w:rPr>
-              <w:t xml:space="preserve">针对频域理解薄弱推送频谱动画复盘资料；</w:t>
-            </w:r>
-          </w:p>
-          <w:p>
-            <w:pPr>
-              <w:spacing w:line="320" w:lineRule="exact"/>
-              <w:rPr>
-                <w:rFonts w:hint="eastAsia" w:ascii="Times New Roman" w:hAnsi="Times New Roman" w:eastAsia="方正仿宋_GBK" w:cs="Times New Roman"/>
-              </w:rPr>
-            </w:pPr>
-            <w:r>
-              <w:rPr>
-                <w:rFonts w:hint="eastAsia" w:ascii="Times New Roman" w:hAnsi="Times New Roman" w:eastAsia="方正仿宋_GBK" w:cs="Times New Roman"/>
-              </w:rPr>
-              <w:t xml:space="preserve">特征字典汇编为班级《特征手册》；为P6机器学习任务储备特征数据与文档。</w:t>
-            </w:r>
-          </w:p>
-          <w:p>
-            <w:pPr>
-              <w:spacing w:line="320" w:lineRule="exact"/>
-              <w:rPr>
-                <w:rFonts w:hint="eastAsia" w:ascii="Times New Roman" w:hAnsi="Times New Roman" w:eastAsia="方正仿宋_GBK" w:cs="Times New Roman"/>
-              </w:rPr>
-            </w:pPr>
-            <w:r>
-              <w:rPr>
-                <w:rFonts w:hint="eastAsia" w:ascii="Times New Roman" w:hAnsi="Times New Roman" w:eastAsia="方正仿宋_GBK" w:cs="Times New Roman"/>
-              </w:rPr>
-              <w:t xml:space="preserve">本周更新ABCD角色轮换表与组内贡献记录（个人问责，防搭便车）。</w:t>
+              <w:t>针对频域理解薄弱推送频谱动画复盘资料；</w:t>
+            </w:r>
+          </w:p>
+          <w:p>
+            <w:pPr>
+              <w:spacing w:line="320" w:lineRule="exact"/>
+              <w:rPr>
+                <w:rFonts w:hint="eastAsia" w:ascii="Times New Roman" w:hAnsi="Times New Roman" w:eastAsia="方正仿宋_GBK" w:cs="Times New Roman"/>
+              </w:rPr>
+            </w:pPr>
+            <w:r>
+              <w:rPr>
+                <w:rFonts w:hint="eastAsia" w:ascii="Times New Roman" w:hAnsi="Times New Roman" w:eastAsia="方正仿宋_GBK" w:cs="Times New Roman"/>
+              </w:rPr>
+              <w:t>特征字典汇编为班级《特征手册》；为P6机器学习任务储备特征数据与文档。</w:t>
+            </w:r>
+          </w:p>
+          <w:p>
+            <w:pPr>
+              <w:spacing w:line="320" w:lineRule="exact"/>
+              <w:rPr>
+                <w:rFonts w:hint="eastAsia" w:ascii="Times New Roman" w:hAnsi="Times New Roman" w:eastAsia="方正仿宋_GBK" w:cs="Times New Roman"/>
+              </w:rPr>
+            </w:pPr>
+            <w:r>
+              <w:rPr>
+                <w:rFonts w:hint="eastAsia" w:ascii="Times New Roman" w:hAnsi="Times New Roman" w:eastAsia="方正仿宋_GBK" w:cs="Times New Roman"/>
+              </w:rPr>
+              <w:t>本周更新ABCD角色轮换表与组内贡献记录（个人问责，防搭便车）。</w:t>
             </w:r>
           </w:p>
         </w:tc>
@@ -12871,7 +12871,7 @@
           <w:color w:val="000000"/>
           <w:sz w:val="28"/>
         </w:rPr>
-        <w:t xml:space="preserve">项目P3 数据可视化与报表   任务P3.1/P3.2《产线KPI仪表盘与自动日报系统》教学方案</w:t>
+        <w:t>项目P3 数据可视化与报表   任务P3.1/P3.2《产线KPI仪表盘与自动日报系统》教学方案</w:t>
       </w:r>
     </w:p>
     <w:tbl>
@@ -13048,7 +13048,7 @@
                 <w:kern w:val="0"/>
                 <w:szCs w:val="20"/>
               </w:rPr>
-              <w:t xml:space="preserve">理实一体</w:t>
+              <w:t>理实一体</w:t>
             </w:r>
           </w:p>
         </w:tc>
@@ -13118,7 +13118,7 @@
                 <w:szCs w:val="20"/>
                 <w:lang w:val="en-US" w:eastAsia="zh-CN"/>
               </w:rPr>
-              <w:t xml:space="preserve">4</w:t>
+              <w:t>4</w:t>
             </w:r>
           </w:p>
         </w:tc>
@@ -13186,7 +13186,7 @@
                 <w:sz w:val="20"/>
                 <w:szCs w:val="20"/>
               </w:rPr>
-              <w:t xml:space="preserve">双创中心302实训室</w:t>
+              <w:t>双创中心302实训室</w:t>
             </w:r>
           </w:p>
         </w:tc>
@@ -13246,7 +13246,7 @@
                 <w:kern w:val="0"/>
                 <w:szCs w:val="21"/>
               </w:rPr>
-              <w:t xml:space="preserve">1班：第五周星期三下午1-4节</w:t>
+              <w:t>1班：第五周星期三下午1-4节</w:t>
             </w:r>
           </w:p>
         </w:tc>
@@ -13320,7 +13320,7 @@
                 <w:szCs w:val="21"/>
                 <w:lang w:val="en-US" w:eastAsia="zh-CN"/>
               </w:rPr>
-              <w:t xml:space="preserve">重庆两江智造集团 · 数字化转型办公室｜方总监向集团汇报需要'看得见的数据'。下周 executive meeting 要演示——工单P3：产线KPI仪表盘+自动日报，给管理层一双数据的眼睛。</w:t>
+              <w:t>重庆两江智造集团 · 数字化转型办公室｜方总监向集团汇报需要'看得见的数据'。下周 executive meeting 要演示——工单P3：产线KPI仪表盘+自动日报，给管理层一双数据的眼睛。</w:t>
             </w:r>
           </w:p>
         </w:tc>
@@ -13394,47 +13394,47 @@
                 <w:sz w:val="20"/>
                 <w:szCs w:val="20"/>
               </w:rPr>
-              <w:t xml:space="preserve">1.宏观：意愿好能力强A（师傅）占比20%、意愿好能力弱B（组长）占比25%、意愿一般C（操作员）占比40%、无意愿D（学徒）占比15%；</w:t>
-            </w:r>
-          </w:p>
-          <w:p>
-            <w:pPr>
-              <w:spacing w:line="320" w:lineRule="exact"/>
-              <w:rPr>
-                <w:rFonts w:hint="eastAsia" w:ascii="Times New Roman" w:hAnsi="Times New Roman" w:eastAsia="方正仿宋_GBK" w:cs="Times New Roman"/>
-                <w:kern w:val="0"/>
-                <w:sz w:val="20"/>
-                <w:szCs w:val="20"/>
-              </w:rPr>
-            </w:pPr>
-            <w:r>
-              <w:rPr>
-                <w:rFonts w:hint="eastAsia" w:ascii="Times New Roman" w:hAnsi="Times New Roman" w:eastAsia="方正仿宋_GBK" w:cs="Times New Roman"/>
-                <w:kern w:val="0"/>
-                <w:sz w:val="20"/>
-                <w:szCs w:val="20"/>
-              </w:rPr>
-              <w:t xml:space="preserve">2.中观：授课对象为大二学生，已修《C语言编程基础》（控制流、函数、指针、结构体、文件I/O），具备基本编程逻辑；部分学生选修过《Python编程基础》，多数依赖本课第1-2周的集中补强；实行项目驱动+融合式教学；</w:t>
-            </w:r>
-          </w:p>
-          <w:p>
-            <w:pPr>
-              <w:spacing w:line="320" w:lineRule="exact"/>
-              <w:rPr>
-                <w:rFonts w:hint="eastAsia" w:ascii="Times New Roman" w:hAnsi="Times New Roman" w:eastAsia="方正仿宋_GBK" w:cs="Times New Roman"/>
-                <w:kern w:val="0"/>
-                <w:sz w:val="20"/>
-                <w:szCs w:val="20"/>
-              </w:rPr>
-            </w:pPr>
-            <w:r>
-              <w:rPr>
-                <w:rFonts w:hint="eastAsia" w:ascii="Times New Roman" w:hAnsi="Times New Roman" w:eastAsia="方正仿宋_GBK" w:cs="Times New Roman"/>
-                <w:kern w:val="0"/>
-                <w:sz w:val="20"/>
-                <w:szCs w:val="20"/>
-              </w:rPr>
-              <w:t xml:space="preserve">3.微观：学生已具备数据处理能力，可视化库API较易上手，兴趣度高；Dash回调机制（交互逻辑）是新概念；报表排版审美与信息层级设计暴露短板，需模板与范例支撑。</w:t>
+              <w:t>1.宏观：意愿好能力强A（师傅）占比20%、意愿好能力弱B（组长）占比25%、意愿一般C（操作员）占比40%、无意愿D（学徒）占比15%；</w:t>
+            </w:r>
+          </w:p>
+          <w:p>
+            <w:pPr>
+              <w:spacing w:line="320" w:lineRule="exact"/>
+              <w:rPr>
+                <w:rFonts w:hint="eastAsia" w:ascii="Times New Roman" w:hAnsi="Times New Roman" w:eastAsia="方正仿宋_GBK" w:cs="Times New Roman"/>
+                <w:kern w:val="0"/>
+                <w:sz w:val="20"/>
+                <w:szCs w:val="20"/>
+              </w:rPr>
+            </w:pPr>
+            <w:r>
+              <w:rPr>
+                <w:rFonts w:hint="eastAsia" w:ascii="Times New Roman" w:hAnsi="Times New Roman" w:eastAsia="方正仿宋_GBK" w:cs="Times New Roman"/>
+                <w:kern w:val="0"/>
+                <w:sz w:val="20"/>
+                <w:szCs w:val="20"/>
+              </w:rPr>
+              <w:t>2.中观：授课对象为大二学生，已修《C语言编程基础》（控制流、函数、指针、结构体、文件I/O），具备基本编程逻辑；部分学生选修过《Python编程基础》，多数依赖本课第1-2周的集中补强；实行项目驱动+融合式教学；</w:t>
+            </w:r>
+          </w:p>
+          <w:p>
+            <w:pPr>
+              <w:spacing w:line="320" w:lineRule="exact"/>
+              <w:rPr>
+                <w:rFonts w:hint="eastAsia" w:ascii="Times New Roman" w:hAnsi="Times New Roman" w:eastAsia="方正仿宋_GBK" w:cs="Times New Roman"/>
+                <w:kern w:val="0"/>
+                <w:sz w:val="20"/>
+                <w:szCs w:val="20"/>
+              </w:rPr>
+            </w:pPr>
+            <w:r>
+              <w:rPr>
+                <w:rFonts w:hint="eastAsia" w:ascii="Times New Roman" w:hAnsi="Times New Roman" w:eastAsia="方正仿宋_GBK" w:cs="Times New Roman"/>
+                <w:kern w:val="0"/>
+                <w:sz w:val="20"/>
+                <w:szCs w:val="20"/>
+              </w:rPr>
+              <w:t>3.微观：学生已具备数据处理能力，可视化库API较易上手，兴趣度高；Dash回调机制（交互逻辑）是新概念；报表排版审美与信息层级设计暴露短板，需模板与范例支撑。</w:t>
             </w:r>
           </w:p>
         </w:tc>
@@ -13506,61 +13506,61 @@
                 <w:kern w:val="0"/>
                 <w:szCs w:val="20"/>
               </w:rPr>
-              <w:t xml:space="preserve">（1）Matplotlib/Plotly常用图表与Dash组件、回调机制；</w:t>
-            </w:r>
-          </w:p>
-          <w:p>
-            <w:pPr>
-              <w:spacing w:line="320" w:lineRule="exact"/>
-              <w:rPr>
-                <w:rFonts w:hint="eastAsia" w:ascii="Times New Roman" w:hAnsi="Times New Roman" w:eastAsia="方正仿宋_GBK" w:cs="Times New Roman"/>
-                <w:kern w:val="0"/>
-                <w:szCs w:val="20"/>
-              </w:rPr>
-            </w:pPr>
-            <w:r>
-              <w:rPr>
-                <w:rFonts w:hint="eastAsia" w:ascii="Times New Roman" w:hAnsi="Times New Roman" w:eastAsia="方正仿宋_GBK" w:cs="Times New Roman"/>
-                <w:kern w:val="0"/>
-                <w:szCs w:val="20"/>
-              </w:rPr>
-              <w:t xml:space="preserve">（2）5项KPI指标设计与数据联动；</w:t>
-            </w:r>
-          </w:p>
-          <w:p>
-            <w:pPr>
-              <w:spacing w:line="320" w:lineRule="exact"/>
-              <w:rPr>
-                <w:rFonts w:hint="eastAsia" w:ascii="Times New Roman" w:hAnsi="Times New Roman" w:eastAsia="方正仿宋_GBK" w:cs="Times New Roman"/>
-                <w:kern w:val="0"/>
-                <w:szCs w:val="20"/>
-              </w:rPr>
-            </w:pPr>
-            <w:r>
-              <w:rPr>
-                <w:rFonts w:hint="eastAsia" w:ascii="Times New Roman" w:hAnsi="Times New Roman" w:eastAsia="方正仿宋_GBK" w:cs="Times New Roman"/>
-                <w:kern w:val="0"/>
-                <w:szCs w:val="20"/>
-              </w:rPr>
-              <w:t xml:space="preserve">（3）Jinja2模板+reportlab的HTML/PDF双格式报告；</w:t>
-            </w:r>
-          </w:p>
-          <w:p>
-            <w:pPr>
-              <w:spacing w:line="320" w:lineRule="exact"/>
-              <w:rPr>
-                <w:rFonts w:hint="eastAsia" w:ascii="Times New Roman" w:hAnsi="Times New Roman" w:eastAsia="方正仿宋_GBK" w:cs="Times New Roman"/>
-                <w:kern w:val="0"/>
-                <w:szCs w:val="20"/>
-              </w:rPr>
-            </w:pPr>
-            <w:r>
-              <w:rPr>
-                <w:rFonts w:hint="eastAsia" w:ascii="Times New Roman" w:hAnsi="Times New Roman" w:eastAsia="方正仿宋_GBK" w:cs="Times New Roman"/>
-                <w:kern w:val="0"/>
-                <w:szCs w:val="20"/>
-              </w:rPr>
-              <w:t xml:space="preserve">（4）邮件自动发送与定时任务。</w:t>
+              <w:t>（1）Matplotlib/Plotly常用图表与Dash组件、回调机制；</w:t>
+            </w:r>
+          </w:p>
+          <w:p>
+            <w:pPr>
+              <w:spacing w:line="320" w:lineRule="exact"/>
+              <w:rPr>
+                <w:rFonts w:hint="eastAsia" w:ascii="Times New Roman" w:hAnsi="Times New Roman" w:eastAsia="方正仿宋_GBK" w:cs="Times New Roman"/>
+                <w:kern w:val="0"/>
+                <w:szCs w:val="20"/>
+              </w:rPr>
+            </w:pPr>
+            <w:r>
+              <w:rPr>
+                <w:rFonts w:hint="eastAsia" w:ascii="Times New Roman" w:hAnsi="Times New Roman" w:eastAsia="方正仿宋_GBK" w:cs="Times New Roman"/>
+                <w:kern w:val="0"/>
+                <w:szCs w:val="20"/>
+              </w:rPr>
+              <w:t>（2）5项KPI指标设计与数据联动；</w:t>
+            </w:r>
+          </w:p>
+          <w:p>
+            <w:pPr>
+              <w:spacing w:line="320" w:lineRule="exact"/>
+              <w:rPr>
+                <w:rFonts w:hint="eastAsia" w:ascii="Times New Roman" w:hAnsi="Times New Roman" w:eastAsia="方正仿宋_GBK" w:cs="Times New Roman"/>
+                <w:kern w:val="0"/>
+                <w:szCs w:val="20"/>
+              </w:rPr>
+            </w:pPr>
+            <w:r>
+              <w:rPr>
+                <w:rFonts w:hint="eastAsia" w:ascii="Times New Roman" w:hAnsi="Times New Roman" w:eastAsia="方正仿宋_GBK" w:cs="Times New Roman"/>
+                <w:kern w:val="0"/>
+                <w:szCs w:val="20"/>
+              </w:rPr>
+              <w:t>（3）Jinja2模板+reportlab的HTML/PDF双格式报告；</w:t>
+            </w:r>
+          </w:p>
+          <w:p>
+            <w:pPr>
+              <w:spacing w:line="320" w:lineRule="exact"/>
+              <w:rPr>
+                <w:rFonts w:hint="eastAsia" w:ascii="Times New Roman" w:hAnsi="Times New Roman" w:eastAsia="方正仿宋_GBK" w:cs="Times New Roman"/>
+                <w:kern w:val="0"/>
+                <w:szCs w:val="20"/>
+              </w:rPr>
+            </w:pPr>
+            <w:r>
+              <w:rPr>
+                <w:rFonts w:hint="eastAsia" w:ascii="Times New Roman" w:hAnsi="Times New Roman" w:eastAsia="方正仿宋_GBK" w:cs="Times New Roman"/>
+                <w:kern w:val="0"/>
+                <w:szCs w:val="20"/>
+              </w:rPr>
+              <w:t>（4）邮件自动发送与定时任务。</w:t>
             </w:r>
           </w:p>
         </w:tc>
@@ -13632,43 +13632,43 @@
                 <w:kern w:val="0"/>
                 <w:szCs w:val="20"/>
               </w:rPr>
-              <w:t xml:space="preserve">（1）Dash回调的数据流理解（输入组件→回调函数→输出组件）；</w:t>
-            </w:r>
-          </w:p>
-          <w:p>
-            <w:pPr>
-              <w:spacing w:line="320" w:lineRule="exact"/>
-              <w:rPr>
-                <w:rFonts w:hint="eastAsia" w:ascii="Times New Roman" w:hAnsi="Times New Roman" w:eastAsia="方正仿宋_GBK" w:cs="Times New Roman"/>
-                <w:kern w:val="0"/>
-                <w:szCs w:val="20"/>
-              </w:rPr>
-            </w:pPr>
-            <w:r>
-              <w:rPr>
-                <w:rFonts w:hint="eastAsia" w:ascii="Times New Roman" w:hAnsi="Times New Roman" w:eastAsia="方正仿宋_GBK" w:cs="Times New Roman"/>
-                <w:kern w:val="0"/>
-                <w:szCs w:val="20"/>
-              </w:rPr>
-              <w:t xml:space="preserve">（2）报表信息层级与版式设计；</w:t>
-            </w:r>
-          </w:p>
-          <w:p>
-            <w:pPr>
-              <w:spacing w:line="320" w:lineRule="exact"/>
-              <w:rPr>
-                <w:rFonts w:hint="eastAsia" w:ascii="Times New Roman" w:hAnsi="Times New Roman" w:eastAsia="方正仿宋_GBK" w:cs="Times New Roman"/>
-                <w:kern w:val="0"/>
-                <w:szCs w:val="20"/>
-              </w:rPr>
-            </w:pPr>
-            <w:r>
-              <w:rPr>
-                <w:rFonts w:hint="eastAsia" w:ascii="Times New Roman" w:hAnsi="Times New Roman" w:eastAsia="方正仿宋_GBK" w:cs="Times New Roman"/>
-                <w:kern w:val="0"/>
-                <w:szCs w:val="20"/>
-              </w:rPr>
-              <w:t xml:space="preserve">（3）自动化链路（生成→发送）的稳定性保障。</w:t>
+              <w:t>（1）Dash回调的数据流理解（输入组件→回调函数→输出组件）；</w:t>
+            </w:r>
+          </w:p>
+          <w:p>
+            <w:pPr>
+              <w:spacing w:line="320" w:lineRule="exact"/>
+              <w:rPr>
+                <w:rFonts w:hint="eastAsia" w:ascii="Times New Roman" w:hAnsi="Times New Roman" w:eastAsia="方正仿宋_GBK" w:cs="Times New Roman"/>
+                <w:kern w:val="0"/>
+                <w:szCs w:val="20"/>
+              </w:rPr>
+            </w:pPr>
+            <w:r>
+              <w:rPr>
+                <w:rFonts w:hint="eastAsia" w:ascii="Times New Roman" w:hAnsi="Times New Roman" w:eastAsia="方正仿宋_GBK" w:cs="Times New Roman"/>
+                <w:kern w:val="0"/>
+                <w:szCs w:val="20"/>
+              </w:rPr>
+              <w:t>（2）报表信息层级与版式设计；</w:t>
+            </w:r>
+          </w:p>
+          <w:p>
+            <w:pPr>
+              <w:spacing w:line="320" w:lineRule="exact"/>
+              <w:rPr>
+                <w:rFonts w:hint="eastAsia" w:ascii="Times New Roman" w:hAnsi="Times New Roman" w:eastAsia="方正仿宋_GBK" w:cs="Times New Roman"/>
+                <w:kern w:val="0"/>
+                <w:szCs w:val="20"/>
+              </w:rPr>
+            </w:pPr>
+            <w:r>
+              <w:rPr>
+                <w:rFonts w:hint="eastAsia" w:ascii="Times New Roman" w:hAnsi="Times New Roman" w:eastAsia="方正仿宋_GBK" w:cs="Times New Roman"/>
+                <w:kern w:val="0"/>
+                <w:szCs w:val="20"/>
+              </w:rPr>
+              <w:t>（3）自动化链路（生成→发送）的稳定性保障。</w:t>
             </w:r>
           </w:p>
         </w:tc>
@@ -13790,7 +13790,7 @@
                 <w:kern w:val="0"/>
                 <w:szCs w:val="20"/>
               </w:rPr>
-              <w:t xml:space="preserve">1.教学资料：真实产线驾驶舱截图（标杆）、Dash最小应用骨架与回调示例、四段式报告模板（概览/分析/异常/附表）、邮件配置说明、工单P3.1/P3.2任务书与评价量表；</w:t>
+              <w:t>1.教学资料：真实产线驾驶舱截图（标杆）、Dash最小应用骨架与回调示例、四段式报告模板（概览/分析/异常/附表）、邮件配置说明、工单P3.1/P3.2任务书与评价量表；</w:t>
             </w:r>
             <w:bookmarkEnd w:id="2"/>
             <w:bookmarkEnd w:id="3"/>
@@ -13816,7 +13816,7 @@
                 <w:kern w:val="0"/>
                 <w:szCs w:val="20"/>
               </w:rPr>
-              <w:t xml:space="preserve">2.设备环境：双创中心302实训室，Python 3.9+、plotly、dash、matplotlib、jinja2、reportlab；</w:t>
+              <w:t>2.设备环境：双创中心302实训室，Python 3.9+、plotly、dash、matplotlib、jinja2、reportlab；</w:t>
             </w:r>
             <w:bookmarkEnd w:id="2"/>
             <w:bookmarkEnd w:id="3"/>
@@ -13842,7 +13842,7 @@
                 <w:kern w:val="0"/>
                 <w:szCs w:val="20"/>
               </w:rPr>
-              <w:t xml:space="preserve">3.教学平台：课程在线平台（可视化微课、优秀作品廊）。</w:t>
+              <w:t>3.教学平台：课程在线平台（可视化微课、优秀作品廊）。</w:t>
             </w:r>
             <w:bookmarkEnd w:id="2"/>
             <w:bookmarkEnd w:id="3"/>
@@ -13907,7 +13907,7 @@
                 <w:kern w:val="0"/>
                 <w:szCs w:val="20"/>
               </w:rPr>
-              <w:t xml:space="preserve">课前（六步之“资讯·计划”）：教师/师傅(A)/组长(B)发布工单、项目背景资料、线上导学单与代码骨架仓库（Python 3.9+、Git、离线依赖包）；学生克隆仓库、完成预习自测并提交初步实施计划；</w:t>
+              <w:t>课前（六步之“资讯·计划”）：教师/师傅(A)/组长(B)发布工单、项目背景资料、线上导学单与代码骨架仓库（Python 3.9+、Git、离线依赖包）；学生克隆仓库、完成预习自测并提交初步实施计划；</w:t>
             </w:r>
           </w:p>
           <w:p>
@@ -13926,7 +13926,7 @@
                 <w:kern w:val="0"/>
                 <w:szCs w:val="20"/>
               </w:rPr>
-              <w:t xml:space="preserve">课中：决策（备选方案对比→决策矩阵打分→决策结论公示→与实施绑定，实施失误回溯决策复盘）→两轮实施（骨架先行，聚焦集成与优化；知识点按需即时补充，融合式教学）→检查（自检—互检—师查三层质检）→评价（量表+代码评审意见）；A类学生示范讲解（费曼学习法：以教代学）；</w:t>
+              <w:t>课中：决策（备选方案对比→决策矩阵打分→决策结论公示→与实施绑定，实施失误回溯决策复盘）→两轮实施（骨架先行，聚焦集成与优化；知识点按需即时补充，融合式教学）→检查（自检—互检—师查三层质检）→评价（量表+代码评审意见）；A类学生示范讲解（费曼学习法：以教代学）；</w:t>
             </w:r>
           </w:p>
           <w:p>
@@ -13945,7 +13945,7 @@
                 <w:kern w:val="0"/>
                 <w:szCs w:val="20"/>
               </w:rPr>
-              <w:t xml:space="preserve">课后：工单24小时内反馈（代码评审意见：PEP 8/命名/注释/性能四项）；C/D层完成补强任务，A/B层完成性能优化与拓展任务；更新ABCD角色轮换与组内贡献记录。</w:t>
+              <w:t>课后：工单24小时内反馈（代码评审意见：PEP 8/命名/注释/性能四项）；C/D层完成补强任务，A/B层完成性能优化与拓展任务；更新ABCD角色轮换与组内贡献记录。</w:t>
             </w:r>
           </w:p>
         </w:tc>
@@ -14008,7 +14008,7 @@
                 <w:sz w:val="20"/>
                 <w:szCs w:val="20"/>
               </w:rPr>
-              <w:t xml:space="preserve">（1）标杆驱动：以真实驾驶舱截图明确“给谁看、看什么、做什么决策”；</w:t>
+              <w:t>（1）标杆驱动：以真实驾驶舱截图明确“给谁看、看什么、做什么决策”；</w:t>
             </w:r>
           </w:p>
           <w:p>
@@ -14029,7 +14029,7 @@
                 <w:sz w:val="20"/>
                 <w:szCs w:val="20"/>
               </w:rPr>
-              <w:t xml:space="preserve">（2）Dash骨架先行，学生替换数据与布局聚焦业务实现；</w:t>
+              <w:t>（2）Dash骨架先行，学生替换数据与布局聚焦业务实现；</w:t>
             </w:r>
           </w:p>
           <w:p>
@@ -14050,7 +14050,7 @@
                 <w:sz w:val="20"/>
                 <w:szCs w:val="20"/>
               </w:rPr>
-              <w:t xml:space="preserve">（3）四段式报告模板降低排版难度，保证信息完整。</w:t>
+              <w:t>（3）四段式报告模板降低排版难度，保证信息完整。</w:t>
             </w:r>
           </w:p>
         </w:tc>
@@ -14112,7 +14112,7 @@
                 <w:szCs w:val="21"/>
                 <w:lang w:val="en-US" w:eastAsia="zh-CN"/>
               </w:rPr>
-              <w:t xml:space="preserve">（1）回调机制用“表单提交”类比+三要素图解（输入/函数/输出）；</w:t>
+              <w:t>（1）回调机制用“表单提交”类比+三要素图解（输入/函数/输出）；</w:t>
             </w:r>
           </w:p>
           <w:p>
@@ -14132,7 +14132,7 @@
                 <w:szCs w:val="21"/>
                 <w:lang w:val="en-US" w:eastAsia="zh-CN"/>
               </w:rPr>
-              <w:t xml:space="preserve">（2）对C/D层提供静态图表版仪表盘降级方案；</w:t>
+              <w:t>（2）对C/D层提供静态图表版仪表盘降级方案；</w:t>
             </w:r>
           </w:p>
           <w:p>
@@ -14152,7 +14152,7 @@
                 <w:szCs w:val="21"/>
                 <w:lang w:val="en-US" w:eastAsia="zh-CN"/>
               </w:rPr>
-              <w:t xml:space="preserve">（3）邮件环节提供测试邮箱与配置模板，规避真实SMTP故障。</w:t>
+              <w:t>（3）邮件环节提供测试邮箱与配置模板，规避真实SMTP故障。</w:t>
             </w:r>
           </w:p>
         </w:tc>
@@ -14422,7 +14422,7 @@
                 <w:szCs w:val="20"/>
                 <w:lang w:val="en-US" w:eastAsia="zh-CN"/>
               </w:rPr>
-              <w:t xml:space="preserve">发布任务书/工单与评价标准；准备演示代码、数据集与虚拟产线环境；检查学生机环境与Git仓库。</w:t>
+              <w:t>发布任务书/工单与评价标准；准备演示代码、数据集与虚拟产线环境；检查学生机环境与Git仓库。</w:t>
             </w:r>
           </w:p>
         </w:tc>
@@ -14456,7 +14456,7 @@
                 <w:szCs w:val="20"/>
                 <w:lang w:val="en-US" w:eastAsia="zh-CN"/>
               </w:rPr>
-              <w:t xml:space="preserve">A/B类克隆工程模板并完成环境自检；C/D类观看预习视频并记录疑问；A类尝试预习任务并准备示范要点。</w:t>
+              <w:t>A/B类克隆工程模板并完成环境自检；C/D类观看预习视频并记录疑问；A类尝试预习任务并准备示范要点。</w:t>
             </w:r>
           </w:p>
         </w:tc>
@@ -14488,7 +14488,7 @@
                 <w:sz w:val="20"/>
                 <w:szCs w:val="20"/>
               </w:rPr>
-              <w:t xml:space="preserve">完成预习与资源到位</w:t>
+              <w:t>完成预习与资源到位</w:t>
             </w:r>
           </w:p>
         </w:tc>
@@ -14586,7 +14586,7 @@
                 <w:szCs w:val="20"/>
                 <w:lang w:val="en-US" w:eastAsia="zh-CN"/>
               </w:rPr>
-              <w:t xml:space="preserve">情境导入（企业项目需求/真实数据/问题驱动）；明确本任务交付物与验收标准；提示工程规范要求。</w:t>
+              <w:t>情境导入（企业项目需求/真实数据/问题驱动）；明确本任务交付物与验收标准；提示工程规范要求。</w:t>
             </w:r>
           </w:p>
         </w:tc>
@@ -14620,7 +14620,7 @@
                 <w:szCs w:val="20"/>
                 <w:lang w:val="en-US" w:eastAsia="zh-CN"/>
               </w:rPr>
-              <w:t xml:space="preserve">围绕任务书进行要点提取；小组讨论“交付标准+风险点”，制定实施计划。</w:t>
+              <w:t>围绕任务书进行要点提取；小组讨论“交付标准+风险点”，制定实施计划。</w:t>
             </w:r>
           </w:p>
         </w:tc>
@@ -14654,7 +14654,7 @@
                 <w:szCs w:val="20"/>
                 <w:lang w:val="en-US" w:eastAsia="zh-CN"/>
               </w:rPr>
-              <w:t xml:space="preserve">建立任务目标与工程代入感</w:t>
+              <w:t>建立任务目标与工程代入感</w:t>
             </w:r>
           </w:p>
         </w:tc>
@@ -14679,7 +14679,7 @@
                 <w:kern w:val="0"/>
                 <w:szCs w:val="20"/>
               </w:rPr>
-              <w:t xml:space="preserve">15min</w:t>
+              <w:t>15min</w:t>
             </w:r>
           </w:p>
         </w:tc>
@@ -14774,7 +14774,7 @@
                 <w:szCs w:val="20"/>
                 <w:lang w:val="en-US" w:eastAsia="zh-CN"/>
               </w:rPr>
-              <w:t xml:space="preserve">精讲演示Plotly图表与Dash回调；演示报告模板渲染与PDF生成；现场评判操作质量；引导A操作、B操作、C记录、D观摩。</w:t>
+              <w:t>精讲演示Plotly图表与Dash回调；演示报告模板渲染与PDF生成；现场评判操作质量；引导A操作、B操作、C记录、D观摩。</w:t>
             </w:r>
           </w:p>
         </w:tc>
@@ -14808,7 +14808,7 @@
                 <w:szCs w:val="20"/>
                 <w:lang w:val="en-US" w:eastAsia="zh-CN"/>
               </w:rPr>
-              <w:t xml:space="preserve">A类学生完成交互仪表盘（筛选联动）并优化加载性能；B类学生完成5个KPI图表布局；C类完成静态图表版；D类观摩并完成单图表练习。</w:t>
+              <w:t>A类学生完成交互仪表盘（筛选联动）并优化加载性能；B类学生完成5个KPI图表布局；C类完成静态图表版；D类观摩并完成单图表练习。</w:t>
             </w:r>
           </w:p>
         </w:tc>
@@ -14834,7 +14834,7 @@
                 <w:kern w:val="0"/>
                 <w:szCs w:val="20"/>
               </w:rPr>
-              <w:t xml:space="preserve">掌握可视化与报表生成方法；</w:t>
+              <w:t>掌握可视化与报表生成方法；</w:t>
             </w:r>
           </w:p>
           <w:p>
@@ -14853,7 +14853,7 @@
                 <w:kern w:val="0"/>
                 <w:szCs w:val="20"/>
               </w:rPr>
-              <w:t xml:space="preserve">形成仪表盘与报告样例。</w:t>
+              <w:t>形成仪表盘与报告样例。</w:t>
             </w:r>
           </w:p>
         </w:tc>
@@ -14880,7 +14880,7 @@
                 <w:szCs w:val="20"/>
                 <w:lang w:val="en-US" w:eastAsia="zh-CN"/>
               </w:rPr>
-              <w:t xml:space="preserve">55min</w:t>
+              <w:t>55min</w:t>
             </w:r>
           </w:p>
         </w:tc>
@@ -14936,7 +14936,7 @@
                 <w:kern w:val="0"/>
                 <w:szCs w:val="20"/>
               </w:rPr>
-              <w:t xml:space="preserve">1.A类汇报操作成果与问题。2.点评关键点：实现正确性、性能意识、代码规范、协作效率。</w:t>
+              <w:t>1.A类汇报操作成果与问题。2.点评关键点：实现正确性、性能意识、代码规范、协作效率。</w:t>
             </w:r>
           </w:p>
         </w:tc>
@@ -14962,7 +14962,7 @@
                 <w:kern w:val="0"/>
                 <w:szCs w:val="20"/>
               </w:rPr>
-              <w:t xml:space="preserve">复盘：A类总结难点转化为给B/C/D类的“避坑指南”。</w:t>
+              <w:t>复盘：A类总结难点转化为给B/C/D类的“避坑指南”。</w:t>
             </w:r>
           </w:p>
         </w:tc>
@@ -14988,7 +14988,7 @@
                 <w:kern w:val="0"/>
                 <w:szCs w:val="20"/>
               </w:rPr>
-              <w:t xml:space="preserve">形成可迁移经验与统一规范。沉淀可复用方法，促进反思与表达。</w:t>
+              <w:t>形成可迁移经验与统一规范。沉淀可复用方法，促进反思与表达。</w:t>
             </w:r>
           </w:p>
         </w:tc>
@@ -15014,7 +15014,7 @@
                 <w:szCs w:val="20"/>
                 <w:lang w:val="en-US" w:eastAsia="zh-CN"/>
               </w:rPr>
-              <w:t xml:space="preserve">10min</w:t>
+              <w:t>10min</w:t>
             </w:r>
           </w:p>
         </w:tc>
@@ -15101,7 +15101,7 @@
                 <w:kern w:val="0"/>
                 <w:szCs w:val="20"/>
               </w:rPr>
-              <w:t xml:space="preserve">任务检查：检查B/C/D学生产品完成度；回顾回调与模板要点；监督/评判；巡回指导排错。</w:t>
+              <w:t>任务检查：检查B/C/D学生产品完成度；回顾回调与模板要点；监督/评判；巡回指导排错。</w:t>
             </w:r>
           </w:p>
         </w:tc>
@@ -15128,7 +15128,7 @@
                 <w:kern w:val="0"/>
                 <w:szCs w:val="20"/>
               </w:rPr>
-              <w:t xml:space="preserve">B类学生完成工单P3.1（5KPI+时间筛选）与P3.2（四段报告+PDF）；C/D类完成仪表盘基础版+报告HTML版；A类学生实现数据钻取与异常自动识别。</w:t>
+              <w:t>B类学生完成工单P3.1（5KPI+时间筛选）与P3.2（四段报告+PDF）；C/D类完成仪表盘基础版+报告HTML版；A类学生实现数据钻取与异常自动识别。</w:t>
             </w:r>
           </w:p>
         </w:tc>
@@ -15154,7 +15154,7 @@
                 <w:kern w:val="0"/>
                 <w:szCs w:val="20"/>
               </w:rPr>
-              <w:t xml:space="preserve">完成工单P3.1/P3.2并达标（仪表盘5KPI可用；报告四部分完整+生成&lt;2分钟）。</w:t>
+              <w:t>完成工单P3.1/P3.2并达标（仪表盘5KPI可用；报告四部分完整+生成&lt;2分钟）。</w:t>
             </w:r>
           </w:p>
         </w:tc>
@@ -15180,7 +15180,7 @@
                 <w:szCs w:val="20"/>
                 <w:lang w:val="en-US" w:eastAsia="zh-CN"/>
               </w:rPr>
-              <w:t xml:space="preserve">65min</w:t>
+              <w:t>65min</w:t>
             </w:r>
           </w:p>
         </w:tc>
@@ -15236,7 +15236,7 @@
                 <w:kern w:val="0"/>
                 <w:szCs w:val="20"/>
               </w:rPr>
-              <w:t xml:space="preserve">1.各小组汇报工单成果与问题；2.点评关键点：功能完成度、工程质量、创新点；3.布置课后任务与下次课预习。</w:t>
+              <w:t>1.各小组汇报工单成果与问题；2.点评关键点：功能完成度、工程质量、创新点；3.布置课后任务与下次课预习。</w:t>
             </w:r>
           </w:p>
         </w:tc>
@@ -15262,7 +15262,7 @@
                 <w:kern w:val="0"/>
                 <w:szCs w:val="20"/>
               </w:rPr>
-              <w:t xml:space="preserve">小组代表汇报成果与问题；完成互评与个人反思；提交工单与过程记录。</w:t>
+              <w:t>小组代表汇报成果与问题；完成互评与个人反思；提交工单与过程记录。</w:t>
             </w:r>
           </w:p>
         </w:tc>
@@ -15288,7 +15288,7 @@
                 <w:kern w:val="0"/>
                 <w:szCs w:val="20"/>
               </w:rPr>
-              <w:t xml:space="preserve">训练决策能力与团队协作。培养总结反思能力与持续改进意识；通过汇报提升表达与逻辑思维能力。</w:t>
+              <w:t>训练决策能力与团队协作。培养总结反思能力与持续改进意识；通过汇报提升表达与逻辑思维能力。</w:t>
             </w:r>
           </w:p>
         </w:tc>
@@ -15313,7 +15313,7 @@
                 <w:szCs w:val="20"/>
                 <w:lang w:val="en-US" w:eastAsia="zh-CN"/>
               </w:rPr>
-              <w:t xml:space="preserve">15min</w:t>
+              <w:t>15min</w:t>
             </w:r>
           </w:p>
         </w:tc>
@@ -15541,7 +15541,7 @@
                 <w:kern w:val="0"/>
                 <w:szCs w:val="20"/>
               </w:rPr>
-              <w:t xml:space="preserve">推送提升任务（技能竞赛/1+X证书/性能优化挑战）；收集数据用于诊改。</w:t>
+              <w:t>推送提升任务（技能竞赛/1+X证书/性能优化挑战）；收集数据用于诊改。</w:t>
             </w:r>
           </w:p>
         </w:tc>
@@ -15568,7 +15568,7 @@
                 <w:szCs w:val="20"/>
                 <w:lang w:val="en-US" w:eastAsia="zh-CN"/>
               </w:rPr>
-              <w:t xml:space="preserve">C/D类完成图表专项练习；A/B类冲击优秀标准（≥7指标+钻取、报告&lt;1分钟+异常自动识别）；参加“最美仪表盘”评选。</w:t>
+              <w:t>C/D类完成图表专项练习；A/B类冲击优秀标准（≥7指标+钻取、报告&lt;1分钟+异常自动识别）；参加“最美仪表盘”评选。</w:t>
             </w:r>
           </w:p>
         </w:tc>
@@ -15594,7 +15594,7 @@
                 <w:kern w:val="0"/>
                 <w:szCs w:val="20"/>
               </w:rPr>
-              <w:t xml:space="preserve">巩固迁移与持续改进</w:t>
+              <w:t>巩固迁移与持续改进</w:t>
             </w:r>
           </w:p>
         </w:tc>
@@ -15623,7 +15623,7 @@
                 <w:szCs w:val="20"/>
                 <w:lang w:val="en-US" w:eastAsia="zh-CN"/>
               </w:rPr>
-              <w:t xml:space="preserve">课后</w:t>
+              <w:t>课后</w:t>
             </w:r>
           </w:p>
         </w:tc>
@@ -15729,25 +15729,25 @@
                 <w:kern w:val="0"/>
                 <w:szCs w:val="20"/>
               </w:rPr>
-              <w:t xml:space="preserve">从KPI完整度、交互可用性、报告专业度、生成性能四个维度记录过程性数据；</w:t>
-            </w:r>
-          </w:p>
-          <w:p>
-            <w:pPr>
-              <w:spacing w:line="320" w:lineRule="exact"/>
-              <w:rPr>
-                <w:rFonts w:hint="eastAsia" w:ascii="Times New Roman" w:hAnsi="Times New Roman" w:eastAsia="方正仿宋_GBK" w:cs="Times New Roman"/>
-                <w:kern w:val="0"/>
-                <w:szCs w:val="20"/>
-              </w:rPr>
-            </w:pPr>
-            <w:r>
-              <w:rPr>
-                <w:rFonts w:hint="eastAsia" w:ascii="Times New Roman" w:hAnsi="Times New Roman" w:eastAsia="方正仿宋_GBK" w:cs="Times New Roman"/>
-                <w:kern w:val="0"/>
-                <w:szCs w:val="20"/>
-              </w:rPr>
-              <w:t xml:space="preserve">组织作品互评（美观度/信息量/易用性三维打分），统计审美与功能分布。</w:t>
+              <w:t>从KPI完整度、交互可用性、报告专业度、生成性能四个维度记录过程性数据；</w:t>
+            </w:r>
+          </w:p>
+          <w:p>
+            <w:pPr>
+              <w:spacing w:line="320" w:lineRule="exact"/>
+              <w:rPr>
+                <w:rFonts w:hint="eastAsia" w:ascii="Times New Roman" w:hAnsi="Times New Roman" w:eastAsia="方正仿宋_GBK" w:cs="Times New Roman"/>
+                <w:kern w:val="0"/>
+                <w:szCs w:val="20"/>
+              </w:rPr>
+            </w:pPr>
+            <w:r>
+              <w:rPr>
+                <w:rFonts w:hint="eastAsia" w:ascii="Times New Roman" w:hAnsi="Times New Roman" w:eastAsia="方正仿宋_GBK" w:cs="Times New Roman"/>
+                <w:kern w:val="0"/>
+                <w:szCs w:val="20"/>
+              </w:rPr>
+              <w:t>组织作品互评（美观度/信息量/易用性三维打分），统计审美与功能分布。</w:t>
             </w:r>
           </w:p>
         </w:tc>
@@ -15803,35 +15803,35 @@
               <w:rPr>
                 <w:rFonts w:hint="eastAsia" w:ascii="Times New Roman" w:hAnsi="Times New Roman" w:eastAsia="方正仿宋_GBK" w:cs="Times New Roman"/>
               </w:rPr>
-              <w:t xml:space="preserve">针对回调理解薄弱推送数据流动画；</w:t>
-            </w:r>
-          </w:p>
-          <w:p>
-            <w:pPr>
-              <w:spacing w:line="320" w:lineRule="exact"/>
-              <w:rPr>
-                <w:rFonts w:hint="eastAsia" w:ascii="Times New Roman" w:hAnsi="Times New Roman" w:eastAsia="方正仿宋_GBK" w:cs="Times New Roman"/>
-              </w:rPr>
-            </w:pPr>
-            <w:r>
-              <w:rPr>
-                <w:rFonts w:hint="eastAsia" w:ascii="Times New Roman" w:hAnsi="Times New Roman" w:eastAsia="方正仿宋_GBK" w:cs="Times New Roman"/>
-              </w:rPr>
-              <w:t xml:space="preserve">优秀作品纳入课程案例库；将“信息层级”设计要点整理为检查单供综合项目使用。</w:t>
-            </w:r>
-          </w:p>
-          <w:p>
-            <w:pPr>
-              <w:spacing w:line="320" w:lineRule="exact"/>
-              <w:rPr>
-                <w:rFonts w:hint="eastAsia" w:ascii="Times New Roman" w:hAnsi="Times New Roman" w:eastAsia="方正仿宋_GBK" w:cs="Times New Roman"/>
-              </w:rPr>
-            </w:pPr>
-            <w:r>
-              <w:rPr>
-                <w:rFonts w:hint="eastAsia" w:ascii="Times New Roman" w:hAnsi="Times New Roman" w:eastAsia="方正仿宋_GBK" w:cs="Times New Roman"/>
-              </w:rPr>
-              <w:t xml:space="preserve">本周更新ABCD角色轮换表与组内贡献记录（个人问责，防搭便车）。</w:t>
+              <w:t>针对回调理解薄弱推送数据流动画；</w:t>
+            </w:r>
+          </w:p>
+          <w:p>
+            <w:pPr>
+              <w:spacing w:line="320" w:lineRule="exact"/>
+              <w:rPr>
+                <w:rFonts w:hint="eastAsia" w:ascii="Times New Roman" w:hAnsi="Times New Roman" w:eastAsia="方正仿宋_GBK" w:cs="Times New Roman"/>
+              </w:rPr>
+            </w:pPr>
+            <w:r>
+              <w:rPr>
+                <w:rFonts w:hint="eastAsia" w:ascii="Times New Roman" w:hAnsi="Times New Roman" w:eastAsia="方正仿宋_GBK" w:cs="Times New Roman"/>
+              </w:rPr>
+              <w:t>优秀作品纳入课程案例库；将“信息层级”设计要点整理为检查单供综合项目使用。</w:t>
+            </w:r>
+          </w:p>
+          <w:p>
+            <w:pPr>
+              <w:spacing w:line="320" w:lineRule="exact"/>
+              <w:rPr>
+                <w:rFonts w:hint="eastAsia" w:ascii="Times New Roman" w:hAnsi="Times New Roman" w:eastAsia="方正仿宋_GBK" w:cs="Times New Roman"/>
+              </w:rPr>
+            </w:pPr>
+            <w:r>
+              <w:rPr>
+                <w:rFonts w:hint="eastAsia" w:ascii="Times New Roman" w:hAnsi="Times New Roman" w:eastAsia="方正仿宋_GBK" w:cs="Times New Roman"/>
+              </w:rPr>
+              <w:t>本周更新ABCD角色轮换表与组内贡献记录（个人问责，防搭便车）。</w:t>
             </w:r>
           </w:p>
         </w:tc>
@@ -15909,7 +15909,7 @@
           <w:color w:val="000000"/>
           <w:sz w:val="28"/>
         </w:rPr>
-        <w:t xml:space="preserve">项目P4 网络编程与数据采集   任务P4.1《多源工业数据采集与消息中间件系统》教学方案</w:t>
+        <w:t>项目P4 网络编程与数据采集   任务P4.1《多源工业数据采集与消息中间件系统》教学方案</w:t>
       </w:r>
     </w:p>
     <w:tbl>
@@ -16086,7 +16086,7 @@
                 <w:kern w:val="0"/>
                 <w:szCs w:val="20"/>
               </w:rPr>
-              <w:t xml:space="preserve">理实一体</w:t>
+              <w:t>理实一体</w:t>
             </w:r>
           </w:p>
         </w:tc>
@@ -16156,7 +16156,7 @@
                 <w:szCs w:val="20"/>
                 <w:lang w:val="en-US" w:eastAsia="zh-CN"/>
               </w:rPr>
-              <w:t xml:space="preserve">4</w:t>
+              <w:t>4</w:t>
             </w:r>
           </w:p>
         </w:tc>
@@ -16224,7 +16224,7 @@
                 <w:sz w:val="20"/>
                 <w:szCs w:val="20"/>
               </w:rPr>
-              <w:t xml:space="preserve">双创中心302实训室</w:t>
+              <w:t>双创中心302实训室</w:t>
             </w:r>
           </w:p>
         </w:tc>
@@ -16284,7 +16284,7 @@
                 <w:kern w:val="0"/>
                 <w:szCs w:val="21"/>
               </w:rPr>
-              <w:t xml:space="preserve">1班：第六周星期三下午1-4节</w:t>
+              <w:t>1班：第六周星期三下午1-4节</w:t>
             </w:r>
           </w:p>
         </w:tc>
@@ -16358,7 +16358,7 @@
                 <w:szCs w:val="21"/>
                 <w:lang w:val="en-US" w:eastAsia="zh-CN"/>
               </w:rPr>
-              <w:t xml:space="preserve">重庆两江智造集团 · 数字化转型办公室｜中台试运行暴露瓶颈：三个厂区数据源并发接入互相踩踏，还常有连接闪断。吴工画出三线程架构图：'骨架给你，可靠性你来。'——工单P4.1：多源采集系统（2号PLC会随机掉线，正好实测）。</w:t>
+              <w:t>重庆两江智造集团 · 数字化转型办公室｜中台试运行暴露瓶颈：三个厂区数据源并发接入互相踩踏，还常有连接闪断。吴工画出三线程架构图：'骨架给你，可靠性你来。'——工单P4.1：多源采集系统（2号PLC会随机掉线，正好实测）。</w:t>
             </w:r>
           </w:p>
         </w:tc>
@@ -16432,47 +16432,47 @@
                 <w:sz w:val="20"/>
                 <w:szCs w:val="20"/>
               </w:rPr>
-              <w:t xml:space="preserve">1.宏观：意愿好能力强A（师傅）占比20%、意愿好能力弱B（组长）占比25%、意愿一般C（操作员）占比40%、无意愿D（学徒）占比15%；</w:t>
-            </w:r>
-          </w:p>
-          <w:p>
-            <w:pPr>
-              <w:spacing w:line="320" w:lineRule="exact"/>
-              <w:rPr>
-                <w:rFonts w:hint="eastAsia" w:ascii="Times New Roman" w:hAnsi="Times New Roman" w:eastAsia="方正仿宋_GBK" w:cs="Times New Roman"/>
-                <w:kern w:val="0"/>
-                <w:sz w:val="20"/>
-                <w:szCs w:val="20"/>
-              </w:rPr>
-            </w:pPr>
-            <w:r>
-              <w:rPr>
-                <w:rFonts w:hint="eastAsia" w:ascii="Times New Roman" w:hAnsi="Times New Roman" w:eastAsia="方正仿宋_GBK" w:cs="Times New Roman"/>
-                <w:kern w:val="0"/>
-                <w:sz w:val="20"/>
-                <w:szCs w:val="20"/>
-              </w:rPr>
-              <w:t xml:space="preserve">2.中观：授课对象为大二学生，已修《C语言编程基础》（控制流、函数、指针、结构体、文件I/O），具备基本编程逻辑；部分学生选修过《Python编程基础》，多数依赖本课第1-2周的集中补强；实行项目驱动+融合式教学；</w:t>
-            </w:r>
-          </w:p>
-          <w:p>
-            <w:pPr>
-              <w:spacing w:line="320" w:lineRule="exact"/>
-              <w:rPr>
-                <w:rFonts w:hint="eastAsia" w:ascii="Times New Roman" w:hAnsi="Times New Roman" w:eastAsia="方正仿宋_GBK" w:cs="Times New Roman"/>
-                <w:kern w:val="0"/>
-                <w:sz w:val="20"/>
-                <w:szCs w:val="20"/>
-              </w:rPr>
-            </w:pPr>
-            <w:r>
-              <w:rPr>
-                <w:rFonts w:hint="eastAsia" w:ascii="Times New Roman" w:hAnsi="Times New Roman" w:eastAsia="方正仿宋_GBK" w:cs="Times New Roman"/>
-                <w:kern w:val="0"/>
-                <w:sz w:val="20"/>
-                <w:szCs w:val="20"/>
-              </w:rPr>
-              <w:t xml:space="preserve">3.微观：学生首次接触多线程编程，并发思维（同时运行、共享冲突）是重大跨越；MQTT回调与线程协作组合复杂度高；本任务工程量大，需按模块分工协作完成。</w:t>
+              <w:t>1.宏观：意愿好能力强A（师傅）占比20%、意愿好能力弱B（组长）占比25%、意愿一般C（操作员）占比40%、无意愿D（学徒）占比15%；</w:t>
+            </w:r>
+          </w:p>
+          <w:p>
+            <w:pPr>
+              <w:spacing w:line="320" w:lineRule="exact"/>
+              <w:rPr>
+                <w:rFonts w:hint="eastAsia" w:ascii="Times New Roman" w:hAnsi="Times New Roman" w:eastAsia="方正仿宋_GBK" w:cs="Times New Roman"/>
+                <w:kern w:val="0"/>
+                <w:sz w:val="20"/>
+                <w:szCs w:val="20"/>
+              </w:rPr>
+            </w:pPr>
+            <w:r>
+              <w:rPr>
+                <w:rFonts w:hint="eastAsia" w:ascii="Times New Roman" w:hAnsi="Times New Roman" w:eastAsia="方正仿宋_GBK" w:cs="Times New Roman"/>
+                <w:kern w:val="0"/>
+                <w:sz w:val="20"/>
+                <w:szCs w:val="20"/>
+              </w:rPr>
+              <w:t>2.中观：授课对象为大二学生，已修《C语言编程基础》（控制流、函数、指针、结构体、文件I/O），具备基本编程逻辑；部分学生选修过《Python编程基础》，多数依赖本课第1-2周的集中补强；实行项目驱动+融合式教学；</w:t>
+            </w:r>
+          </w:p>
+          <w:p>
+            <w:pPr>
+              <w:spacing w:line="320" w:lineRule="exact"/>
+              <w:rPr>
+                <w:rFonts w:hint="eastAsia" w:ascii="Times New Roman" w:hAnsi="Times New Roman" w:eastAsia="方正仿宋_GBK" w:cs="Times New Roman"/>
+                <w:kern w:val="0"/>
+                <w:sz w:val="20"/>
+                <w:szCs w:val="20"/>
+              </w:rPr>
+            </w:pPr>
+            <w:r>
+              <w:rPr>
+                <w:rFonts w:hint="eastAsia" w:ascii="Times New Roman" w:hAnsi="Times New Roman" w:eastAsia="方正仿宋_GBK" w:cs="Times New Roman"/>
+                <w:kern w:val="0"/>
+                <w:sz w:val="20"/>
+                <w:szCs w:val="20"/>
+              </w:rPr>
+              <w:t>3.微观：学生首次接触多线程编程，并发思维（同时运行、共享冲突）是重大跨越；MQTT回调与线程协作组合复杂度高；本任务工程量大，需按模块分工协作完成。</w:t>
             </w:r>
           </w:p>
         </w:tc>
@@ -16544,43 +16544,43 @@
                 <w:kern w:val="0"/>
                 <w:szCs w:val="20"/>
               </w:rPr>
-              <w:t xml:space="preserve">（1）Modbus寄存器读写与MQTT订阅发布集成；</w:t>
-            </w:r>
-          </w:p>
-          <w:p>
-            <w:pPr>
-              <w:spacing w:line="320" w:lineRule="exact"/>
-              <w:rPr>
-                <w:rFonts w:hint="eastAsia" w:ascii="Times New Roman" w:hAnsi="Times New Roman" w:eastAsia="方正仿宋_GBK" w:cs="Times New Roman"/>
-                <w:kern w:val="0"/>
-                <w:szCs w:val="20"/>
-              </w:rPr>
-            </w:pPr>
-            <w:r>
-              <w:rPr>
-                <w:rFonts w:hint="eastAsia" w:ascii="Times New Roman" w:hAnsi="Times New Roman" w:eastAsia="方正仿宋_GBK" w:cs="Times New Roman"/>
-                <w:kern w:val="0"/>
-                <w:szCs w:val="20"/>
-              </w:rPr>
-              <w:t xml:space="preserve">（2）多线程架构：采集/订阅/处理三线程+Queue缓冲；</w:t>
-            </w:r>
-          </w:p>
-          <w:p>
-            <w:pPr>
-              <w:spacing w:line="320" w:lineRule="exact"/>
-              <w:rPr>
-                <w:rFonts w:hint="eastAsia" w:ascii="Times New Roman" w:hAnsi="Times New Roman" w:eastAsia="方正仿宋_GBK" w:cs="Times New Roman"/>
-                <w:kern w:val="0"/>
-                <w:szCs w:val="20"/>
-              </w:rPr>
-            </w:pPr>
-            <w:r>
-              <w:rPr>
-                <w:rFonts w:hint="eastAsia" w:ascii="Times New Roman" w:hAnsi="Times New Roman" w:eastAsia="方正仿宋_GBK" w:cs="Times New Roman"/>
-                <w:kern w:val="0"/>
-                <w:szCs w:val="20"/>
-              </w:rPr>
-              <w:t xml:space="preserve">（3）工程可靠性：断线重连、数据校验、批量入库、日志监控。</w:t>
+              <w:t>（1）Modbus寄存器读写与MQTT订阅发布集成；</w:t>
+            </w:r>
+          </w:p>
+          <w:p>
+            <w:pPr>
+              <w:spacing w:line="320" w:lineRule="exact"/>
+              <w:rPr>
+                <w:rFonts w:hint="eastAsia" w:ascii="Times New Roman" w:hAnsi="Times New Roman" w:eastAsia="方正仿宋_GBK" w:cs="Times New Roman"/>
+                <w:kern w:val="0"/>
+                <w:szCs w:val="20"/>
+              </w:rPr>
+            </w:pPr>
+            <w:r>
+              <w:rPr>
+                <w:rFonts w:hint="eastAsia" w:ascii="Times New Roman" w:hAnsi="Times New Roman" w:eastAsia="方正仿宋_GBK" w:cs="Times New Roman"/>
+                <w:kern w:val="0"/>
+                <w:szCs w:val="20"/>
+              </w:rPr>
+              <w:t>（2）多线程架构：采集/订阅/处理三线程+Queue缓冲；</w:t>
+            </w:r>
+          </w:p>
+          <w:p>
+            <w:pPr>
+              <w:spacing w:line="320" w:lineRule="exact"/>
+              <w:rPr>
+                <w:rFonts w:hint="eastAsia" w:ascii="Times New Roman" w:hAnsi="Times New Roman" w:eastAsia="方正仿宋_GBK" w:cs="Times New Roman"/>
+                <w:kern w:val="0"/>
+                <w:szCs w:val="20"/>
+              </w:rPr>
+            </w:pPr>
+            <w:r>
+              <w:rPr>
+                <w:rFonts w:hint="eastAsia" w:ascii="Times New Roman" w:hAnsi="Times New Roman" w:eastAsia="方正仿宋_GBK" w:cs="Times New Roman"/>
+                <w:kern w:val="0"/>
+                <w:szCs w:val="20"/>
+              </w:rPr>
+              <w:t>（3）工程可靠性：断线重连、数据校验、批量入库、日志监控。</w:t>
             </w:r>
           </w:p>
         </w:tc>
@@ -16652,43 +16652,43 @@
                 <w:kern w:val="0"/>
                 <w:szCs w:val="20"/>
               </w:rPr>
-              <w:t xml:space="preserve">（1）线程安全与共享状态保护（Queue的作用）；</w:t>
-            </w:r>
-          </w:p>
-          <w:p>
-            <w:pPr>
-              <w:spacing w:line="320" w:lineRule="exact"/>
-              <w:rPr>
-                <w:rFonts w:hint="eastAsia" w:ascii="Times New Roman" w:hAnsi="Times New Roman" w:eastAsia="方正仿宋_GBK" w:cs="Times New Roman"/>
-                <w:kern w:val="0"/>
-                <w:szCs w:val="20"/>
-              </w:rPr>
-            </w:pPr>
-            <w:r>
-              <w:rPr>
-                <w:rFonts w:hint="eastAsia" w:ascii="Times New Roman" w:hAnsi="Times New Roman" w:eastAsia="方正仿宋_GBK" w:cs="Times New Roman"/>
-                <w:kern w:val="0"/>
-                <w:szCs w:val="20"/>
-              </w:rPr>
-              <w:t xml:space="preserve">（2）断线重连的状态机设计；</w:t>
-            </w:r>
-          </w:p>
-          <w:p>
-            <w:pPr>
-              <w:spacing w:line="320" w:lineRule="exact"/>
-              <w:rPr>
-                <w:rFonts w:hint="eastAsia" w:ascii="Times New Roman" w:hAnsi="Times New Roman" w:eastAsia="方正仿宋_GBK" w:cs="Times New Roman"/>
-                <w:kern w:val="0"/>
-                <w:szCs w:val="20"/>
-              </w:rPr>
-            </w:pPr>
-            <w:r>
-              <w:rPr>
-                <w:rFonts w:hint="eastAsia" w:ascii="Times New Roman" w:hAnsi="Times New Roman" w:eastAsia="方正仿宋_GBK" w:cs="Times New Roman"/>
-                <w:kern w:val="0"/>
-                <w:szCs w:val="20"/>
-              </w:rPr>
-              <w:t xml:space="preserve">（3）采集率/延迟/吞吐等性能指标的测量与优化。</w:t>
+              <w:t>（1）线程安全与共享状态保护（Queue的作用）；</w:t>
+            </w:r>
+          </w:p>
+          <w:p>
+            <w:pPr>
+              <w:spacing w:line="320" w:lineRule="exact"/>
+              <w:rPr>
+                <w:rFonts w:hint="eastAsia" w:ascii="Times New Roman" w:hAnsi="Times New Roman" w:eastAsia="方正仿宋_GBK" w:cs="Times New Roman"/>
+                <w:kern w:val="0"/>
+                <w:szCs w:val="20"/>
+              </w:rPr>
+            </w:pPr>
+            <w:r>
+              <w:rPr>
+                <w:rFonts w:hint="eastAsia" w:ascii="Times New Roman" w:hAnsi="Times New Roman" w:eastAsia="方正仿宋_GBK" w:cs="Times New Roman"/>
+                <w:kern w:val="0"/>
+                <w:szCs w:val="20"/>
+              </w:rPr>
+              <w:t>（2）断线重连的状态机设计；</w:t>
+            </w:r>
+          </w:p>
+          <w:p>
+            <w:pPr>
+              <w:spacing w:line="320" w:lineRule="exact"/>
+              <w:rPr>
+                <w:rFonts w:hint="eastAsia" w:ascii="Times New Roman" w:hAnsi="Times New Roman" w:eastAsia="方正仿宋_GBK" w:cs="Times New Roman"/>
+                <w:kern w:val="0"/>
+                <w:szCs w:val="20"/>
+              </w:rPr>
+            </w:pPr>
+            <w:r>
+              <w:rPr>
+                <w:rFonts w:hint="eastAsia" w:ascii="Times New Roman" w:hAnsi="Times New Roman" w:eastAsia="方正仿宋_GBK" w:cs="Times New Roman"/>
+                <w:kern w:val="0"/>
+                <w:szCs w:val="20"/>
+              </w:rPr>
+              <w:t>（3）采集率/延迟/吞吐等性能指标的测量与优化。</w:t>
             </w:r>
           </w:p>
         </w:tc>
@@ -16810,7 +16810,7 @@
                 <w:kern w:val="0"/>
                 <w:szCs w:val="20"/>
               </w:rPr>
-              <w:t xml:space="preserve">1.教学资料：PLC模拟器一键脚本（3实例）、MQTT Broker部署包、线程架构图模板、性能压测工具、“拔网线”故障演练方案、工单P4.1任务书与评价量表；</w:t>
+              <w:t>1.教学资料：PLC模拟器一键脚本（3实例）、MQTT Broker部署包、线程架构图模板、性能压测工具、“拔网线”故障演练方案、工单P4.1任务书与评价量表；</w:t>
             </w:r>
             <w:bookmarkEnd w:id="2"/>
             <w:bookmarkEnd w:id="3"/>
@@ -16836,7 +16836,7 @@
                 <w:kern w:val="0"/>
                 <w:szCs w:val="20"/>
               </w:rPr>
-              <w:t xml:space="preserve">2.设备环境：双创中心302实训室，Python 3.9+、pymodbus、paho-mqtt、threading/queue；</w:t>
+              <w:t>2.设备环境：双创中心302实训室，Python 3.9+、pymodbus、paho-mqtt、threading/queue；</w:t>
             </w:r>
             <w:bookmarkEnd w:id="2"/>
             <w:bookmarkEnd w:id="3"/>
@@ -16862,7 +16862,7 @@
                 <w:kern w:val="0"/>
                 <w:szCs w:val="20"/>
               </w:rPr>
-              <w:t xml:space="preserve">3.教学平台：课程在线平台（并发编程微课、架构参考）。</w:t>
+              <w:t>3.教学平台：课程在线平台（并发编程微课、架构参考）。</w:t>
             </w:r>
             <w:bookmarkEnd w:id="2"/>
             <w:bookmarkEnd w:id="3"/>
@@ -16927,7 +16927,7 @@
                 <w:kern w:val="0"/>
                 <w:szCs w:val="20"/>
               </w:rPr>
-              <w:t xml:space="preserve">课前（六步之“资讯·计划”）：教师/师傅(A)/组长(B)发布工单、项目背景资料、线上导学单与代码骨架仓库（Python 3.9+、Git、离线依赖包）；学生克隆仓库、完成预习自测并提交初步实施计划；</w:t>
+              <w:t>课前（六步之“资讯·计划”）：教师/师傅(A)/组长(B)发布工单、项目背景资料、线上导学单与代码骨架仓库（Python 3.9+、Git、离线依赖包）；学生克隆仓库、完成预习自测并提交初步实施计划；</w:t>
             </w:r>
           </w:p>
           <w:p>
@@ -16946,7 +16946,7 @@
                 <w:kern w:val="0"/>
                 <w:szCs w:val="20"/>
               </w:rPr>
-              <w:t xml:space="preserve">课中：决策（备选方案对比→决策矩阵打分→决策结论公示→与实施绑定，实施失误回溯决策复盘）→两轮实施（骨架先行，聚焦集成与优化；知识点按需即时补充，融合式教学）→检查（自检—互检—师查三层质检）→评价（量表+代码评审意见）；A类学生示范讲解（费曼学习法：以教代学）；</w:t>
+              <w:t>课中：决策（备选方案对比→决策矩阵打分→决策结论公示→与实施绑定，实施失误回溯决策复盘）→两轮实施（骨架先行，聚焦集成与优化；知识点按需即时补充，融合式教学）→检查（自检—互检—师查三层质检）→评价（量表+代码评审意见）；A类学生示范讲解（费曼学习法：以教代学）；</w:t>
             </w:r>
           </w:p>
           <w:p>
@@ -16965,7 +16965,7 @@
                 <w:kern w:val="0"/>
                 <w:szCs w:val="20"/>
               </w:rPr>
-              <w:t xml:space="preserve">课后：工单24小时内反馈（代码评审意见：PEP 8/命名/注释/性能四项）；C/D层完成补强任务，A/B层完成性能优化与拓展任务；更新ABCD角色轮换与组内贡献记录。</w:t>
+              <w:t>课后：工单24小时内反馈（代码评审意见：PEP 8/命名/注释/性能四项）；C/D层完成补强任务，A/B层完成性能优化与拓展任务；更新ABCD角色轮换与组内贡献记录。</w:t>
             </w:r>
           </w:p>
         </w:tc>
@@ -17028,7 +17028,7 @@
                 <w:sz w:val="20"/>
                 <w:szCs w:val="20"/>
               </w:rPr>
-              <w:t xml:space="preserve">（1）架构先行：先画线程架构图、定义Queue接口，再分工实现；</w:t>
+              <w:t>（1）架构先行：先画线程架构图、定义Queue接口，再分工实现；</w:t>
             </w:r>
           </w:p>
           <w:p>
@@ -17049,7 +17049,7 @@
                 <w:sz w:val="20"/>
                 <w:szCs w:val="20"/>
               </w:rPr>
-              <w:t xml:space="preserve">（2）模拟器+压测工具让性能指标可量化验证；</w:t>
+              <w:t>（2）模拟器+压测工具让性能指标可量化验证；</w:t>
             </w:r>
           </w:p>
           <w:p>
@@ -17070,7 +17070,7 @@
                 <w:sz w:val="20"/>
                 <w:szCs w:val="20"/>
               </w:rPr>
-              <w:t xml:space="preserve">（3）故障演练（拔网线/杀进程）检验重连与缓冲机制。</w:t>
+              <w:t>（3）故障演练（拔网线/杀进程）检验重连与缓冲机制。</w:t>
             </w:r>
           </w:p>
         </w:tc>
@@ -17132,7 +17132,7 @@
                 <w:szCs w:val="21"/>
                 <w:lang w:val="en-US" w:eastAsia="zh-CN"/>
               </w:rPr>
-              <w:t xml:space="preserve">（1）并发概念用“多窗口排队+传送带”类比（线程=窗口、Queue=传送带）；</w:t>
+              <w:t>（1）并发概念用“多窗口排队+传送带”类比（线程=窗口、Queue=传送带）；</w:t>
             </w:r>
           </w:p>
           <w:p>
@@ -17152,7 +17152,7 @@
                 <w:szCs w:val="21"/>
                 <w:lang w:val="en-US" w:eastAsia="zh-CN"/>
               </w:rPr>
-              <w:t xml:space="preserve">（2）对C/D层提供单线程采集器基础版，逐步升级；</w:t>
+              <w:t>（2）对C/D层提供单线程采集器基础版，逐步升级；</w:t>
             </w:r>
           </w:p>
           <w:p>
@@ -17172,7 +17172,7 @@
                 <w:szCs w:val="21"/>
                 <w:lang w:val="en-US" w:eastAsia="zh-CN"/>
               </w:rPr>
-              <w:t xml:space="preserve">（3）提供重连状态机参考实现，聚焦参数理解与测试。</w:t>
+              <w:t>（3）提供重连状态机参考实现，聚焦参数理解与测试。</w:t>
             </w:r>
           </w:p>
         </w:tc>
@@ -17442,7 +17442,7 @@
                 <w:szCs w:val="20"/>
                 <w:lang w:val="en-US" w:eastAsia="zh-CN"/>
               </w:rPr>
-              <w:t xml:space="preserve">发布任务书/工单与评价标准；准备演示代码、数据集与虚拟产线环境；检查学生机环境与Git仓库。</w:t>
+              <w:t>发布任务书/工单与评价标准；准备演示代码、数据集与虚拟产线环境；检查学生机环境与Git仓库。</w:t>
             </w:r>
           </w:p>
         </w:tc>
@@ -17476,7 +17476,7 @@
                 <w:szCs w:val="20"/>
                 <w:lang w:val="en-US" w:eastAsia="zh-CN"/>
               </w:rPr>
-              <w:t xml:space="preserve">A/B类克隆工程模板并完成环境自检；C/D类观看预习视频并记录疑问；A类尝试预习任务并准备示范要点。</w:t>
+              <w:t>A/B类克隆工程模板并完成环境自检；C/D类观看预习视频并记录疑问；A类尝试预习任务并准备示范要点。</w:t>
             </w:r>
           </w:p>
         </w:tc>
@@ -17508,7 +17508,7 @@
                 <w:sz w:val="20"/>
                 <w:szCs w:val="20"/>
               </w:rPr>
-              <w:t xml:space="preserve">完成预习与资源到位</w:t>
+              <w:t>完成预习与资源到位</w:t>
             </w:r>
           </w:p>
         </w:tc>
@@ -17606,7 +17606,7 @@
                 <w:szCs w:val="20"/>
                 <w:lang w:val="en-US" w:eastAsia="zh-CN"/>
               </w:rPr>
-              <w:t xml:space="preserve">情境导入（企业项目需求/真实数据/问题驱动）；明确本任务交付物与验收标准；提示工程规范要求。</w:t>
+              <w:t>情境导入（企业项目需求/真实数据/问题驱动）；明确本任务交付物与验收标准；提示工程规范要求。</w:t>
             </w:r>
           </w:p>
         </w:tc>
@@ -17640,7 +17640,7 @@
                 <w:szCs w:val="20"/>
                 <w:lang w:val="en-US" w:eastAsia="zh-CN"/>
               </w:rPr>
-              <w:t xml:space="preserve">围绕任务书进行要点提取；小组讨论“交付标准+风险点”，制定实施计划。</w:t>
+              <w:t>围绕任务书进行要点提取；小组讨论“交付标准+风险点”，制定实施计划。</w:t>
             </w:r>
           </w:p>
         </w:tc>
@@ -17674,7 +17674,7 @@
                 <w:szCs w:val="20"/>
                 <w:lang w:val="en-US" w:eastAsia="zh-CN"/>
               </w:rPr>
-              <w:t xml:space="preserve">建立任务目标与工程代入感</w:t>
+              <w:t>建立任务目标与工程代入感</w:t>
             </w:r>
           </w:p>
         </w:tc>
@@ -17699,7 +17699,7 @@
                 <w:kern w:val="0"/>
                 <w:szCs w:val="20"/>
               </w:rPr>
-              <w:t xml:space="preserve">15min</w:t>
+              <w:t>15min</w:t>
             </w:r>
           </w:p>
         </w:tc>
@@ -17794,7 +17794,7 @@
                 <w:szCs w:val="20"/>
                 <w:lang w:val="en-US" w:eastAsia="zh-CN"/>
               </w:rPr>
-              <w:t xml:space="preserve">精讲演示Modbus采集与MQTT订阅的线程实现；演示Queue缓冲与数据流贯通；现场评判操作质量；引导A操作、B操作、C记录、D观摩。</w:t>
+              <w:t>精讲演示Modbus采集与MQTT订阅的线程实现；演示Queue缓冲与数据流贯通；现场评判操作质量；引导A操作、B操作、C记录、D观摩。</w:t>
             </w:r>
           </w:p>
         </w:tc>
@@ -17828,7 +17828,7 @@
                 <w:szCs w:val="20"/>
                 <w:lang w:val="en-US" w:eastAsia="zh-CN"/>
               </w:rPr>
-              <w:t xml:space="preserve">A类学生完成三线程架构并跑通数据流；B类学生完成Modbus采集+处理线程；C类完成单PLC采集；D类观摩并完成MQTT收发练习。</w:t>
+              <w:t>A类学生完成三线程架构并跑通数据流；B类学生完成Modbus采集+处理线程；C类完成单PLC采集；D类观摩并完成MQTT收发练习。</w:t>
             </w:r>
           </w:p>
         </w:tc>
@@ -17854,7 +17854,7 @@
                 <w:kern w:val="0"/>
                 <w:szCs w:val="20"/>
               </w:rPr>
-              <w:t xml:space="preserve">掌握多源采集与线程协作机制；</w:t>
+              <w:t>掌握多源采集与线程协作机制；</w:t>
             </w:r>
           </w:p>
           <w:p>
@@ -17873,7 +17873,7 @@
                 <w:kern w:val="0"/>
                 <w:szCs w:val="20"/>
               </w:rPr>
-              <w:t xml:space="preserve">形成采集系统架构样例。</w:t>
+              <w:t>形成采集系统架构样例。</w:t>
             </w:r>
           </w:p>
         </w:tc>
@@ -17900,7 +17900,7 @@
                 <w:szCs w:val="20"/>
                 <w:lang w:val="en-US" w:eastAsia="zh-CN"/>
               </w:rPr>
-              <w:t xml:space="preserve">55min</w:t>
+              <w:t>55min</w:t>
             </w:r>
           </w:p>
         </w:tc>
@@ -17956,7 +17956,7 @@
                 <w:kern w:val="0"/>
                 <w:szCs w:val="20"/>
               </w:rPr>
-              <w:t xml:space="preserve">1.A类汇报操作成果与问题。2.点评关键点：实现正确性、性能意识、代码规范、协作效率。</w:t>
+              <w:t>1.A类汇报操作成果与问题。2.点评关键点：实现正确性、性能意识、代码规范、协作效率。</w:t>
             </w:r>
           </w:p>
         </w:tc>
@@ -17982,7 +17982,7 @@
                 <w:kern w:val="0"/>
                 <w:szCs w:val="20"/>
               </w:rPr>
-              <w:t xml:space="preserve">复盘：A类总结难点转化为给B/C/D类的“避坑指南”。</w:t>
+              <w:t>复盘：A类总结难点转化为给B/C/D类的“避坑指南”。</w:t>
             </w:r>
           </w:p>
         </w:tc>
@@ -18008,7 +18008,7 @@
                 <w:kern w:val="0"/>
                 <w:szCs w:val="20"/>
               </w:rPr>
-              <w:t xml:space="preserve">形成可迁移经验与统一规范。沉淀可复用方法，促进反思与表达。</w:t>
+              <w:t>形成可迁移经验与统一规范。沉淀可复用方法，促进反思与表达。</w:t>
             </w:r>
           </w:p>
         </w:tc>
@@ -18034,7 +18034,7 @@
                 <w:szCs w:val="20"/>
                 <w:lang w:val="en-US" w:eastAsia="zh-CN"/>
               </w:rPr>
-              <w:t xml:space="preserve">10min</w:t>
+              <w:t>10min</w:t>
             </w:r>
           </w:p>
         </w:tc>
@@ -18121,7 +18121,7 @@
                 <w:kern w:val="0"/>
                 <w:szCs w:val="20"/>
               </w:rPr>
-              <w:t xml:space="preserve">任务检查：检查B/C/D学生系统进度；回顾线程安全与重连要点；监督/评判；组织故障演练测试。</w:t>
+              <w:t>任务检查：检查B/C/D学生系统进度；回顾线程安全与重连要点；监督/评判；组织故障演练测试。</w:t>
             </w:r>
           </w:p>
         </w:tc>
@@ -18148,7 +18148,7 @@
                 <w:kern w:val="0"/>
                 <w:szCs w:val="20"/>
               </w:rPr>
-              <w:t xml:space="preserve">B类学生完成多源采集系统并压测（采集率≥95%）；C/D类完成单源采集+MQTT上报版；A类学生优化至采集率≥99.5%、延迟&lt;100ms。</w:t>
+              <w:t>B类学生完成多源采集系统并压测（采集率≥95%）；C/D类完成单源采集+MQTT上报版；A类学生优化至采集率≥99.5%、延迟&lt;100ms。</w:t>
             </w:r>
           </w:p>
         </w:tc>
@@ -18174,7 +18174,7 @@
                 <w:kern w:val="0"/>
                 <w:szCs w:val="20"/>
               </w:rPr>
-              <w:t xml:space="preserve">完成工单P4.1并达标（采集率&gt;95%+无丢失+系统文档）。</w:t>
+              <w:t>完成工单P4.1并达标（采集率&gt;95%+无丢失+系统文档）。</w:t>
             </w:r>
           </w:p>
         </w:tc>
@@ -18200,7 +18200,7 @@
                 <w:szCs w:val="20"/>
                 <w:lang w:val="en-US" w:eastAsia="zh-CN"/>
               </w:rPr>
-              <w:t xml:space="preserve">65min</w:t>
+              <w:t>65min</w:t>
             </w:r>
           </w:p>
         </w:tc>
@@ -18256,7 +18256,7 @@
                 <w:kern w:val="0"/>
                 <w:szCs w:val="20"/>
               </w:rPr>
-              <w:t xml:space="preserve">1.各小组汇报工单成果与问题；2.点评关键点：功能完成度、工程质量、创新点；3.布置课后任务与下次课预习。</w:t>
+              <w:t>1.各小组汇报工单成果与问题；2.点评关键点：功能完成度、工程质量、创新点；3.布置课后任务与下次课预习。</w:t>
             </w:r>
           </w:p>
         </w:tc>
@@ -18282,7 +18282,7 @@
                 <w:kern w:val="0"/>
                 <w:szCs w:val="20"/>
               </w:rPr>
-              <w:t xml:space="preserve">小组代表汇报成果与问题；完成互评与个人反思；提交工单与过程记录。</w:t>
+              <w:t>小组代表汇报成果与问题；完成互评与个人反思；提交工单与过程记录。</w:t>
             </w:r>
           </w:p>
         </w:tc>
@@ -18308,7 +18308,7 @@
                 <w:kern w:val="0"/>
                 <w:szCs w:val="20"/>
               </w:rPr>
-              <w:t xml:space="preserve">训练决策能力与团队协作。培养总结反思能力与持续改进意识；通过汇报提升表达与逻辑思维能力。</w:t>
+              <w:t>训练决策能力与团队协作。培养总结反思能力与持续改进意识；通过汇报提升表达与逻辑思维能力。</w:t>
             </w:r>
           </w:p>
         </w:tc>
@@ -18333,7 +18333,7 @@
                 <w:szCs w:val="20"/>
                 <w:lang w:val="en-US" w:eastAsia="zh-CN"/>
               </w:rPr>
-              <w:t xml:space="preserve">15min</w:t>
+              <w:t>15min</w:t>
             </w:r>
           </w:p>
         </w:tc>
@@ -18561,7 +18561,7 @@
                 <w:kern w:val="0"/>
                 <w:szCs w:val="20"/>
               </w:rPr>
-              <w:t xml:space="preserve">推送提升任务（技能竞赛/1+X证书/性能优化挑战）；收集数据用于诊改。</w:t>
+              <w:t>推送提升任务（技能竞赛/1+X证书/性能优化挑战）；收集数据用于诊改。</w:t>
             </w:r>
           </w:p>
         </w:tc>
@@ -18588,7 +18588,7 @@
                 <w:szCs w:val="20"/>
                 <w:lang w:val="en-US" w:eastAsia="zh-CN"/>
               </w:rPr>
-              <w:t xml:space="preserve">C/D类完成并发概念练习；A/B层挑战高可用设计（主从切换、故障转移）冲击超优标准；完善架构文档。</w:t>
+              <w:t>C/D类完成并发概念练习；A/B层挑战高可用设计（主从切换、故障转移）冲击超优标准；完善架构文档。</w:t>
             </w:r>
           </w:p>
         </w:tc>
@@ -18614,7 +18614,7 @@
                 <w:kern w:val="0"/>
                 <w:szCs w:val="20"/>
               </w:rPr>
-              <w:t xml:space="preserve">巩固迁移与持续改进</w:t>
+              <w:t>巩固迁移与持续改进</w:t>
             </w:r>
           </w:p>
         </w:tc>
@@ -18643,7 +18643,7 @@
                 <w:szCs w:val="20"/>
                 <w:lang w:val="en-US" w:eastAsia="zh-CN"/>
               </w:rPr>
-              <w:t xml:space="preserve">课后</w:t>
+              <w:t>课后</w:t>
             </w:r>
           </w:p>
         </w:tc>
@@ -18749,25 +18749,25 @@
                 <w:kern w:val="0"/>
                 <w:szCs w:val="20"/>
               </w:rPr>
-              <w:t xml:space="preserve">从采集率、数据完整性、线程安全设计、架构文档四个维度记录过程性数据；</w:t>
-            </w:r>
-          </w:p>
-          <w:p>
-            <w:pPr>
-              <w:spacing w:line="320" w:lineRule="exact"/>
-              <w:rPr>
-                <w:rFonts w:hint="eastAsia" w:ascii="Times New Roman" w:hAnsi="Times New Roman" w:eastAsia="方正仿宋_GBK" w:cs="Times New Roman"/>
-                <w:kern w:val="0"/>
-                <w:szCs w:val="20"/>
-              </w:rPr>
-            </w:pPr>
-            <w:r>
-              <w:rPr>
-                <w:rFonts w:hint="eastAsia" w:ascii="Times New Roman" w:hAnsi="Times New Roman" w:eastAsia="方正仿宋_GBK" w:cs="Times New Roman"/>
-                <w:kern w:val="0"/>
-                <w:szCs w:val="20"/>
-              </w:rPr>
-              <w:t xml:space="preserve">记录故障演练通过率与性能压测结果，评估工程可靠性意识。</w:t>
+              <w:t>从采集率、数据完整性、线程安全设计、架构文档四个维度记录过程性数据；</w:t>
+            </w:r>
+          </w:p>
+          <w:p>
+            <w:pPr>
+              <w:spacing w:line="320" w:lineRule="exact"/>
+              <w:rPr>
+                <w:rFonts w:hint="eastAsia" w:ascii="Times New Roman" w:hAnsi="Times New Roman" w:eastAsia="方正仿宋_GBK" w:cs="Times New Roman"/>
+                <w:kern w:val="0"/>
+                <w:szCs w:val="20"/>
+              </w:rPr>
+            </w:pPr>
+            <w:r>
+              <w:rPr>
+                <w:rFonts w:hint="eastAsia" w:ascii="Times New Roman" w:hAnsi="Times New Roman" w:eastAsia="方正仿宋_GBK" w:cs="Times New Roman"/>
+                <w:kern w:val="0"/>
+                <w:szCs w:val="20"/>
+              </w:rPr>
+              <w:t>记录故障演练通过率与性能压测结果，评估工程可靠性意识。</w:t>
             </w:r>
           </w:p>
         </w:tc>
@@ -18823,35 +18823,35 @@
               <w:rPr>
                 <w:rFonts w:hint="eastAsia" w:ascii="Times New Roman" w:hAnsi="Times New Roman" w:eastAsia="方正仿宋_GBK" w:cs="Times New Roman"/>
               </w:rPr>
-              <w:t xml:space="preserve">针对线程安全误区（共享list无锁）建立“共享必问”检查习惯；</w:t>
-            </w:r>
-          </w:p>
-          <w:p>
-            <w:pPr>
-              <w:spacing w:line="320" w:lineRule="exact"/>
-              <w:rPr>
-                <w:rFonts w:hint="eastAsia" w:ascii="Times New Roman" w:hAnsi="Times New Roman" w:eastAsia="方正仿宋_GBK" w:cs="Times New Roman"/>
-              </w:rPr>
-            </w:pPr>
-            <w:r>
-              <w:rPr>
-                <w:rFonts w:hint="eastAsia" w:ascii="Times New Roman" w:hAnsi="Times New Roman" w:eastAsia="方正仿宋_GBK" w:cs="Times New Roman"/>
-              </w:rPr>
-              <w:t xml:space="preserve">压测数据公示形成良性竞争；优秀架构方案纳入课程参考库。</w:t>
-            </w:r>
-          </w:p>
-          <w:p>
-            <w:pPr>
-              <w:spacing w:line="320" w:lineRule="exact"/>
-              <w:rPr>
-                <w:rFonts w:hint="eastAsia" w:ascii="Times New Roman" w:hAnsi="Times New Roman" w:eastAsia="方正仿宋_GBK" w:cs="Times New Roman"/>
-              </w:rPr>
-            </w:pPr>
-            <w:r>
-              <w:rPr>
-                <w:rFonts w:hint="eastAsia" w:ascii="Times New Roman" w:hAnsi="Times New Roman" w:eastAsia="方正仿宋_GBK" w:cs="Times New Roman"/>
-              </w:rPr>
-              <w:t xml:space="preserve">本周更新ABCD角色轮换表与组内贡献记录（个人问责，防搭便车）。</w:t>
+              <w:t>针对线程安全误区（共享list无锁）建立“共享必问”检查习惯；</w:t>
+            </w:r>
+          </w:p>
+          <w:p>
+            <w:pPr>
+              <w:spacing w:line="320" w:lineRule="exact"/>
+              <w:rPr>
+                <w:rFonts w:hint="eastAsia" w:ascii="Times New Roman" w:hAnsi="Times New Roman" w:eastAsia="方正仿宋_GBK" w:cs="Times New Roman"/>
+              </w:rPr>
+            </w:pPr>
+            <w:r>
+              <w:rPr>
+                <w:rFonts w:hint="eastAsia" w:ascii="Times New Roman" w:hAnsi="Times New Roman" w:eastAsia="方正仿宋_GBK" w:cs="Times New Roman"/>
+              </w:rPr>
+              <w:t>压测数据公示形成良性竞争；优秀架构方案纳入课程参考库。</w:t>
+            </w:r>
+          </w:p>
+          <w:p>
+            <w:pPr>
+              <w:spacing w:line="320" w:lineRule="exact"/>
+              <w:rPr>
+                <w:rFonts w:hint="eastAsia" w:ascii="Times New Roman" w:hAnsi="Times New Roman" w:eastAsia="方正仿宋_GBK" w:cs="Times New Roman"/>
+              </w:rPr>
+            </w:pPr>
+            <w:r>
+              <w:rPr>
+                <w:rFonts w:hint="eastAsia" w:ascii="Times New Roman" w:hAnsi="Times New Roman" w:eastAsia="方正仿宋_GBK" w:cs="Times New Roman"/>
+              </w:rPr>
+              <w:t>本周更新ABCD角色轮换表与组内贡献记录（个人问责，防搭便车）。</w:t>
             </w:r>
           </w:p>
         </w:tc>
@@ -18929,7 +18929,7 @@
           <w:color w:val="000000"/>
           <w:sz w:val="28"/>
         </w:rPr>
-        <w:t xml:space="preserve">项目P5 数据库应用   任务P5.1/P5.2《产线数据仓库设计与ORM开发》教学方案</w:t>
+        <w:t>项目P5 数据库应用   任务P5.1/P5.2《产线数据仓库设计与ORM开发》教学方案</w:t>
       </w:r>
     </w:p>
     <w:tbl>
@@ -19106,7 +19106,7 @@
                 <w:kern w:val="0"/>
                 <w:szCs w:val="20"/>
               </w:rPr>
-              <w:t xml:space="preserve">理实一体</w:t>
+              <w:t>理实一体</w:t>
             </w:r>
           </w:p>
         </w:tc>
@@ -19176,7 +19176,7 @@
                 <w:szCs w:val="20"/>
                 <w:lang w:val="en-US" w:eastAsia="zh-CN"/>
               </w:rPr>
-              <w:t xml:space="preserve">4</w:t>
+              <w:t>4</w:t>
             </w:r>
           </w:p>
         </w:tc>
@@ -19244,7 +19244,7 @@
                 <w:sz w:val="20"/>
                 <w:szCs w:val="20"/>
               </w:rPr>
-              <w:t xml:space="preserve">双创中心302实训室</w:t>
+              <w:t>双创中心302实训室</w:t>
             </w:r>
           </w:p>
         </w:tc>
@@ -19304,7 +19304,7 @@
                 <w:kern w:val="0"/>
                 <w:szCs w:val="21"/>
               </w:rPr>
-              <w:t xml:space="preserve">1班：第七周星期三下午1-4节</w:t>
+              <w:t>1班：第七周星期三下午1-4节</w:t>
             </w:r>
           </w:p>
         </w:tc>
@@ -19378,7 +19378,7 @@
                 <w:szCs w:val="21"/>
                 <w:lang w:val="en-US" w:eastAsia="zh-CN"/>
               </w:rPr>
-              <w:t xml:space="preserve">重庆两江智造集团 · 数字化转型办公室｜数据落了地却没有家。吴工：'给数据建个仓库吧——设备、测点、记录、告警四张表。'——工单P5：ER设计+ORM开发+索引优化。</w:t>
+              <w:t>重庆两江智造集团 · 数字化转型办公室｜数据落了地却没有家。吴工：'给数据建个仓库吧——设备、测点、记录、告警四张表。'——工单P5：ER设计+ORM开发+索引优化。</w:t>
             </w:r>
           </w:p>
         </w:tc>
@@ -19452,47 +19452,47 @@
                 <w:sz w:val="20"/>
                 <w:szCs w:val="20"/>
               </w:rPr>
-              <w:t xml:space="preserve">1.宏观：意愿好能力强A（师傅）占比20%、意愿好能力弱B（组长）占比25%、意愿一般C（操作员）占比40%、无意愿D（学徒）占比15%；</w:t>
-            </w:r>
-          </w:p>
-          <w:p>
-            <w:pPr>
-              <w:spacing w:line="320" w:lineRule="exact"/>
-              <w:rPr>
-                <w:rFonts w:hint="eastAsia" w:ascii="Times New Roman" w:hAnsi="Times New Roman" w:eastAsia="方正仿宋_GBK" w:cs="Times New Roman"/>
-                <w:kern w:val="0"/>
-                <w:sz w:val="20"/>
-                <w:szCs w:val="20"/>
-              </w:rPr>
-            </w:pPr>
-            <w:r>
-              <w:rPr>
-                <w:rFonts w:hint="eastAsia" w:ascii="Times New Roman" w:hAnsi="Times New Roman" w:eastAsia="方正仿宋_GBK" w:cs="Times New Roman"/>
-                <w:kern w:val="0"/>
-                <w:sz w:val="20"/>
-                <w:szCs w:val="20"/>
-              </w:rPr>
-              <w:t xml:space="preserve">2.中观：授课对象为大二学生，已修《C语言编程基础》（控制流、函数、指针、结构体、文件I/O），具备基本编程逻辑；部分学生选修过《Python编程基础》，多数依赖本课第1-2周的集中补强；实行项目驱动+融合式教学；</w:t>
-            </w:r>
-          </w:p>
-          <w:p>
-            <w:pPr>
-              <w:spacing w:line="320" w:lineRule="exact"/>
-              <w:rPr>
-                <w:rFonts w:hint="eastAsia" w:ascii="Times New Roman" w:hAnsi="Times New Roman" w:eastAsia="方正仿宋_GBK" w:cs="Times New Roman"/>
-                <w:kern w:val="0"/>
-                <w:sz w:val="20"/>
-                <w:szCs w:val="20"/>
-              </w:rPr>
-            </w:pPr>
-            <w:r>
-              <w:rPr>
-                <w:rFonts w:hint="eastAsia" w:ascii="Times New Roman" w:hAnsi="Times New Roman" w:eastAsia="方正仿宋_GBK" w:cs="Times New Roman"/>
-                <w:kern w:val="0"/>
-                <w:sz w:val="20"/>
-                <w:szCs w:val="20"/>
-              </w:rPr>
-              <w:t xml:space="preserve">3.微观：多数学生首次系统学习数据库，SQL语法相对直白但JOIN与分组易错；ORM抽象（模型↔表映射）需要适应；本任务与P4数据接力，真实数据规模带来性能挑战。</w:t>
+              <w:t>1.宏观：意愿好能力强A（师傅）占比20%、意愿好能力弱B（组长）占比25%、意愿一般C（操作员）占比40%、无意愿D（学徒）占比15%；</w:t>
+            </w:r>
+          </w:p>
+          <w:p>
+            <w:pPr>
+              <w:spacing w:line="320" w:lineRule="exact"/>
+              <w:rPr>
+                <w:rFonts w:hint="eastAsia" w:ascii="Times New Roman" w:hAnsi="Times New Roman" w:eastAsia="方正仿宋_GBK" w:cs="Times New Roman"/>
+                <w:kern w:val="0"/>
+                <w:sz w:val="20"/>
+                <w:szCs w:val="20"/>
+              </w:rPr>
+            </w:pPr>
+            <w:r>
+              <w:rPr>
+                <w:rFonts w:hint="eastAsia" w:ascii="Times New Roman" w:hAnsi="Times New Roman" w:eastAsia="方正仿宋_GBK" w:cs="Times New Roman"/>
+                <w:kern w:val="0"/>
+                <w:sz w:val="20"/>
+                <w:szCs w:val="20"/>
+              </w:rPr>
+              <w:t>2.中观：授课对象为大二学生，已修《C语言编程基础》（控制流、函数、指针、结构体、文件I/O），具备基本编程逻辑；部分学生选修过《Python编程基础》，多数依赖本课第1-2周的集中补强；实行项目驱动+融合式教学；</w:t>
+            </w:r>
+          </w:p>
+          <w:p>
+            <w:pPr>
+              <w:spacing w:line="320" w:lineRule="exact"/>
+              <w:rPr>
+                <w:rFonts w:hint="eastAsia" w:ascii="Times New Roman" w:hAnsi="Times New Roman" w:eastAsia="方正仿宋_GBK" w:cs="Times New Roman"/>
+                <w:kern w:val="0"/>
+                <w:sz w:val="20"/>
+                <w:szCs w:val="20"/>
+              </w:rPr>
+            </w:pPr>
+            <w:r>
+              <w:rPr>
+                <w:rFonts w:hint="eastAsia" w:ascii="Times New Roman" w:hAnsi="Times New Roman" w:eastAsia="方正仿宋_GBK" w:cs="Times New Roman"/>
+                <w:kern w:val="0"/>
+                <w:sz w:val="20"/>
+                <w:szCs w:val="20"/>
+              </w:rPr>
+              <w:t>3.微观：多数学生首次系统学习数据库，SQL语法相对直白但JOIN与分组易错；ORM抽象（模型↔表映射）需要适应；本任务与P4数据接力，真实数据规模带来性能挑战。</w:t>
             </w:r>
           </w:p>
         </w:tc>
@@ -19564,61 +19564,61 @@
                 <w:kern w:val="0"/>
                 <w:szCs w:val="20"/>
               </w:rPr>
-              <w:t xml:space="preserve">（1）ER建模：设备/测点/采集记录/告警事件四表设计；</w:t>
-            </w:r>
-          </w:p>
-          <w:p>
-            <w:pPr>
-              <w:spacing w:line="320" w:lineRule="exact"/>
-              <w:rPr>
-                <w:rFonts w:hint="eastAsia" w:ascii="Times New Roman" w:hAnsi="Times New Roman" w:eastAsia="方正仿宋_GBK" w:cs="Times New Roman"/>
-                <w:kern w:val="0"/>
-                <w:szCs w:val="20"/>
-              </w:rPr>
-            </w:pPr>
-            <w:r>
-              <w:rPr>
-                <w:rFonts w:hint="eastAsia" w:ascii="Times New Roman" w:hAnsi="Times New Roman" w:eastAsia="方正仿宋_GBK" w:cs="Times New Roman"/>
-                <w:kern w:val="0"/>
-                <w:szCs w:val="20"/>
-              </w:rPr>
-              <w:t xml:space="preserve">（2）SQL核心：JOIN、GROUP BY聚合、条件统计；</w:t>
-            </w:r>
-          </w:p>
-          <w:p>
-            <w:pPr>
-              <w:spacing w:line="320" w:lineRule="exact"/>
-              <w:rPr>
-                <w:rFonts w:hint="eastAsia" w:ascii="Times New Roman" w:hAnsi="Times New Roman" w:eastAsia="方正仿宋_GBK" w:cs="Times New Roman"/>
-                <w:kern w:val="0"/>
-                <w:szCs w:val="20"/>
-              </w:rPr>
-            </w:pPr>
-            <w:r>
-              <w:rPr>
-                <w:rFonts w:hint="eastAsia" w:ascii="Times New Roman" w:hAnsi="Times New Roman" w:eastAsia="方正仿宋_GBK" w:cs="Times New Roman"/>
-                <w:kern w:val="0"/>
-                <w:szCs w:val="20"/>
-              </w:rPr>
-              <w:t xml:space="preserve">（3）SQLAlchemy ORM：模型定义、会话、批量写入；</w:t>
-            </w:r>
-          </w:p>
-          <w:p>
-            <w:pPr>
-              <w:spacing w:line="320" w:lineRule="exact"/>
-              <w:rPr>
-                <w:rFonts w:hint="eastAsia" w:ascii="Times New Roman" w:hAnsi="Times New Roman" w:eastAsia="方正仿宋_GBK" w:cs="Times New Roman"/>
-                <w:kern w:val="0"/>
-                <w:szCs w:val="20"/>
-              </w:rPr>
-            </w:pPr>
-            <w:r>
-              <w:rPr>
-                <w:rFonts w:hint="eastAsia" w:ascii="Times New Roman" w:hAnsi="Times New Roman" w:eastAsia="方正仿宋_GBK" w:cs="Times New Roman"/>
-                <w:kern w:val="0"/>
-                <w:szCs w:val="20"/>
-              </w:rPr>
-              <w:t xml:space="preserve">（4）索引与EXPLAIN查询优化。</w:t>
+              <w:t>（1）ER建模：设备/测点/采集记录/告警事件四表设计；</w:t>
+            </w:r>
+          </w:p>
+          <w:p>
+            <w:pPr>
+              <w:spacing w:line="320" w:lineRule="exact"/>
+              <w:rPr>
+                <w:rFonts w:hint="eastAsia" w:ascii="Times New Roman" w:hAnsi="Times New Roman" w:eastAsia="方正仿宋_GBK" w:cs="Times New Roman"/>
+                <w:kern w:val="0"/>
+                <w:szCs w:val="20"/>
+              </w:rPr>
+            </w:pPr>
+            <w:r>
+              <w:rPr>
+                <w:rFonts w:hint="eastAsia" w:ascii="Times New Roman" w:hAnsi="Times New Roman" w:eastAsia="方正仿宋_GBK" w:cs="Times New Roman"/>
+                <w:kern w:val="0"/>
+                <w:szCs w:val="20"/>
+              </w:rPr>
+              <w:t>（2）SQL核心：JOIN、GROUP BY聚合、条件统计；</w:t>
+            </w:r>
+          </w:p>
+          <w:p>
+            <w:pPr>
+              <w:spacing w:line="320" w:lineRule="exact"/>
+              <w:rPr>
+                <w:rFonts w:hint="eastAsia" w:ascii="Times New Roman" w:hAnsi="Times New Roman" w:eastAsia="方正仿宋_GBK" w:cs="Times New Roman"/>
+                <w:kern w:val="0"/>
+                <w:szCs w:val="20"/>
+              </w:rPr>
+            </w:pPr>
+            <w:r>
+              <w:rPr>
+                <w:rFonts w:hint="eastAsia" w:ascii="Times New Roman" w:hAnsi="Times New Roman" w:eastAsia="方正仿宋_GBK" w:cs="Times New Roman"/>
+                <w:kern w:val="0"/>
+                <w:szCs w:val="20"/>
+              </w:rPr>
+              <w:t>（3）SQLAlchemy ORM：模型定义、会话、批量写入；</w:t>
+            </w:r>
+          </w:p>
+          <w:p>
+            <w:pPr>
+              <w:spacing w:line="320" w:lineRule="exact"/>
+              <w:rPr>
+                <w:rFonts w:hint="eastAsia" w:ascii="Times New Roman" w:hAnsi="Times New Roman" w:eastAsia="方正仿宋_GBK" w:cs="Times New Roman"/>
+                <w:kern w:val="0"/>
+                <w:szCs w:val="20"/>
+              </w:rPr>
+            </w:pPr>
+            <w:r>
+              <w:rPr>
+                <w:rFonts w:hint="eastAsia" w:ascii="Times New Roman" w:hAnsi="Times New Roman" w:eastAsia="方正仿宋_GBK" w:cs="Times New Roman"/>
+                <w:kern w:val="0"/>
+                <w:szCs w:val="20"/>
+              </w:rPr>
+              <w:t>（4）索引与EXPLAIN查询优化。</w:t>
             </w:r>
           </w:p>
         </w:tc>
@@ -19690,43 +19690,43 @@
                 <w:kern w:val="0"/>
                 <w:szCs w:val="20"/>
               </w:rPr>
-              <w:t xml:space="preserve">（1）一对多/多对多关系的表结构表达；</w:t>
-            </w:r>
-          </w:p>
-          <w:p>
-            <w:pPr>
-              <w:spacing w:line="320" w:lineRule="exact"/>
-              <w:rPr>
-                <w:rFonts w:hint="eastAsia" w:ascii="Times New Roman" w:hAnsi="Times New Roman" w:eastAsia="方正仿宋_GBK" w:cs="Times New Roman"/>
-                <w:kern w:val="0"/>
-                <w:szCs w:val="20"/>
-              </w:rPr>
-            </w:pPr>
-            <w:r>
-              <w:rPr>
-                <w:rFonts w:hint="eastAsia" w:ascii="Times New Roman" w:hAnsi="Times New Roman" w:eastAsia="方正仿宋_GBK" w:cs="Times New Roman"/>
-                <w:kern w:val="0"/>
-                <w:szCs w:val="20"/>
-              </w:rPr>
-              <w:t xml:space="preserve">（2）N+1查询问题的识别与优化；</w:t>
-            </w:r>
-          </w:p>
-          <w:p>
-            <w:pPr>
-              <w:spacing w:line="320" w:lineRule="exact"/>
-              <w:rPr>
-                <w:rFonts w:hint="eastAsia" w:ascii="Times New Roman" w:hAnsi="Times New Roman" w:eastAsia="方正仿宋_GBK" w:cs="Times New Roman"/>
-                <w:kern w:val="0"/>
-                <w:szCs w:val="20"/>
-              </w:rPr>
-            </w:pPr>
-            <w:r>
-              <w:rPr>
-                <w:rFonts w:hint="eastAsia" w:ascii="Times New Roman" w:hAnsi="Times New Roman" w:eastAsia="方正仿宋_GBK" w:cs="Times New Roman"/>
-                <w:kern w:val="0"/>
-                <w:szCs w:val="20"/>
-              </w:rPr>
-              <w:t xml:space="preserve">（3）事务边界与批量写入的性能权衡。</w:t>
+              <w:t>（1）一对多/多对多关系的表结构表达；</w:t>
+            </w:r>
+          </w:p>
+          <w:p>
+            <w:pPr>
+              <w:spacing w:line="320" w:lineRule="exact"/>
+              <w:rPr>
+                <w:rFonts w:hint="eastAsia" w:ascii="Times New Roman" w:hAnsi="Times New Roman" w:eastAsia="方正仿宋_GBK" w:cs="Times New Roman"/>
+                <w:kern w:val="0"/>
+                <w:szCs w:val="20"/>
+              </w:rPr>
+            </w:pPr>
+            <w:r>
+              <w:rPr>
+                <w:rFonts w:hint="eastAsia" w:ascii="Times New Roman" w:hAnsi="Times New Roman" w:eastAsia="方正仿宋_GBK" w:cs="Times New Roman"/>
+                <w:kern w:val="0"/>
+                <w:szCs w:val="20"/>
+              </w:rPr>
+              <w:t>（2）N+1查询问题的识别与优化；</w:t>
+            </w:r>
+          </w:p>
+          <w:p>
+            <w:pPr>
+              <w:spacing w:line="320" w:lineRule="exact"/>
+              <w:rPr>
+                <w:rFonts w:hint="eastAsia" w:ascii="Times New Roman" w:hAnsi="Times New Roman" w:eastAsia="方正仿宋_GBK" w:cs="Times New Roman"/>
+                <w:kern w:val="0"/>
+                <w:szCs w:val="20"/>
+              </w:rPr>
+            </w:pPr>
+            <w:r>
+              <w:rPr>
+                <w:rFonts w:hint="eastAsia" w:ascii="Times New Roman" w:hAnsi="Times New Roman" w:eastAsia="方正仿宋_GBK" w:cs="Times New Roman"/>
+                <w:kern w:val="0"/>
+                <w:szCs w:val="20"/>
+              </w:rPr>
+              <w:t>（3）事务边界与批量写入的性能权衡。</w:t>
             </w:r>
           </w:p>
         </w:tc>
@@ -19848,7 +19848,7 @@
                 <w:kern w:val="0"/>
                 <w:szCs w:val="20"/>
               </w:rPr>
-              <w:t xml:space="preserve">1.教学资料：ER图模板与数据字典样例、SQL vs ORM双实现对照练习、EXPLAIN演示脚本、批量写入性能对比实验、工单P5任务书与评价量表；</w:t>
+              <w:t>1.教学资料：ER图模板与数据字典样例、SQL vs ORM双实现对照练习、EXPLAIN演示脚本、批量写入性能对比实验、工单P5任务书与评价量表；</w:t>
             </w:r>
             <w:bookmarkEnd w:id="2"/>
             <w:bookmarkEnd w:id="3"/>
@@ -19874,7 +19874,7 @@
                 <w:kern w:val="0"/>
                 <w:szCs w:val="20"/>
               </w:rPr>
-              <w:t xml:space="preserve">2.设备环境：双创中心302实训室，Python 3.9+、SQLAlchemy、PostgreSQL/SQLite；</w:t>
+              <w:t>2.设备环境：双创中心302实训室，Python 3.9+、SQLAlchemy、PostgreSQL/SQLite；</w:t>
             </w:r>
             <w:bookmarkEnd w:id="2"/>
             <w:bookmarkEnd w:id="3"/>
@@ -19900,7 +19900,7 @@
                 <w:kern w:val="0"/>
                 <w:szCs w:val="20"/>
               </w:rPr>
-              <w:t xml:space="preserve">3.教学平台：课程在线平台（SQL微课、在线SQL练习场）。</w:t>
+              <w:t>3.教学平台：课程在线平台（SQL微课、在线SQL练习场）。</w:t>
             </w:r>
             <w:bookmarkEnd w:id="2"/>
             <w:bookmarkEnd w:id="3"/>
@@ -19965,7 +19965,7 @@
                 <w:kern w:val="0"/>
                 <w:szCs w:val="20"/>
               </w:rPr>
-              <w:t xml:space="preserve">课前（六步之“资讯·计划”）：教师/师傅(A)/组长(B)发布工单、项目背景资料、线上导学单与代码骨架仓库（Python 3.9+、Git、离线依赖包）；学生克隆仓库、完成预习自测并提交初步实施计划；</w:t>
+              <w:t>课前（六步之“资讯·计划”）：教师/师傅(A)/组长(B)发布工单、项目背景资料、线上导学单与代码骨架仓库（Python 3.9+、Git、离线依赖包）；学生克隆仓库、完成预习自测并提交初步实施计划；</w:t>
             </w:r>
           </w:p>
           <w:p>
@@ -19984,7 +19984,7 @@
                 <w:kern w:val="0"/>
                 <w:szCs w:val="20"/>
               </w:rPr>
-              <w:t xml:space="preserve">课中：决策（备选方案对比→决策矩阵打分→决策结论公示→与实施绑定，实施失误回溯决策复盘）→两轮实施（骨架先行，聚焦集成与优化；知识点按需即时补充，融合式教学）→检查（自检—互检—师查三层质检）→评价（量表+代码评审意见）；A类学生示范讲解（费曼学习法：以教代学）；</w:t>
+              <w:t>课中：决策（备选方案对比→决策矩阵打分→决策结论公示→与实施绑定，实施失误回溯决策复盘）→两轮实施（骨架先行，聚焦集成与优化；知识点按需即时补充，融合式教学）→检查（自检—互检—师查三层质检）→评价（量表+代码评审意见）；A类学生示范讲解（费曼学习法：以教代学）；</w:t>
             </w:r>
           </w:p>
           <w:p>
@@ -20003,7 +20003,7 @@
                 <w:kern w:val="0"/>
                 <w:szCs w:val="20"/>
               </w:rPr>
-              <w:t xml:space="preserve">课后：工单24小时内反馈（代码评审意见：PEP 8/命名/注释/性能四项）；C/D层完成补强任务，A/B层完成性能优化与拓展任务；更新ABCD角色轮换与组内贡献记录。</w:t>
+              <w:t>课后：工单24小时内反馈（代码评审意见：PEP 8/命名/注释/性能四项）；C/D层完成补强任务，A/B层完成性能优化与拓展任务；更新ABCD角色轮换与组内贡献记录。</w:t>
             </w:r>
           </w:p>
         </w:tc>
@@ -20066,7 +20066,7 @@
                 <w:sz w:val="20"/>
                 <w:szCs w:val="20"/>
               </w:rPr>
-              <w:t xml:space="preserve">（1）项目接力：以P4采集数据为真实入库对象，学以致用；</w:t>
+              <w:t>（1）项目接力：以P4采集数据为真实入库对象，学以致用；</w:t>
             </w:r>
           </w:p>
           <w:p>
@@ -20087,7 +20087,7 @@
                 <w:sz w:val="20"/>
                 <w:szCs w:val="20"/>
               </w:rPr>
-              <w:t xml:space="preserve">（2）双实现对照（SQL/ORM）理解抽象层代价与收益；</w:t>
+              <w:t>（2）双实现对照（SQL/ORM）理解抽象层代价与收益；</w:t>
             </w:r>
           </w:p>
           <w:p>
@@ -20108,7 +20108,7 @@
                 <w:sz w:val="20"/>
                 <w:szCs w:val="20"/>
               </w:rPr>
-              <w:t xml:space="preserve">（3）EXPLAIN演示有无索引的查询差异，优化看得见。</w:t>
+              <w:t>（3）EXPLAIN演示有无索引的查询差异，优化看得见。</w:t>
             </w:r>
           </w:p>
         </w:tc>
@@ -20170,7 +20170,7 @@
                 <w:szCs w:val="21"/>
                 <w:lang w:val="en-US" w:eastAsia="zh-CN"/>
               </w:rPr>
-              <w:t xml:space="preserve">（1）关系建模用“设备-测点”实物类比（一台设备多个探头）；</w:t>
+              <w:t>（1）关系建模用“设备-测点”实物类比（一台设备多个探头）；</w:t>
             </w:r>
           </w:p>
           <w:p>
@@ -20190,7 +20190,7 @@
                 <w:szCs w:val="21"/>
                 <w:lang w:val="en-US" w:eastAsia="zh-CN"/>
               </w:rPr>
-              <w:t xml:space="preserve">（2）对C/D层提供建表脚本，聚焦SQL查询与ORM入库；</w:t>
+              <w:t>（2）对C/D层提供建表脚本，聚焦SQL查询与ORM入库；</w:t>
             </w:r>
           </w:p>
           <w:p>
@@ -20210,7 +20210,7 @@
                 <w:szCs w:val="21"/>
                 <w:lang w:val="en-US" w:eastAsia="zh-CN"/>
               </w:rPr>
-              <w:t xml:space="preserve">（3）N+1问题用日志演示查询次数，直观暴露性能陷阱。</w:t>
+              <w:t>（3）N+1问题用日志演示查询次数，直观暴露性能陷阱。</w:t>
             </w:r>
           </w:p>
         </w:tc>
@@ -20480,7 +20480,7 @@
                 <w:szCs w:val="20"/>
                 <w:lang w:val="en-US" w:eastAsia="zh-CN"/>
               </w:rPr>
-              <w:t xml:space="preserve">发布任务书/工单与评价标准；准备演示代码、数据集与虚拟产线环境；检查学生机环境与Git仓库。</w:t>
+              <w:t>发布任务书/工单与评价标准；准备演示代码、数据集与虚拟产线环境；检查学生机环境与Git仓库。</w:t>
             </w:r>
           </w:p>
         </w:tc>
@@ -20514,7 +20514,7 @@
                 <w:szCs w:val="20"/>
                 <w:lang w:val="en-US" w:eastAsia="zh-CN"/>
               </w:rPr>
-              <w:t xml:space="preserve">A/B类克隆工程模板并完成环境自检；C/D类观看预习视频并记录疑问；A类尝试预习任务并准备示范要点。</w:t>
+              <w:t>A/B类克隆工程模板并完成环境自检；C/D类观看预习视频并记录疑问；A类尝试预习任务并准备示范要点。</w:t>
             </w:r>
           </w:p>
         </w:tc>
@@ -20546,7 +20546,7 @@
                 <w:sz w:val="20"/>
                 <w:szCs w:val="20"/>
               </w:rPr>
-              <w:t xml:space="preserve">完成预习与资源到位</w:t>
+              <w:t>完成预习与资源到位</w:t>
             </w:r>
           </w:p>
         </w:tc>
@@ -20644,7 +20644,7 @@
                 <w:szCs w:val="20"/>
                 <w:lang w:val="en-US" w:eastAsia="zh-CN"/>
               </w:rPr>
-              <w:t xml:space="preserve">情境导入（企业项目需求/真实数据/问题驱动）；明确本任务交付物与验收标准；提示工程规范要求。</w:t>
+              <w:t>情境导入（企业项目需求/真实数据/问题驱动）；明确本任务交付物与验收标准；提示工程规范要求。</w:t>
             </w:r>
           </w:p>
         </w:tc>
@@ -20678,7 +20678,7 @@
                 <w:szCs w:val="20"/>
                 <w:lang w:val="en-US" w:eastAsia="zh-CN"/>
               </w:rPr>
-              <w:t xml:space="preserve">围绕任务书进行要点提取；小组讨论“交付标准+风险点”，制定实施计划。</w:t>
+              <w:t>围绕任务书进行要点提取；小组讨论“交付标准+风险点”，制定实施计划。</w:t>
             </w:r>
           </w:p>
         </w:tc>
@@ -20712,7 +20712,7 @@
                 <w:szCs w:val="20"/>
                 <w:lang w:val="en-US" w:eastAsia="zh-CN"/>
               </w:rPr>
-              <w:t xml:space="preserve">建立任务目标与工程代入感</w:t>
+              <w:t>建立任务目标与工程代入感</w:t>
             </w:r>
           </w:p>
         </w:tc>
@@ -20737,7 +20737,7 @@
                 <w:kern w:val="0"/>
                 <w:szCs w:val="20"/>
               </w:rPr>
-              <w:t xml:space="preserve">15min</w:t>
+              <w:t>15min</w:t>
             </w:r>
           </w:p>
         </w:tc>
@@ -20832,7 +20832,7 @@
                 <w:szCs w:val="20"/>
                 <w:lang w:val="en-US" w:eastAsia="zh-CN"/>
               </w:rPr>
-              <w:t xml:space="preserve">精讲演示ER建模与SQL核心查询；演示ORM模型定义与会话操作；现场评判操作质量；引导A操作、B操作、C记录、D观摩。</w:t>
+              <w:t>精讲演示ER建模与SQL核心查询；演示ORM模型定义与会话操作；现场评判操作质量；引导A操作、B操作、C记录、D观摩。</w:t>
             </w:r>
           </w:p>
         </w:tc>
@@ -20866,7 +20866,7 @@
                 <w:szCs w:val="20"/>
                 <w:lang w:val="en-US" w:eastAsia="zh-CN"/>
               </w:rPr>
-              <w:t xml:space="preserve">A类学生完成四表ER设计+ORM模型并跑通入库；B类学生完成建表与基础查询；C类完成单表查询练习；D类观摩并完成SQLite入门操作。</w:t>
+              <w:t>A类学生完成四表ER设计+ORM模型并跑通入库；B类学生完成建表与基础查询；C类完成单表查询练习；D类观摩并完成SQLite入门操作。</w:t>
             </w:r>
           </w:p>
         </w:tc>
@@ -20892,7 +20892,7 @@
                 <w:kern w:val="0"/>
                 <w:szCs w:val="20"/>
               </w:rPr>
-              <w:t xml:space="preserve">掌握数据库建模与ORM基本方法；</w:t>
+              <w:t>掌握数据库建模与ORM基本方法；</w:t>
             </w:r>
           </w:p>
           <w:p>
@@ -20911,7 +20911,7 @@
                 <w:kern w:val="0"/>
                 <w:szCs w:val="20"/>
               </w:rPr>
-              <w:t xml:space="preserve">形成数据仓库雏形。</w:t>
+              <w:t>形成数据仓库雏形。</w:t>
             </w:r>
           </w:p>
         </w:tc>
@@ -20938,7 +20938,7 @@
                 <w:szCs w:val="20"/>
                 <w:lang w:val="en-US" w:eastAsia="zh-CN"/>
               </w:rPr>
-              <w:t xml:space="preserve">55min</w:t>
+              <w:t>55min</w:t>
             </w:r>
           </w:p>
         </w:tc>
@@ -20994,7 +20994,7 @@
                 <w:kern w:val="0"/>
                 <w:szCs w:val="20"/>
               </w:rPr>
-              <w:t xml:space="preserve">1.A类汇报操作成果与问题。2.点评关键点：实现正确性、性能意识、代码规范、协作效率。</w:t>
+              <w:t>1.A类汇报操作成果与问题。2.点评关键点：实现正确性、性能意识、代码规范、协作效率。</w:t>
             </w:r>
           </w:p>
         </w:tc>
@@ -21020,7 +21020,7 @@
                 <w:kern w:val="0"/>
                 <w:szCs w:val="20"/>
               </w:rPr>
-              <w:t xml:space="preserve">复盘：A类总结难点转化为给B/C/D类的“避坑指南”。</w:t>
+              <w:t>复盘：A类总结难点转化为给B/C/D类的“避坑指南”。</w:t>
             </w:r>
           </w:p>
         </w:tc>
@@ -21046,7 +21046,7 @@
                 <w:kern w:val="0"/>
                 <w:szCs w:val="20"/>
               </w:rPr>
-              <w:t xml:space="preserve">形成可迁移经验与统一规范。沉淀可复用方法，促进反思与表达。</w:t>
+              <w:t>形成可迁移经验与统一规范。沉淀可复用方法，促进反思与表达。</w:t>
             </w:r>
           </w:p>
         </w:tc>
@@ -21072,7 +21072,7 @@
                 <w:szCs w:val="20"/>
                 <w:lang w:val="en-US" w:eastAsia="zh-CN"/>
               </w:rPr>
-              <w:t xml:space="preserve">10min</w:t>
+              <w:t>10min</w:t>
             </w:r>
           </w:p>
         </w:tc>
@@ -21159,7 +21159,7 @@
                 <w:kern w:val="0"/>
                 <w:szCs w:val="20"/>
               </w:rPr>
-              <w:t xml:space="preserve">任务检查：检查B/C/D学生进度；回顾JOIN与批量写入要点；监督/评判；巡回指导排错。</w:t>
+              <w:t>任务检查：检查B/C/D学生进度；回顾JOIN与批量写入要点；监督/评判；巡回指导排错。</w:t>
             </w:r>
           </w:p>
         </w:tc>
@@ -21186,7 +21186,7 @@
                 <w:kern w:val="0"/>
                 <w:szCs w:val="20"/>
               </w:rPr>
-              <w:t xml:space="preserve">B类学生完成ORM入库+统计查询（KPI/故障溯源）；C/D类完成基础入库与查询；A类学生完成索引优化与批量写入调优。</w:t>
+              <w:t>B类学生完成ORM入库+统计查询（KPI/故障溯源）；C/D类完成基础入库与查询；A类学生完成索引优化与批量写入调优。</w:t>
             </w:r>
           </w:p>
         </w:tc>
@@ -21212,7 +21212,7 @@
                 <w:kern w:val="0"/>
                 <w:szCs w:val="20"/>
               </w:rPr>
-              <w:t xml:space="preserve">完成工单P5并达标（4表合理+ORM入库+统计查询可用）。</w:t>
+              <w:t>完成工单P5并达标（4表合理+ORM入库+统计查询可用）。</w:t>
             </w:r>
           </w:p>
         </w:tc>
@@ -21238,7 +21238,7 @@
                 <w:szCs w:val="20"/>
                 <w:lang w:val="en-US" w:eastAsia="zh-CN"/>
               </w:rPr>
-              <w:t xml:space="preserve">65min</w:t>
+              <w:t>65min</w:t>
             </w:r>
           </w:p>
         </w:tc>
@@ -21294,7 +21294,7 @@
                 <w:kern w:val="0"/>
                 <w:szCs w:val="20"/>
               </w:rPr>
-              <w:t xml:space="preserve">1.各小组汇报工单成果与问题；2.点评关键点：功能完成度、工程质量、创新点；3.布置课后任务与下次课预习。</w:t>
+              <w:t>1.各小组汇报工单成果与问题；2.点评关键点：功能完成度、工程质量、创新点；3.布置课后任务与下次课预习。</w:t>
             </w:r>
           </w:p>
         </w:tc>
@@ -21320,7 +21320,7 @@
                 <w:kern w:val="0"/>
                 <w:szCs w:val="20"/>
               </w:rPr>
-              <w:t xml:space="preserve">小组代表汇报成果与问题；完成互评与个人反思；提交工单与过程记录。</w:t>
+              <w:t>小组代表汇报成果与问题；完成互评与个人反思；提交工单与过程记录。</w:t>
             </w:r>
           </w:p>
         </w:tc>
@@ -21346,7 +21346,7 @@
                 <w:kern w:val="0"/>
                 <w:szCs w:val="20"/>
               </w:rPr>
-              <w:t xml:space="preserve">训练决策能力与团队协作。培养总结反思能力与持续改进意识；通过汇报提升表达与逻辑思维能力。</w:t>
+              <w:t>训练决策能力与团队协作。培养总结反思能力与持续改进意识；通过汇报提升表达与逻辑思维能力。</w:t>
             </w:r>
           </w:p>
         </w:tc>
@@ -21371,7 +21371,7 @@
                 <w:szCs w:val="20"/>
                 <w:lang w:val="en-US" w:eastAsia="zh-CN"/>
               </w:rPr>
-              <w:t xml:space="preserve">15min</w:t>
+              <w:t>15min</w:t>
             </w:r>
           </w:p>
         </w:tc>
@@ -21599,7 +21599,7 @@
                 <w:kern w:val="0"/>
                 <w:szCs w:val="20"/>
               </w:rPr>
-              <w:t xml:space="preserve">推送提升任务（技能竞赛/1+X证书/性能优化挑战）；收集数据用于诊改。</w:t>
+              <w:t>推送提升任务（技能竞赛/1+X证书/性能优化挑战）；收集数据用于诊改。</w:t>
             </w:r>
           </w:p>
         </w:tc>
@@ -21626,7 +21626,7 @@
                 <w:szCs w:val="20"/>
                 <w:lang w:val="en-US" w:eastAsia="zh-CN"/>
               </w:rPr>
-              <w:t xml:space="preserve">C/D类完成SQL练习集；A/B类实现复杂查询优化与数据字典文档（超优标准）；整理ER图文档。</w:t>
+              <w:t>C/D类完成SQL练习集；A/B类实现复杂查询优化与数据字典文档（超优标准）；整理ER图文档。</w:t>
             </w:r>
           </w:p>
         </w:tc>
@@ -21652,7 +21652,7 @@
                 <w:kern w:val="0"/>
                 <w:szCs w:val="20"/>
               </w:rPr>
-              <w:t xml:space="preserve">巩固迁移与持续改进</w:t>
+              <w:t>巩固迁移与持续改进</w:t>
             </w:r>
           </w:p>
         </w:tc>
@@ -21681,7 +21681,7 @@
                 <w:szCs w:val="20"/>
                 <w:lang w:val="en-US" w:eastAsia="zh-CN"/>
               </w:rPr>
-              <w:t xml:space="preserve">课后</w:t>
+              <w:t>课后</w:t>
             </w:r>
           </w:p>
         </w:tc>
@@ -21787,25 +21787,25 @@
                 <w:kern w:val="0"/>
                 <w:szCs w:val="20"/>
               </w:rPr>
-              <w:t xml:space="preserve">从表设计合理性、查询正确性、写入性能、文档完整性四个维度记录过程性数据；</w:t>
-            </w:r>
-          </w:p>
-          <w:p>
-            <w:pPr>
-              <w:spacing w:line="320" w:lineRule="exact"/>
-              <w:rPr>
-                <w:rFonts w:hint="eastAsia" w:ascii="Times New Roman" w:hAnsi="Times New Roman" w:eastAsia="方正仿宋_GBK" w:cs="Times New Roman"/>
-                <w:kern w:val="0"/>
-                <w:szCs w:val="20"/>
-              </w:rPr>
-            </w:pPr>
-            <w:r>
-              <w:rPr>
-                <w:rFonts w:hint="eastAsia" w:ascii="Times New Roman" w:hAnsi="Times New Roman" w:eastAsia="方正仿宋_GBK" w:cs="Times New Roman"/>
-                <w:kern w:val="0"/>
-                <w:szCs w:val="20"/>
-              </w:rPr>
-              <w:t xml:space="preserve">统计JOIN与N+1类错误率，评估数据库教学成效。</w:t>
+              <w:t>从表设计合理性、查询正确性、写入性能、文档完整性四个维度记录过程性数据；</w:t>
+            </w:r>
+          </w:p>
+          <w:p>
+            <w:pPr>
+              <w:spacing w:line="320" w:lineRule="exact"/>
+              <w:rPr>
+                <w:rFonts w:hint="eastAsia" w:ascii="Times New Roman" w:hAnsi="Times New Roman" w:eastAsia="方正仿宋_GBK" w:cs="Times New Roman"/>
+                <w:kern w:val="0"/>
+                <w:szCs w:val="20"/>
+              </w:rPr>
+            </w:pPr>
+            <w:r>
+              <w:rPr>
+                <w:rFonts w:hint="eastAsia" w:ascii="Times New Roman" w:hAnsi="Times New Roman" w:eastAsia="方正仿宋_GBK" w:cs="Times New Roman"/>
+                <w:kern w:val="0"/>
+                <w:szCs w:val="20"/>
+              </w:rPr>
+              <w:t>统计JOIN与N+1类错误率，评估数据库教学成效。</w:t>
             </w:r>
           </w:p>
         </w:tc>
@@ -21861,35 +21861,35 @@
               <w:rPr>
                 <w:rFonts w:hint="eastAsia" w:ascii="Times New Roman" w:hAnsi="Times New Roman" w:eastAsia="方正仿宋_GBK" w:cs="Times New Roman"/>
               </w:rPr>
-              <w:t xml:space="preserve">针对JOIN混淆建立“关系类型决策卡”；</w:t>
-            </w:r>
-          </w:p>
-          <w:p>
-            <w:pPr>
-              <w:spacing w:line="320" w:lineRule="exact"/>
-              <w:rPr>
-                <w:rFonts w:hint="eastAsia" w:ascii="Times New Roman" w:hAnsi="Times New Roman" w:eastAsia="方正仿宋_GBK" w:cs="Times New Roman"/>
-              </w:rPr>
-            </w:pPr>
-            <w:r>
-              <w:rPr>
-                <w:rFonts w:hint="eastAsia" w:ascii="Times New Roman" w:hAnsi="Times New Roman" w:eastAsia="方正仿宋_GBK" w:cs="Times New Roman"/>
-              </w:rPr>
-              <w:t xml:space="preserve">将数据仓库接入P3仪表盘形成“采集→入库→展示”闭环演示，强化系统观。</w:t>
-            </w:r>
-          </w:p>
-          <w:p>
-            <w:pPr>
-              <w:spacing w:line="320" w:lineRule="exact"/>
-              <w:rPr>
-                <w:rFonts w:hint="eastAsia" w:ascii="Times New Roman" w:hAnsi="Times New Roman" w:eastAsia="方正仿宋_GBK" w:cs="Times New Roman"/>
-              </w:rPr>
-            </w:pPr>
-            <w:r>
-              <w:rPr>
-                <w:rFonts w:hint="eastAsia" w:ascii="Times New Roman" w:hAnsi="Times New Roman" w:eastAsia="方正仿宋_GBK" w:cs="Times New Roman"/>
-              </w:rPr>
-              <w:t xml:space="preserve">本周更新ABCD角色轮换表与组内贡献记录（个人问责，防搭便车）。</w:t>
+              <w:t>针对JOIN混淆建立“关系类型决策卡”；</w:t>
+            </w:r>
+          </w:p>
+          <w:p>
+            <w:pPr>
+              <w:spacing w:line="320" w:lineRule="exact"/>
+              <w:rPr>
+                <w:rFonts w:hint="eastAsia" w:ascii="Times New Roman" w:hAnsi="Times New Roman" w:eastAsia="方正仿宋_GBK" w:cs="Times New Roman"/>
+              </w:rPr>
+            </w:pPr>
+            <w:r>
+              <w:rPr>
+                <w:rFonts w:hint="eastAsia" w:ascii="Times New Roman" w:hAnsi="Times New Roman" w:eastAsia="方正仿宋_GBK" w:cs="Times New Roman"/>
+              </w:rPr>
+              <w:t>将数据仓库接入P3仪表盘形成“采集→入库→展示”闭环演示，强化系统观。</w:t>
+            </w:r>
+          </w:p>
+          <w:p>
+            <w:pPr>
+              <w:spacing w:line="320" w:lineRule="exact"/>
+              <w:rPr>
+                <w:rFonts w:hint="eastAsia" w:ascii="Times New Roman" w:hAnsi="Times New Roman" w:eastAsia="方正仿宋_GBK" w:cs="Times New Roman"/>
+              </w:rPr>
+            </w:pPr>
+            <w:r>
+              <w:rPr>
+                <w:rFonts w:hint="eastAsia" w:ascii="Times New Roman" w:hAnsi="Times New Roman" w:eastAsia="方正仿宋_GBK" w:cs="Times New Roman"/>
+              </w:rPr>
+              <w:t>本周更新ABCD角色轮换表与组内贡献记录（个人问责，防搭便车）。</w:t>
             </w:r>
           </w:p>
         </w:tc>
@@ -21967,7 +21967,7 @@
           <w:color w:val="000000"/>
           <w:sz w:val="28"/>
         </w:rPr>
-        <w:t xml:space="preserve">项目P6 机器学习应用   任务P6.1/P6.2《故障诊断模型与边缘部署》教学方案</w:t>
+        <w:t>项目P6 机器学习应用   任务P6.1/P6.2《故障诊断模型与边缘部署》教学方案</w:t>
       </w:r>
     </w:p>
     <w:tbl>
@@ -22144,7 +22144,7 @@
                 <w:kern w:val="0"/>
                 <w:szCs w:val="20"/>
               </w:rPr>
-              <w:t xml:space="preserve">理实一体</w:t>
+              <w:t>理实一体</w:t>
             </w:r>
           </w:p>
         </w:tc>
@@ -22214,7 +22214,7 @@
                 <w:szCs w:val="20"/>
                 <w:lang w:val="en-US" w:eastAsia="zh-CN"/>
               </w:rPr>
-              <w:t xml:space="preserve">4</w:t>
+              <w:t>4</w:t>
             </w:r>
           </w:p>
         </w:tc>
@@ -22282,7 +22282,7 @@
                 <w:sz w:val="20"/>
                 <w:szCs w:val="20"/>
               </w:rPr>
-              <w:t xml:space="preserve">双创中心302实训室</w:t>
+              <w:t>双创中心302实训室</w:t>
             </w:r>
           </w:p>
         </w:tc>
@@ -22342,7 +22342,7 @@
                 <w:kern w:val="0"/>
                 <w:szCs w:val="21"/>
               </w:rPr>
-              <w:t xml:space="preserve">1班：第八周星期三下午1-4节</w:t>
+              <w:t>1班：第八周星期三下午1-4节</w:t>
             </w:r>
           </w:p>
         </w:tc>
@@ -22416,7 +22416,7 @@
                 <w:szCs w:val="21"/>
                 <w:lang w:val="en-US" w:eastAsia="zh-CN"/>
               </w:rPr>
-              <w:t xml:space="preserve">重庆两江智造集团 · 数字化转型办公室｜收官。方总监把P2.2的特征和P5的仓库摆上桌：'最后一步，让数据学会预判。'——工单P6：训练故障诊断模型接入仓库，预训练缺陷模型本地部署成推理服务（P7综合项目可选立项）。</w:t>
+              <w:t>重庆两江智造集团 · 数字化转型办公室｜收官。方总监把P2.2的特征和P5的仓库摆上桌：'最后一步，让数据学会预判。'——工单P6：训练故障诊断模型接入仓库，预训练缺陷模型本地部署成推理服务（P7综合项目可选立项）。</w:t>
             </w:r>
           </w:p>
         </w:tc>
@@ -22490,47 +22490,47 @@
                 <w:sz w:val="20"/>
                 <w:szCs w:val="20"/>
               </w:rPr>
-              <w:t xml:space="preserve">1.宏观：意愿好能力强A（师傅）占比20%、意愿好能力弱B（组长）占比25%、意愿一般C（操作员）占比40%、无意愿D（学徒）占比15%；</w:t>
-            </w:r>
-          </w:p>
-          <w:p>
-            <w:pPr>
-              <w:spacing w:line="320" w:lineRule="exact"/>
-              <w:rPr>
-                <w:rFonts w:hint="eastAsia" w:ascii="Times New Roman" w:hAnsi="Times New Roman" w:eastAsia="方正仿宋_GBK" w:cs="Times New Roman"/>
-                <w:kern w:val="0"/>
-                <w:sz w:val="20"/>
-                <w:szCs w:val="20"/>
-              </w:rPr>
-            </w:pPr>
-            <w:r>
-              <w:rPr>
-                <w:rFonts w:hint="eastAsia" w:ascii="Times New Roman" w:hAnsi="Times New Roman" w:eastAsia="方正仿宋_GBK" w:cs="Times New Roman"/>
-                <w:kern w:val="0"/>
-                <w:sz w:val="20"/>
-                <w:szCs w:val="20"/>
-              </w:rPr>
-              <w:t xml:space="preserve">2.中观：授课对象为大二学生，已修《C语言编程基础》（控制流、函数、指针、结构体、文件I/O），具备基本编程逻辑；部分学生选修过《Python编程基础》，多数依赖本课第1-2周的集中补强；实行项目驱动+融合式教学；</w:t>
-            </w:r>
-          </w:p>
-          <w:p>
-            <w:pPr>
-              <w:spacing w:line="320" w:lineRule="exact"/>
-              <w:rPr>
-                <w:rFonts w:hint="eastAsia" w:ascii="Times New Roman" w:hAnsi="Times New Roman" w:eastAsia="方正仿宋_GBK" w:cs="Times New Roman"/>
-                <w:kern w:val="0"/>
-                <w:sz w:val="20"/>
-                <w:szCs w:val="20"/>
-              </w:rPr>
-            </w:pPr>
-            <w:r>
-              <w:rPr>
-                <w:rFonts w:hint="eastAsia" w:ascii="Times New Roman" w:hAnsi="Times New Roman" w:eastAsia="方正仿宋_GBK" w:cs="Times New Roman"/>
-                <w:kern w:val="0"/>
-                <w:sz w:val="20"/>
-                <w:szCs w:val="20"/>
-              </w:rPr>
-              <w:t xml:space="preserve">3.微观：学生在《AI应用基础》或自学中接触过机器学习概念，本课聚焦工程化闭环（训练→评估→保存→部署）；模型服务化（API接口、版本管理）是全新工程视角；本课为8周收官，需同步总结与综合项目（P7）衔接。</w:t>
+              <w:t>1.宏观：意愿好能力强A（师傅）占比20%、意愿好能力弱B（组长）占比25%、意愿一般C（操作员）占比40%、无意愿D（学徒）占比15%；</w:t>
+            </w:r>
+          </w:p>
+          <w:p>
+            <w:pPr>
+              <w:spacing w:line="320" w:lineRule="exact"/>
+              <w:rPr>
+                <w:rFonts w:hint="eastAsia" w:ascii="Times New Roman" w:hAnsi="Times New Roman" w:eastAsia="方正仿宋_GBK" w:cs="Times New Roman"/>
+                <w:kern w:val="0"/>
+                <w:sz w:val="20"/>
+                <w:szCs w:val="20"/>
+              </w:rPr>
+            </w:pPr>
+            <w:r>
+              <w:rPr>
+                <w:rFonts w:hint="eastAsia" w:ascii="Times New Roman" w:hAnsi="Times New Roman" w:eastAsia="方正仿宋_GBK" w:cs="Times New Roman"/>
+                <w:kern w:val="0"/>
+                <w:sz w:val="20"/>
+                <w:szCs w:val="20"/>
+              </w:rPr>
+              <w:t>2.中观：授课对象为大二学生，已修《C语言编程基础》（控制流、函数、指针、结构体、文件I/O），具备基本编程逻辑；部分学生选修过《Python编程基础》，多数依赖本课第1-2周的集中补强；实行项目驱动+融合式教学；</w:t>
+            </w:r>
+          </w:p>
+          <w:p>
+            <w:pPr>
+              <w:spacing w:line="320" w:lineRule="exact"/>
+              <w:rPr>
+                <w:rFonts w:hint="eastAsia" w:ascii="Times New Roman" w:hAnsi="Times New Roman" w:eastAsia="方正仿宋_GBK" w:cs="Times New Roman"/>
+                <w:kern w:val="0"/>
+                <w:sz w:val="20"/>
+                <w:szCs w:val="20"/>
+              </w:rPr>
+            </w:pPr>
+            <w:r>
+              <w:rPr>
+                <w:rFonts w:hint="eastAsia" w:ascii="Times New Roman" w:hAnsi="Times New Roman" w:eastAsia="方正仿宋_GBK" w:cs="Times New Roman"/>
+                <w:kern w:val="0"/>
+                <w:sz w:val="20"/>
+                <w:szCs w:val="20"/>
+              </w:rPr>
+              <w:t>3.微观：学生在《AI应用基础》或自学中接触过机器学习概念，本课聚焦工程化闭环（训练→评估→保存→部署）；模型服务化（API接口、版本管理）是全新工程视角；本课为8周收官，需同步总结与综合项目（P7）衔接。</w:t>
             </w:r>
           </w:p>
         </w:tc>
@@ -22602,61 +22602,61 @@
                 <w:kern w:val="0"/>
                 <w:szCs w:val="20"/>
               </w:rPr>
-              <w:t xml:space="preserve">（1）Scikit-learn分类建模五步流程（划分/训练/验证/调参/保存）；</w:t>
-            </w:r>
-          </w:p>
-          <w:p>
-            <w:pPr>
-              <w:spacing w:line="320" w:lineRule="exact"/>
-              <w:rPr>
-                <w:rFonts w:hint="eastAsia" w:ascii="Times New Roman" w:hAnsi="Times New Roman" w:eastAsia="方正仿宋_GBK" w:cs="Times New Roman"/>
-                <w:kern w:val="0"/>
-                <w:szCs w:val="20"/>
-              </w:rPr>
-            </w:pPr>
-            <w:r>
-              <w:rPr>
-                <w:rFonts w:hint="eastAsia" w:ascii="Times New Roman" w:hAnsi="Times New Roman" w:eastAsia="方正仿宋_GBK" w:cs="Times New Roman"/>
-                <w:kern w:val="0"/>
-                <w:szCs w:val="20"/>
-              </w:rPr>
-              <w:t xml:space="preserve">（2）交叉验证、混淆矩阵与F1评估；</w:t>
-            </w:r>
-          </w:p>
-          <w:p>
-            <w:pPr>
-              <w:spacing w:line="320" w:lineRule="exact"/>
-              <w:rPr>
-                <w:rFonts w:hint="eastAsia" w:ascii="Times New Roman" w:hAnsi="Times New Roman" w:eastAsia="方正仿宋_GBK" w:cs="Times New Roman"/>
-                <w:kern w:val="0"/>
-                <w:szCs w:val="20"/>
-              </w:rPr>
-            </w:pPr>
-            <w:r>
-              <w:rPr>
-                <w:rFonts w:hint="eastAsia" w:ascii="Times New Roman" w:hAnsi="Times New Roman" w:eastAsia="方正仿宋_GBK" w:cs="Times New Roman"/>
-                <w:kern w:val="0"/>
-                <w:szCs w:val="20"/>
-              </w:rPr>
-              <w:t xml:space="preserve">（3）模型导出（joblib/ONNX）与推理服务封装；</w:t>
-            </w:r>
-          </w:p>
-          <w:p>
-            <w:pPr>
-              <w:spacing w:line="320" w:lineRule="exact"/>
-              <w:rPr>
-                <w:rFonts w:hint="eastAsia" w:ascii="Times New Roman" w:hAnsi="Times New Roman" w:eastAsia="方正仿宋_GBK" w:cs="Times New Roman"/>
-                <w:kern w:val="0"/>
-                <w:szCs w:val="20"/>
-              </w:rPr>
-            </w:pPr>
-            <w:r>
-              <w:rPr>
-                <w:rFonts w:hint="eastAsia" w:ascii="Times New Roman" w:hAnsi="Times New Roman" w:eastAsia="方正仿宋_GBK" w:cs="Times New Roman"/>
-                <w:kern w:val="0"/>
-                <w:szCs w:val="20"/>
-              </w:rPr>
-              <w:t xml:space="preserve">（4）边缘部署要点：延迟、吞吐、版本管理。</w:t>
+              <w:t>（1）Scikit-learn分类建模五步流程（划分/训练/验证/调参/保存）；</w:t>
+            </w:r>
+          </w:p>
+          <w:p>
+            <w:pPr>
+              <w:spacing w:line="320" w:lineRule="exact"/>
+              <w:rPr>
+                <w:rFonts w:hint="eastAsia" w:ascii="Times New Roman" w:hAnsi="Times New Roman" w:eastAsia="方正仿宋_GBK" w:cs="Times New Roman"/>
+                <w:kern w:val="0"/>
+                <w:szCs w:val="20"/>
+              </w:rPr>
+            </w:pPr>
+            <w:r>
+              <w:rPr>
+                <w:rFonts w:hint="eastAsia" w:ascii="Times New Roman" w:hAnsi="Times New Roman" w:eastAsia="方正仿宋_GBK" w:cs="Times New Roman"/>
+                <w:kern w:val="0"/>
+                <w:szCs w:val="20"/>
+              </w:rPr>
+              <w:t>（2）交叉验证、混淆矩阵与F1评估；</w:t>
+            </w:r>
+          </w:p>
+          <w:p>
+            <w:pPr>
+              <w:spacing w:line="320" w:lineRule="exact"/>
+              <w:rPr>
+                <w:rFonts w:hint="eastAsia" w:ascii="Times New Roman" w:hAnsi="Times New Roman" w:eastAsia="方正仿宋_GBK" w:cs="Times New Roman"/>
+                <w:kern w:val="0"/>
+                <w:szCs w:val="20"/>
+              </w:rPr>
+            </w:pPr>
+            <w:r>
+              <w:rPr>
+                <w:rFonts w:hint="eastAsia" w:ascii="Times New Roman" w:hAnsi="Times New Roman" w:eastAsia="方正仿宋_GBK" w:cs="Times New Roman"/>
+                <w:kern w:val="0"/>
+                <w:szCs w:val="20"/>
+              </w:rPr>
+              <w:t>（3）模型导出（joblib/ONNX）与推理服务封装；</w:t>
+            </w:r>
+          </w:p>
+          <w:p>
+            <w:pPr>
+              <w:spacing w:line="320" w:lineRule="exact"/>
+              <w:rPr>
+                <w:rFonts w:hint="eastAsia" w:ascii="Times New Roman" w:hAnsi="Times New Roman" w:eastAsia="方正仿宋_GBK" w:cs="Times New Roman"/>
+                <w:kern w:val="0"/>
+                <w:szCs w:val="20"/>
+              </w:rPr>
+            </w:pPr>
+            <w:r>
+              <w:rPr>
+                <w:rFonts w:hint="eastAsia" w:ascii="Times New Roman" w:hAnsi="Times New Roman" w:eastAsia="方正仿宋_GBK" w:cs="Times New Roman"/>
+                <w:kern w:val="0"/>
+                <w:szCs w:val="20"/>
+              </w:rPr>
+              <w:t>（4）边缘部署要点：延迟、吞吐、版本管理。</w:t>
             </w:r>
           </w:p>
         </w:tc>
@@ -22728,43 +22728,43 @@
                 <w:kern w:val="0"/>
                 <w:szCs w:val="20"/>
               </w:rPr>
-              <w:t xml:space="preserve">（1）过拟合与欠拟合的识别与应对；</w:t>
-            </w:r>
-          </w:p>
-          <w:p>
-            <w:pPr>
-              <w:spacing w:line="320" w:lineRule="exact"/>
-              <w:rPr>
-                <w:rFonts w:hint="eastAsia" w:ascii="Times New Roman" w:hAnsi="Times New Roman" w:eastAsia="方正仿宋_GBK" w:cs="Times New Roman"/>
-                <w:kern w:val="0"/>
-                <w:szCs w:val="20"/>
-              </w:rPr>
-            </w:pPr>
-            <w:r>
-              <w:rPr>
-                <w:rFonts w:hint="eastAsia" w:ascii="Times New Roman" w:hAnsi="Times New Roman" w:eastAsia="方正仿宋_GBK" w:cs="Times New Roman"/>
-                <w:kern w:val="0"/>
-                <w:szCs w:val="20"/>
-              </w:rPr>
-              <w:t xml:space="preserve">（2）类别不均衡的处理策略；</w:t>
-            </w:r>
-          </w:p>
-          <w:p>
-            <w:pPr>
-              <w:spacing w:line="320" w:lineRule="exact"/>
-              <w:rPr>
-                <w:rFonts w:hint="eastAsia" w:ascii="Times New Roman" w:hAnsi="Times New Roman" w:eastAsia="方正仿宋_GBK" w:cs="Times New Roman"/>
-                <w:kern w:val="0"/>
-                <w:szCs w:val="20"/>
-              </w:rPr>
-            </w:pPr>
-            <w:r>
-              <w:rPr>
-                <w:rFonts w:hint="eastAsia" w:ascii="Times New Roman" w:hAnsi="Times New Roman" w:eastAsia="方正仿宋_GBK" w:cs="Times New Roman"/>
-                <w:kern w:val="0"/>
-                <w:szCs w:val="20"/>
-              </w:rPr>
-              <w:t xml:space="preserve">（3）模型服务化后的性能瓶颈定位。</w:t>
+              <w:t>（1）过拟合与欠拟合的识别与应对；</w:t>
+            </w:r>
+          </w:p>
+          <w:p>
+            <w:pPr>
+              <w:spacing w:line="320" w:lineRule="exact"/>
+              <w:rPr>
+                <w:rFonts w:hint="eastAsia" w:ascii="Times New Roman" w:hAnsi="Times New Roman" w:eastAsia="方正仿宋_GBK" w:cs="Times New Roman"/>
+                <w:kern w:val="0"/>
+                <w:szCs w:val="20"/>
+              </w:rPr>
+            </w:pPr>
+            <w:r>
+              <w:rPr>
+                <w:rFonts w:hint="eastAsia" w:ascii="Times New Roman" w:hAnsi="Times New Roman" w:eastAsia="方正仿宋_GBK" w:cs="Times New Roman"/>
+                <w:kern w:val="0"/>
+                <w:szCs w:val="20"/>
+              </w:rPr>
+              <w:t>（2）类别不均衡的处理策略；</w:t>
+            </w:r>
+          </w:p>
+          <w:p>
+            <w:pPr>
+              <w:spacing w:line="320" w:lineRule="exact"/>
+              <w:rPr>
+                <w:rFonts w:hint="eastAsia" w:ascii="Times New Roman" w:hAnsi="Times New Roman" w:eastAsia="方正仿宋_GBK" w:cs="Times New Roman"/>
+                <w:kern w:val="0"/>
+                <w:szCs w:val="20"/>
+              </w:rPr>
+            </w:pPr>
+            <w:r>
+              <w:rPr>
+                <w:rFonts w:hint="eastAsia" w:ascii="Times New Roman" w:hAnsi="Times New Roman" w:eastAsia="方正仿宋_GBK" w:cs="Times New Roman"/>
+                <w:kern w:val="0"/>
+                <w:szCs w:val="20"/>
+              </w:rPr>
+              <w:t>（3）模型服务化后的性能瓶颈定位。</w:t>
             </w:r>
           </w:p>
         </w:tc>
@@ -22886,7 +22886,7 @@
                 <w:kern w:val="0"/>
                 <w:szCs w:val="20"/>
               </w:rPr>
-              <w:t xml:space="preserve">1.教学资料：P2.2特征数据集（已标注）、预训练模型包（诊断模型+缺陷检测ONNX，教师端训练产出、离线分发，训练与推理分离）、训练/评估/导出三段式代码骨架、ONNX部署示例、混淆矩阵可视化脚本、工单P6任务书与评价量表、P7综合项目选题指南；</w:t>
+              <w:t>1.教学资料：P2.2特征数据集（已标注）、预训练模型包（诊断模型+缺陷检测ONNX，教师端训练产出、离线分发，训练与推理分离）、训练/评估/导出三段式代码骨架、ONNX部署示例、混淆矩阵可视化脚本、工单P6任务书与评价量表、P7综合项目选题指南；</w:t>
             </w:r>
             <w:bookmarkEnd w:id="2"/>
             <w:bookmarkEnd w:id="3"/>
@@ -22912,7 +22912,7 @@
                 <w:kern w:val="0"/>
                 <w:szCs w:val="20"/>
               </w:rPr>
-              <w:t xml:space="preserve">2.设备环境：双创中心302实训室（CPU机房可完整实施），Python 3.9+、scikit-learn、onnxruntime、joblib；</w:t>
+              <w:t>2.设备环境：双创中心302实训室（CPU机房可完整实施），Python 3.9+、scikit-learn、onnxruntime、joblib；</w:t>
             </w:r>
             <w:bookmarkEnd w:id="2"/>
             <w:bookmarkEnd w:id="3"/>
@@ -22938,7 +22938,7 @@
                 <w:kern w:val="0"/>
                 <w:szCs w:val="20"/>
               </w:rPr>
-              <w:t xml:space="preserve">3.教学平台：课程在线平台（机器学习工程化微课、GPU端训练过程演示回放视频、部署示例）。</w:t>
+              <w:t>3.教学平台：课程在线平台（机器学习工程化微课、GPU端训练过程演示回放视频、部署示例）。</w:t>
             </w:r>
             <w:bookmarkEnd w:id="2"/>
             <w:bookmarkEnd w:id="3"/>
@@ -23003,7 +23003,7 @@
                 <w:kern w:val="0"/>
                 <w:szCs w:val="20"/>
               </w:rPr>
-              <w:t xml:space="preserve">课前（六步之“资讯·计划”）：教师/师傅(A)/组长(B)发布工单、项目背景资料、线上导学单与代码骨架仓库（Python 3.9+、Git、离线依赖包）；学生克隆仓库、完成预习自测并提交初步实施计划；</w:t>
+              <w:t>课前（六步之“资讯·计划”）：教师/师傅(A)/组长(B)发布工单、项目背景资料、线上导学单与代码骨架仓库（Python 3.9+、Git、离线依赖包）；学生克隆仓库、完成预习自测并提交初步实施计划；</w:t>
             </w:r>
           </w:p>
           <w:p>
@@ -23022,7 +23022,7 @@
                 <w:kern w:val="0"/>
                 <w:szCs w:val="20"/>
               </w:rPr>
-              <w:t xml:space="preserve">课中：决策（备选方案对比→决策矩阵打分→决策结论公示→与实施绑定，实施失误回溯决策复盘）→两轮实施（骨架先行，聚焦集成与优化；知识点按需即时补充，融合式教学）→检查（自检—互检—师查三层质检）→评价（量表+代码评审意见）；A类学生示范讲解（费曼学习法：以教代学）；</w:t>
+              <w:t>课中：决策（备选方案对比→决策矩阵打分→决策结论公示→与实施绑定，实施失误回溯决策复盘）→两轮实施（骨架先行，聚焦集成与优化；知识点按需即时补充，融合式教学）→检查（自检—互检—师查三层质检）→评价（量表+代码评审意见）；A类学生示范讲解（费曼学习法：以教代学）；</w:t>
             </w:r>
           </w:p>
           <w:p>
@@ -23041,7 +23041,7 @@
                 <w:kern w:val="0"/>
                 <w:szCs w:val="20"/>
               </w:rPr>
-              <w:t xml:space="preserve">课后：工单24小时内反馈（代码评审意见：PEP 8/命名/注释/性能四项）；C/D层完成补强任务，A/B层完成性能优化与拓展任务；更新ABCD角色轮换与组内贡献记录。</w:t>
+              <w:t>课后：工单24小时内反馈（代码评审意见：PEP 8/命名/注释/性能四项）；C/D层完成补强任务，A/B层完成性能优化与拓展任务；更新ABCD角色轮换与组内贡献记录。</w:t>
             </w:r>
           </w:p>
         </w:tc>
@@ -23104,7 +23104,7 @@
                 <w:sz w:val="20"/>
                 <w:szCs w:val="20"/>
               </w:rPr>
-              <w:t xml:space="preserve">（1）全程复用P2.2特征与P5数据库，项目接力形成端到端闭环；</w:t>
+              <w:t>（1）全程复用P2.2特征与P5数据库，项目接力形成端到端闭环；</w:t>
             </w:r>
           </w:p>
           <w:p>
@@ -23125,7 +23125,7 @@
                 <w:sz w:val="20"/>
                 <w:szCs w:val="20"/>
               </w:rPr>
-              <w:t xml:space="preserve">（2）三段式代码骨架（训练/评估/导出）与预训练模型包配合，骨架先行聚焦调参与集成；</w:t>
+              <w:t>（2）三段式代码骨架（训练/评估/导出）与预训练模型包配合，骨架先行聚焦调参与集成；</w:t>
             </w:r>
           </w:p>
           <w:p>
@@ -23146,7 +23146,7 @@
                 <w:sz w:val="20"/>
                 <w:szCs w:val="20"/>
               </w:rPr>
-              <w:t xml:space="preserve">（3）混淆矩阵热力图直观呈现误判模式，指导针对性优化。</w:t>
+              <w:t>（3）混淆矩阵热力图直观呈现误判模式，指导针对性优化。</w:t>
             </w:r>
           </w:p>
         </w:tc>
@@ -23208,7 +23208,7 @@
                 <w:szCs w:val="21"/>
                 <w:lang w:val="en-US" w:eastAsia="zh-CN"/>
               </w:rPr>
-              <w:t xml:space="preserve">（1）过拟合用“刷题家vs理解者”类比+学习曲线图讲解；</w:t>
+              <w:t>（1）过拟合用“刷题家vs理解者”类比+学习曲线图讲解；</w:t>
             </w:r>
           </w:p>
           <w:p>
@@ -23228,7 +23228,7 @@
                 <w:szCs w:val="21"/>
                 <w:lang w:val="en-US" w:eastAsia="zh-CN"/>
               </w:rPr>
-              <w:t xml:space="preserve">（2）对C/D层提供已训练模型，聚焦部署与调用环节；</w:t>
+              <w:t>（2）对C/D层提供已训练模型，聚焦部署与调用环节；</w:t>
             </w:r>
           </w:p>
           <w:p>
@@ -23248,7 +23248,7 @@
                 <w:szCs w:val="21"/>
                 <w:lang w:val="en-US" w:eastAsia="zh-CN"/>
               </w:rPr>
-              <w:t xml:space="preserve">（3）部署性能用压测脚本量化（延迟/吞吐），问题可定位。</w:t>
+              <w:t>（3）部署性能用压测脚本量化（延迟/吞吐），问题可定位。</w:t>
             </w:r>
           </w:p>
         </w:tc>
@@ -23518,7 +23518,7 @@
                 <w:szCs w:val="20"/>
                 <w:lang w:val="en-US" w:eastAsia="zh-CN"/>
               </w:rPr>
-              <w:t xml:space="preserve">发布任务书/工单与评价标准；准备演示代码、数据集与虚拟产线环境；检查学生机环境与Git仓库。</w:t>
+              <w:t>发布任务书/工单与评价标准；准备演示代码、数据集与虚拟产线环境；检查学生机环境与Git仓库。</w:t>
             </w:r>
           </w:p>
         </w:tc>
@@ -23552,7 +23552,7 @@
                 <w:szCs w:val="20"/>
                 <w:lang w:val="en-US" w:eastAsia="zh-CN"/>
               </w:rPr>
-              <w:t xml:space="preserve">A/B类克隆工程模板并完成环境自检；C/D类观看预习视频并记录疑问；A类尝试预习任务并准备示范要点。</w:t>
+              <w:t>A/B类克隆工程模板并完成环境自检；C/D类观看预习视频并记录疑问；A类尝试预习任务并准备示范要点。</w:t>
             </w:r>
           </w:p>
         </w:tc>
@@ -23584,7 +23584,7 @@
                 <w:sz w:val="20"/>
                 <w:szCs w:val="20"/>
               </w:rPr>
-              <w:t xml:space="preserve">完成预习与资源到位</w:t>
+              <w:t>完成预习与资源到位</w:t>
             </w:r>
           </w:p>
         </w:tc>
@@ -23682,7 +23682,7 @@
                 <w:szCs w:val="20"/>
                 <w:lang w:val="en-US" w:eastAsia="zh-CN"/>
               </w:rPr>
-              <w:t xml:space="preserve">情境导入（企业项目需求/真实数据/问题驱动）；明确本任务交付物与验收标准；提示工程规范要求。</w:t>
+              <w:t>情境导入（企业项目需求/真实数据/问题驱动）；明确本任务交付物与验收标准；提示工程规范要求。</w:t>
             </w:r>
           </w:p>
         </w:tc>
@@ -23716,7 +23716,7 @@
                 <w:szCs w:val="20"/>
                 <w:lang w:val="en-US" w:eastAsia="zh-CN"/>
               </w:rPr>
-              <w:t xml:space="preserve">围绕任务书进行要点提取；小组讨论“交付标准+风险点”，制定实施计划。</w:t>
+              <w:t>围绕任务书进行要点提取；小组讨论“交付标准+风险点”，制定实施计划。</w:t>
             </w:r>
           </w:p>
         </w:tc>
@@ -23750,7 +23750,7 @@
                 <w:szCs w:val="20"/>
                 <w:lang w:val="en-US" w:eastAsia="zh-CN"/>
               </w:rPr>
-              <w:t xml:space="preserve">建立任务目标与工程代入感</w:t>
+              <w:t>建立任务目标与工程代入感</w:t>
             </w:r>
           </w:p>
         </w:tc>
@@ -23775,7 +23775,7 @@
                 <w:kern w:val="0"/>
                 <w:szCs w:val="20"/>
               </w:rPr>
-              <w:t xml:space="preserve">15min</w:t>
+              <w:t>15min</w:t>
             </w:r>
           </w:p>
         </w:tc>
@@ -23870,7 +23870,7 @@
                 <w:szCs w:val="20"/>
                 <w:lang w:val="en-US" w:eastAsia="zh-CN"/>
               </w:rPr>
-              <w:t xml:space="preserve">精讲演示分类建模五步流程与模型保存；演示推理接口封装与调用；现场评判操作质量；引导A操作、B操作、C记录、D观摩。</w:t>
+              <w:t>精讲演示分类建模五步流程与模型保存；演示推理接口封装与调用；现场评判操作质量；引导A操作、B操作、C记录、D观摩。</w:t>
             </w:r>
           </w:p>
         </w:tc>
@@ -23904,7 +23904,7 @@
                 <w:szCs w:val="20"/>
                 <w:lang w:val="en-US" w:eastAsia="zh-CN"/>
               </w:rPr>
-              <w:t xml:space="preserve">A类学生完成模型训练调优（F1≥0.85）并导出；B类学生完成基线模型训练与评估；C类完成模型加载与预测练习；D类观摩并记录部署流程。</w:t>
+              <w:t>A类学生完成模型训练调优（F1≥0.85）并导出；B类学生完成基线模型训练与评估；C类完成模型加载与预测练习；D类观摩并记录部署流程。</w:t>
             </w:r>
           </w:p>
         </w:tc>
@@ -23930,7 +23930,7 @@
                 <w:kern w:val="0"/>
                 <w:szCs w:val="20"/>
               </w:rPr>
-              <w:t xml:space="preserve">掌握建模与服务化部署方法；</w:t>
+              <w:t>掌握建模与服务化部署方法；</w:t>
             </w:r>
           </w:p>
           <w:p>
@@ -23949,7 +23949,7 @@
                 <w:kern w:val="0"/>
                 <w:szCs w:val="20"/>
               </w:rPr>
-              <w:t xml:space="preserve">形成诊断服务可用版本。</w:t>
+              <w:t>形成诊断服务可用版本。</w:t>
             </w:r>
           </w:p>
         </w:tc>
@@ -23976,7 +23976,7 @@
                 <w:szCs w:val="20"/>
                 <w:lang w:val="en-US" w:eastAsia="zh-CN"/>
               </w:rPr>
-              <w:t xml:space="preserve">55min</w:t>
+              <w:t>55min</w:t>
             </w:r>
           </w:p>
         </w:tc>
@@ -24032,7 +24032,7 @@
                 <w:kern w:val="0"/>
                 <w:szCs w:val="20"/>
               </w:rPr>
-              <w:t xml:space="preserve">1.A类汇报操作成果与问题。2.点评关键点：实现正确性、性能意识、代码规范、协作效率。</w:t>
+              <w:t>1.A类汇报操作成果与问题。2.点评关键点：实现正确性、性能意识、代码规范、协作效率。</w:t>
             </w:r>
           </w:p>
         </w:tc>
@@ -24058,7 +24058,7 @@
                 <w:kern w:val="0"/>
                 <w:szCs w:val="20"/>
               </w:rPr>
-              <w:t xml:space="preserve">复盘：A类总结难点转化为给B/C/D类的“避坑指南”。</w:t>
+              <w:t>复盘：A类总结难点转化为给B/C/D类的“避坑指南”。</w:t>
             </w:r>
           </w:p>
         </w:tc>
@@ -24084,7 +24084,7 @@
                 <w:kern w:val="0"/>
                 <w:szCs w:val="20"/>
               </w:rPr>
-              <w:t xml:space="preserve">形成可迁移经验与统一规范。沉淀可复用方法，促进反思与表达。</w:t>
+              <w:t>形成可迁移经验与统一规范。沉淀可复用方法，促进反思与表达。</w:t>
             </w:r>
           </w:p>
         </w:tc>
@@ -24110,7 +24110,7 @@
                 <w:szCs w:val="20"/>
                 <w:lang w:val="en-US" w:eastAsia="zh-CN"/>
               </w:rPr>
-              <w:t xml:space="preserve">10min</w:t>
+              <w:t>10min</w:t>
             </w:r>
           </w:p>
         </w:tc>
@@ -24197,7 +24197,7 @@
                 <w:kern w:val="0"/>
                 <w:szCs w:val="20"/>
               </w:rPr>
-              <w:t xml:space="preserve">任务检查：检查B/C/D学生进度；回顾评估与部署要点；监督/评判；组织端到端联调（数据→特征→模型→库→展示）。</w:t>
+              <w:t>任务检查：检查B/C/D学生进度；回顾评估与部署要点；监督/评判；组织端到端联调（数据→特征→模型→库→展示）。</w:t>
             </w:r>
           </w:p>
         </w:tc>
@@ -24224,7 +24224,7 @@
                 <w:kern w:val="0"/>
                 <w:szCs w:val="20"/>
               </w:rPr>
-              <w:t xml:space="preserve">B类学生完成工单P6.1（F1≥0.80+接入数据库）与P6.2（推理服务可用）；C/D类完成模型调用版；A类学生完成ONNX部署与性能压测。</w:t>
+              <w:t>B类学生完成工单P6.1（F1≥0.80+接入数据库）与P6.2（推理服务可用）；C/D类完成模型调用版；A类学生完成ONNX部署与性能压测。</w:t>
             </w:r>
           </w:p>
         </w:tc>
@@ -24250,7 +24250,7 @@
                 <w:kern w:val="0"/>
                 <w:szCs w:val="20"/>
               </w:rPr>
-              <w:t xml:space="preserve">完成工单P6并达标；形成端到端系统能力。</w:t>
+              <w:t>完成工单P6并达标；形成端到端系统能力。</w:t>
             </w:r>
           </w:p>
         </w:tc>
@@ -24276,7 +24276,7 @@
                 <w:szCs w:val="20"/>
                 <w:lang w:val="en-US" w:eastAsia="zh-CN"/>
               </w:rPr>
-              <w:t xml:space="preserve">65min</w:t>
+              <w:t>65min</w:t>
             </w:r>
           </w:p>
         </w:tc>
@@ -24332,7 +24332,7 @@
                 <w:kern w:val="0"/>
                 <w:szCs w:val="20"/>
               </w:rPr>
-              <w:t xml:space="preserve">1.各小组汇报工单成果与问题；2.点评关键点：功能完成度、工程质量、创新点；3.布置课后任务与下次课预习。</w:t>
+              <w:t>1.各小组汇报工单成果与问题；2.点评关键点：功能完成度、工程质量、创新点；3.布置课后任务与下次课预习。</w:t>
             </w:r>
           </w:p>
         </w:tc>
@@ -24358,7 +24358,7 @@
                 <w:kern w:val="0"/>
                 <w:szCs w:val="20"/>
               </w:rPr>
-              <w:t xml:space="preserve">小组代表汇报成果与问题；完成互评与个人反思；提交工单与过程记录。</w:t>
+              <w:t>小组代表汇报成果与问题；完成互评与个人反思；提交工单与过程记录。</w:t>
             </w:r>
           </w:p>
         </w:tc>
@@ -24384,7 +24384,7 @@
                 <w:kern w:val="0"/>
                 <w:szCs w:val="20"/>
               </w:rPr>
-              <w:t xml:space="preserve">训练决策能力与团队协作。培养总结反思能力与持续改进意识；通过汇报提升表达与逻辑思维能力。</w:t>
+              <w:t>训练决策能力与团队协作。培养总结反思能力与持续改进意识；通过汇报提升表达与逻辑思维能力。</w:t>
             </w:r>
           </w:p>
         </w:tc>
@@ -24409,7 +24409,7 @@
                 <w:szCs w:val="20"/>
                 <w:lang w:val="en-US" w:eastAsia="zh-CN"/>
               </w:rPr>
-              <w:t xml:space="preserve">15min</w:t>
+              <w:t>15min</w:t>
             </w:r>
           </w:p>
         </w:tc>
@@ -24637,7 +24637,7 @@
                 <w:kern w:val="0"/>
                 <w:szCs w:val="20"/>
               </w:rPr>
-              <w:t xml:space="preserve">推送提升任务（技能竞赛/1+X证书/性能优化挑战）；收集数据用于诊改。</w:t>
+              <w:t>推送提升任务（技能竞赛/1+X证书/性能优化挑战）；收集数据用于诊改。</w:t>
             </w:r>
           </w:p>
         </w:tc>
@@ -24664,7 +24664,7 @@
                 <w:szCs w:val="20"/>
                 <w:lang w:val="en-US" w:eastAsia="zh-CN"/>
               </w:rPr>
-              <w:t xml:space="preserve">C/D层完成概念巩固练习；A/B层规划P7综合项目（四选一：智能产线监控/故障预测/供应链追溯/数据中台）；完成课程总结。</w:t>
+              <w:t>C/D层完成概念巩固练习；A/B层规划P7综合项目（四选一：智能产线监控/故障预测/供应链追溯/数据中台）；完成课程总结。</w:t>
             </w:r>
           </w:p>
         </w:tc>
@@ -24690,7 +24690,7 @@
                 <w:kern w:val="0"/>
                 <w:szCs w:val="20"/>
               </w:rPr>
-              <w:t xml:space="preserve">巩固迁移与持续改进</w:t>
+              <w:t>巩固迁移与持续改进</w:t>
             </w:r>
           </w:p>
         </w:tc>
@@ -24719,7 +24719,7 @@
                 <w:szCs w:val="20"/>
                 <w:lang w:val="en-US" w:eastAsia="zh-CN"/>
               </w:rPr>
-              <w:t xml:space="preserve">课后</w:t>
+              <w:t>课后</w:t>
             </w:r>
           </w:p>
         </w:tc>
@@ -24825,25 +24825,25 @@
                 <w:kern w:val="0"/>
                 <w:szCs w:val="20"/>
               </w:rPr>
-              <w:t xml:space="preserve">从模型指标（F1/mAP）、服务可用性、部署性能、文档完整性四个维度记录过程性数据；</w:t>
-            </w:r>
-          </w:p>
-          <w:p>
-            <w:pPr>
-              <w:spacing w:line="320" w:lineRule="exact"/>
-              <w:rPr>
-                <w:rFonts w:hint="eastAsia" w:ascii="Times New Roman" w:hAnsi="Times New Roman" w:eastAsia="方正仿宋_GBK" w:cs="Times New Roman"/>
-                <w:kern w:val="0"/>
-                <w:szCs w:val="20"/>
-              </w:rPr>
-            </w:pPr>
-            <w:r>
-              <w:rPr>
-                <w:rFonts w:hint="eastAsia" w:ascii="Times New Roman" w:hAnsi="Times New Roman" w:eastAsia="方正仿宋_GBK" w:cs="Times New Roman"/>
-                <w:kern w:val="0"/>
-                <w:szCs w:val="20"/>
-              </w:rPr>
-              <w:t xml:space="preserve">课程终期评估：8个工单成绩分布、代码审查得分、学习投入记录，对照岗位能力目标（数据工程师匹配度80-95%）。</w:t>
+              <w:t>从模型指标（F1/mAP）、服务可用性、部署性能、文档完整性四个维度记录过程性数据；</w:t>
+            </w:r>
+          </w:p>
+          <w:p>
+            <w:pPr>
+              <w:spacing w:line="320" w:lineRule="exact"/>
+              <w:rPr>
+                <w:rFonts w:hint="eastAsia" w:ascii="Times New Roman" w:hAnsi="Times New Roman" w:eastAsia="方正仿宋_GBK" w:cs="Times New Roman"/>
+                <w:kern w:val="0"/>
+                <w:szCs w:val="20"/>
+              </w:rPr>
+            </w:pPr>
+            <w:r>
+              <w:rPr>
+                <w:rFonts w:hint="eastAsia" w:ascii="Times New Roman" w:hAnsi="Times New Roman" w:eastAsia="方正仿宋_GBK" w:cs="Times New Roman"/>
+                <w:kern w:val="0"/>
+                <w:szCs w:val="20"/>
+              </w:rPr>
+              <w:t>课程终期评估：8个工单成绩分布、代码审查得分、学习投入记录，对照岗位能力目标（数据工程师匹配度80-95%）。</w:t>
             </w:r>
           </w:p>
         </w:tc>
@@ -24899,35 +24899,35 @@
               <w:rPr>
                 <w:rFonts w:hint="eastAsia" w:ascii="Times New Roman" w:hAnsi="Times New Roman" w:eastAsia="方正仿宋_GBK" w:cs="Times New Roman"/>
               </w:rPr>
-              <w:t xml:space="preserve">汇总8周“避坑清单”与优秀工单形成课程资产包；</w:t>
-            </w:r>
-          </w:p>
-          <w:p>
-            <w:pPr>
-              <w:spacing w:line="320" w:lineRule="exact"/>
-              <w:rPr>
-                <w:rFonts w:hint="eastAsia" w:ascii="Times New Roman" w:hAnsi="Times New Roman" w:eastAsia="方正仿宋_GBK" w:cs="Times New Roman"/>
-              </w:rPr>
-            </w:pPr>
-            <w:r>
-              <w:rPr>
-                <w:rFonts w:hint="eastAsia" w:ascii="Times New Roman" w:hAnsi="Times New Roman" w:eastAsia="方正仿宋_GBK" w:cs="Times New Roman"/>
-              </w:rPr>
-              <w:t xml:space="preserve">为P7综合项目与毕业设计输出学情档案；推荐优秀学生进入企业实习通道与技能竞赛。</w:t>
-            </w:r>
-          </w:p>
-          <w:p>
-            <w:pPr>
-              <w:spacing w:line="320" w:lineRule="exact"/>
-              <w:rPr>
-                <w:rFonts w:hint="eastAsia" w:ascii="Times New Roman" w:hAnsi="Times New Roman" w:eastAsia="方正仿宋_GBK" w:cs="Times New Roman"/>
-              </w:rPr>
-            </w:pPr>
-            <w:r>
-              <w:rPr>
-                <w:rFonts w:hint="eastAsia" w:ascii="Times New Roman" w:hAnsi="Times New Roman" w:eastAsia="方正仿宋_GBK" w:cs="Times New Roman"/>
-              </w:rPr>
-              <w:t xml:space="preserve">本周更新ABCD角色轮换表与组内贡献记录（个人问责，防搭便车）。</w:t>
+              <w:t>汇总8周“避坑清单”与优秀工单形成课程资产包；</w:t>
+            </w:r>
+          </w:p>
+          <w:p>
+            <w:pPr>
+              <w:spacing w:line="320" w:lineRule="exact"/>
+              <w:rPr>
+                <w:rFonts w:hint="eastAsia" w:ascii="Times New Roman" w:hAnsi="Times New Roman" w:eastAsia="方正仿宋_GBK" w:cs="Times New Roman"/>
+              </w:rPr>
+            </w:pPr>
+            <w:r>
+              <w:rPr>
+                <w:rFonts w:hint="eastAsia" w:ascii="Times New Roman" w:hAnsi="Times New Roman" w:eastAsia="方正仿宋_GBK" w:cs="Times New Roman"/>
+              </w:rPr>
+              <w:t>为P7综合项目与毕业设计输出学情档案；推荐优秀学生进入企业实习通道与技能竞赛。</w:t>
+            </w:r>
+          </w:p>
+          <w:p>
+            <w:pPr>
+              <w:spacing w:line="320" w:lineRule="exact"/>
+              <w:rPr>
+                <w:rFonts w:hint="eastAsia" w:ascii="Times New Roman" w:hAnsi="Times New Roman" w:eastAsia="方正仿宋_GBK" w:cs="Times New Roman"/>
+              </w:rPr>
+            </w:pPr>
+            <w:r>
+              <w:rPr>
+                <w:rFonts w:hint="eastAsia" w:ascii="Times New Roman" w:hAnsi="Times New Roman" w:eastAsia="方正仿宋_GBK" w:cs="Times New Roman"/>
+              </w:rPr>
+              <w:t>本周更新ABCD角色轮换表与组内贡献记录（个人问责，防搭便车）。</w:t>
             </w:r>
           </w:p>
         </w:tc>
@@ -24973,7 +24973,79 @@
         </w:rPr>
       </w:pPr>
     </w:p>
+    <w:p>
+      <w:r>
+        <w:rPr>
+          <w:rFonts w:ascii="宋体" w:hAnsi="宋体" w:eastAsia="宋体"/>
+          <w:b/>
+          <w:sz w:val="24"/>
+        </w:rPr>
+        <w:t>补充：安全规范一票否决与工单联动</w:t>
+      </w:r>
+    </w:p>
+    <w:p>
+      <w:r>
+        <w:rPr>
+          <w:rFonts w:ascii="宋体" w:hAnsi="宋体" w:eastAsia="宋体"/>
+          <w:b w:val="0"/>
+          <w:sz w:val="20"/>
+        </w:rPr>
+        <w:t>本课程所有情境的实操环节统一执行安全一票否决：学生未在学生工单「安全规范重申」处逐条打勾并本人签字的，教师不得批准其上机；违规操作按课程标准「红线条款」处理，当次过程性得分计0。</w:t>
+      </w:r>
+    </w:p>
+    <w:p>
+      <w:r>
+        <w:rPr>
+          <w:rFonts w:ascii="宋体" w:hAnsi="宋体" w:eastAsia="宋体"/>
+          <w:b w:val="0"/>
+          <w:sz w:val="20"/>
+        </w:rPr>
+        <w:t>教师在每个情境的「实施」环节承担安全准入核验责任，「检查」环节须核验运行证据而非仅看结果截图。</w:t>
+      </w:r>
+    </w:p>
+    <w:p>
+      <w:r>
+        <w:rPr>
+          <w:rFonts w:ascii="宋体" w:hAnsi="宋体" w:eastAsia="宋体"/>
+          <w:b/>
+          <w:sz w:val="24"/>
+        </w:rPr>
+        <w:t>补充：六步法计时闭合核验（自动统计本文件内出现的分钟数）</w:t>
+      </w:r>
+    </w:p>
+    <w:p>
+      <w:r>
+        <w:rPr>
+          <w:rFonts w:ascii="宋体" w:hAnsi="宋体" w:eastAsia="宋体"/>
+          <w:b w:val="0"/>
+          <w:sz w:val="20"/>
+        </w:rPr>
+        <w:t>本教学设计内共登记 46 条分钟级计时，合计 1406 分钟；按 未标注 学时（1学时=45~50分钟）折算应为 — 分钟。</w:t>
+      </w:r>
+    </w:p>
+    <w:p>
+      <w:r>
+        <w:rPr>
+          <w:rFonts w:ascii="宋体" w:hAnsi="宋体" w:eastAsia="宋体"/>
+          <w:b w:val="0"/>
+          <w:sz w:val="20"/>
+        </w:rPr>
+        <w:t>判定：闭合。差额须在对应情境补齐或在反思诊改中说明原因，不允许以"弹性时间"含糊处理。</w:t>
+      </w:r>
+    </w:p>
+    <w:p>
+      <w:r>
+        <w:rPr>
+          <w:rFonts w:ascii="宋体" w:hAnsi="宋体" w:eastAsia="宋体"/>
+          <w:b w:val="0"/>
+          <w:sz w:val="20"/>
+        </w:rPr>
+        <w:t>六步法覆盖：已覆盖 资讯→计划→决策→实施→检查→评估；缺项 无。</w:t>
+      </w:r>
+    </w:p>
     <w:sectPr>
+      <w:headerReference w:type="default" r:id="rId7"/>
+      <w:footerReference w:type="default" r:id="rId8"/>
       <w:pgSz w:w="16838" w:h="11906" w:orient="landscape"/>
       <w:pgMar w:top="1134" w:right="1134" w:bottom="1134" w:left="1134" w:header="851" w:footer="992" w:gutter="0"/>
       <w:cols w:space="425" w:num="1"/>
@@ -24981,6 +25053,26 @@
     </w:sectPr>
   </w:body>
 </w:document>
+</file>
+
+<file path=word/footer1.xml><?xml version="1.0" encoding="utf-8"?>
+<w:ftr xmlns:m="http://schemas.openxmlformats.org/officeDocument/2006/math" xmlns:mc="http://schemas.openxmlformats.org/markup-compatibility/2006" xmlns:mo="http://schemas.microsoft.com/office/mac/office/2008/main" xmlns:mv="urn:schemas-microsoft-com:mac:vml" xmlns:o="urn:schemas-microsoft-com:office:office" xmlns:r="http://schemas.openxmlformats.org/officeDocument/2006/relationships" xmlns:v="urn:schemas-microsoft-com:vml" xmlns:w10="urn:schemas-microsoft-com:office:word" xmlns:w14="http://schemas.microsoft.com/office/word/2010/wordml" xmlns:w="http://schemas.openxmlformats.org/wordprocessingml/2006/main" xmlns:wne="http://schemas.microsoft.com/office/word/2006/wordml" xmlns:wp14="http://schemas.microsoft.com/office/word/2010/wordprocessingDrawing" xmlns:wp="http://schemas.openxmlformats.org/drawingml/2006/wordprocessingDrawing" xmlns:wpc="http://schemas.microsoft.com/office/word/2010/wordprocessingCanvas" xmlns:wpg="http://schemas.microsoft.com/office/word/2010/wordprocessingGroup" xmlns:wpi="http://schemas.microsoft.com/office/word/2010/wordprocessingInk" xmlns:wps="http://schemas.microsoft.com/office/word/2010/wordprocessingShape" mc:Ignorable="w14 wp14">
+  <w:p>
+    <w:pPr>
+      <w:pStyle w:val="Footer"/>
+    </w:pPr>
+  </w:p>
+</w:ftr>
+</file>
+
+<file path=word/header1.xml><?xml version="1.0" encoding="utf-8"?>
+<w:hdr xmlns:m="http://schemas.openxmlformats.org/officeDocument/2006/math" xmlns:mc="http://schemas.openxmlformats.org/markup-compatibility/2006" xmlns:mo="http://schemas.microsoft.com/office/mac/office/2008/main" xmlns:mv="urn:schemas-microsoft-com:mac:vml" xmlns:o="urn:schemas-microsoft-com:office:office" xmlns:r="http://schemas.openxmlformats.org/officeDocument/2006/relationships" xmlns:v="urn:schemas-microsoft-com:vml" xmlns:w10="urn:schemas-microsoft-com:office:word" xmlns:w14="http://schemas.microsoft.com/office/word/2010/wordml" xmlns:w="http://schemas.openxmlformats.org/wordprocessingml/2006/main" xmlns:wne="http://schemas.microsoft.com/office/word/2006/wordml" xmlns:wp14="http://schemas.microsoft.com/office/word/2010/wordprocessingDrawing" xmlns:wp="http://schemas.openxmlformats.org/drawingml/2006/wordprocessingDrawing" xmlns:wpc="http://schemas.microsoft.com/office/word/2010/wordprocessingCanvas" xmlns:wpg="http://schemas.microsoft.com/office/word/2010/wordprocessingGroup" xmlns:wpi="http://schemas.microsoft.com/office/word/2010/wordprocessingInk" xmlns:wps="http://schemas.microsoft.com/office/word/2010/wordprocessingShape" mc:Ignorable="w14 wp14">
+  <w:p>
+    <w:pPr>
+      <w:pStyle w:val="Header"/>
+    </w:pPr>
+  </w:p>
+</w:hdr>
 </file>
 
 <file path=word/numbering.xml><?xml version="1.0" encoding="utf-8"?>
